--- a/clients/nicolette_scott/Nicolette_Scott_2Day_AtHome_Training_Plan_Client_View.docx
+++ b/clients/nicolette_scott/Nicolette_Scott_2Day_AtHome_Training_Plan_Client_View.docx
@@ -81,7 +81,7 @@
           <w:sz w:val="17"/>
           <w:szCs w:val="17"/>
         </w:rPr>
-        <w:t xml:space="preserve">This is your ICONS Index program — built for your body, your goals, and where you are right now. You’re not fragile. You’re powerful, capable, and still evolving.</w:t>
+        <w:t xml:space="preserve">This is your ICONS Index program — built for your body, your goals, and where you are right now. Control precedes power. Strength builds confidence. Energy becomes identity.</w:t>
       </w:r>
     </w:p>
     <w:p>

--- a/clients/nicolette_scott/Nicolette_Scott_2Day_AtHome_Training_Plan_Client_View.docx
+++ b/clients/nicolette_scott/Nicolette_Scott_2Day_AtHome_Training_Plan_Client_View.docx
@@ -1886,7 +1886,7 @@
           <w:sz w:val="17"/>
           <w:szCs w:val="17"/>
         </w:rPr>
-        <w:t xml:space="preserve">Segmental Asymmetry — Legs Meet the Protocol Trigger, Arms Do Not:  </w:t>
+        <w:t xml:space="preserve">Segmental Asymmetry — Left Leg Leads Unilateral Work:  </w:t>
       </w:r>
       <w:r>
         <w:rPr>
@@ -1895,7 +1895,7 @@
           <w:sz w:val="17"/>
           <w:szCs w:val="17"/>
         </w:rPr>
-        <w:t xml:space="preserve">Left Leg LST 13.8 lbs / Right Leg LST 14.3 lbs — 0.5 lb gap, meets the Asymmetry Protocol trigger exactly. Left leg is the weaker side and leads every unilateral leg exercise in this program — Single-Leg RDL and DB Split Squat, same as the full-gym version. Left Arm LST 5.8 lbs / Right Arm LST 6.1 lbs — 0.3 lb gap, below the 0.5 lb trigger; noted, but the weaker-side-leads rule is NOT applied to arm work (Single-Arm Row, Farmers Carry).</w:t>
+        <w:t xml:space="preserve">Left Leg LST 13.8 lbs / Right Leg LST 14.3 lbs — left leg reads as the lighter/weaker side on this scan and leads every unilateral leg exercise in this program (Single-Leg RDL and DB Split Squat), same as the full-gym version. Left Arm LST 5.8 lbs / Right Arm LST 6.1 lbs — a smaller gap; no side-lead is applied to arm work (Single-Arm Row, Farmers Carry).</w:t>
       </w:r>
     </w:p>
     <w:p>
@@ -5281,7 +5281,7 @@
           <w:sz w:val="17"/>
           <w:szCs w:val="17"/>
         </w:rPr>
-        <w:t xml:space="preserve">Farmer carry and suitcase carry double as the primary cardiovascular stimulus at 2 days/week — a hallway, driveway, or office corridor is enough space. Carry with both hands evenly on the Farmer Carry; arm asymmetry (0.3 lb gap) sits below the 0.5 lb protocol trigger, so no side-lead is applied there.</w:t>
+        <w:t xml:space="preserve">Farmer carry and suitcase carry double as the primary cardiovascular stimulus at 2 days/week — a hallway, driveway, or office corridor is enough space. Carry with both hands evenly on the Farmer Carry; the arm-to-arm difference here is minor, so no side-lead is applied there.</w:t>
       </w:r>
     </w:p>
     <w:tbl>
@@ -8837,7 +8837,7 @@
           <w:sz w:val="17"/>
           <w:szCs w:val="17"/>
         </w:rPr>
-        <w:t xml:space="preserve">Row was not part of the tested 10-pattern battery — today's working loads become the new 8-week baseline for both rows, tracked the same as every tested lift. No side-lead is applied to Single-Arm Row (arm asymmetry sits below the 0.5 lb trigger). Same exercises and loads as the studio version — no equipment substitution needed here.</w:t>
+        <w:t xml:space="preserve">Row was not part of the tested 10-pattern battery — today's working loads become the new 8-week baseline for both rows, tracked the same as every tested lift. No side-lead is applied to Single-Arm Row — the arm-to-arm difference here is minor. Same exercises and loads as the studio version — no equipment substitution needed here.</w:t>
       </w:r>
     </w:p>
     <w:tbl>

--- a/clients/nicolette_scott/Nicolette_Scott_2Day_AtHome_Training_Plan_Client_View.docx
+++ b/clients/nicolette_scott/Nicolette_Scott_2Day_AtHome_Training_Plan_Client_View.docx
@@ -2039,7 +2039,7 @@
           <w:sz w:val="17"/>
           <w:szCs w:val="17"/>
         </w:rPr>
-        <w:t xml:space="preserve">15g collagen peptides + 50mg Vitamin C, taken 30–60 minutes before the loading session. Doubles collagen synthesis markers when paired with mechanical load (Shaw et al. 2017).</w:t>
+        <w:t xml:space="preserve">15g collagen peptides + 50mg Vitamin C, taken 45–60 minutes before the loading session. A connective-tissue support protocol taken consistently on training days over 12+ weeks — the benefit is structural and builds over time, not a pre-workout performance boost. Requires mechanical load to work. Ranks below protein and creatine in priority (Shaw et al. 2017).</w:t>
       </w:r>
     </w:p>
     <w:p>

--- a/clients/nicolette_scott/Nicolette_Scott_2Day_AtHome_Training_Plan_Client_View.docx
+++ b/clients/nicolette_scott/Nicolette_Scott_2Day_AtHome_Training_Plan_Client_View.docx
@@ -1907,6 +1907,31 @@
           <w:rFonts w:ascii="Arial" w:cs="Arial" w:eastAsia="Arial" w:hAnsi="Arial"/>
           <w:b/>
           <w:bCs/>
+          <w:color w:val="1565C0"/>
+          <w:sz w:val="17"/>
+          <w:szCs w:val="17"/>
+        </w:rPr>
+        <w:t xml:space="preserve">Planned Recovery Week — Built In, Timed by How Training Is Actually Going:  </w:t>
+      </w:r>
+      <w:r>
+        <w:rPr>
+          <w:rFonts w:ascii="Arial" w:cs="Arial" w:eastAsia="Arial" w:hAnsi="Arial"/>
+          <w:color w:val="2C2C2C"/>
+          <w:sz w:val="17"/>
+          <w:szCs w:val="17"/>
+        </w:rPr>
+        <w:t xml:space="preserve">Roughly every four to six weeks of continuous progression, this program takes one deliberately lighter week — the same in this at-home plan as in the studio version, since it is one training week regardless of venue: the same exercises and movement patterns, sets reduced by roughly a third, every set held comfortably well short of hard effort, and loads held rather than climbing. At her current technique-first loads the light week is not fixed to a calendar date: the natural first window is right after the Week 4 strength check, and it moves earlier if lifts stall, soreness lingers, or sleep degrades. One light week costs nothing that matters — muscle built over the previous weeks is not lost in a single reduced-volume week.</w:t>
+      </w:r>
+    </w:p>
+    <w:p>
+      <w:pPr>
+        <w:spacing w:after="100"/>
+      </w:pPr>
+      <w:r>
+        <w:rPr>
+          <w:rFonts w:ascii="Arial" w:cs="Arial" w:eastAsia="Arial" w:hAnsi="Arial"/>
+          <w:b/>
+          <w:bCs/>
           <w:color w:val="C9A227"/>
           <w:sz w:val="17"/>
           <w:szCs w:val="17"/>
@@ -1971,7 +1996,7 @@
           <w:sz w:val="20"/>
           <w:szCs w:val="20"/>
         </w:rPr>
-        <w:t xml:space="preserve">84–84g/day</w:t>
+        <w:t xml:space="preserve">84g/day</w:t>
       </w:r>
       <w:r>
         <w:rPr>
@@ -1980,7 +2005,7 @@
           <w:sz w:val="15"/>
           <w:szCs w:val="15"/>
         </w:rPr>
-        <w:t xml:space="preserve">  (1.6–1.6 g/kg — active women general tier)  </w:t>
+        <w:t xml:space="preserve">  (1.6 g/kg — active women general tier)  </w:t>
       </w:r>
       <w:r>
         <w:rPr>
@@ -3252,7 +3277,7 @@
           <w:sz w:val="17"/>
           <w:szCs w:val="17"/>
         </w:rPr>
-        <w:t xml:space="preserve">B — PRIMARY HINGE STRENGTH — DB SUBSTITUTES</w:t>
+        <w:t xml:space="preserve">B — PRIMARY COMPOUND — DB ROMANIAN DEADLIFT</w:t>
       </w:r>
     </w:p>
     <w:p>
@@ -3277,7 +3302,7 @@
           <w:sz w:val="17"/>
           <w:szCs w:val="17"/>
         </w:rPr>
-        <w:t xml:space="preserve">DB Romanian Deadlift replaces Hex Bar Deadlift; DB Hip Thrust (bench-supported, double dumbbell across the hips) replaces the barbell version. Both are naturally lighter than their studio counterparts — the Hip Thrust in particular caps around 55-60 lbs total by Week 4 here versus 80 lbs total in the studio program, an equipment ceiling, not a strength ceiling.</w:t>
+        <w:t xml:space="preserve">The day's main lift. DB Romanian Deadlift replaces the studio version's Hex Bar Deadlift — naturally lighter by design, an equipment difference, not a regression. If the day calls for a variation, rotate between: a B-stance DB RDL (rear foot down for balance, one leg doing the working share) or a sumo-stance DB deadlift (wider base, more upright torso) — both dumbbell-only. The double-DB Romanian deadlift stays the lift we track.</w:t>
       </w:r>
     </w:p>
     <w:tbl>
@@ -3777,464 +3802,6 @@
           </w:p>
         </w:tc>
       </w:tr>
-      <w:tr>
-        <w:tc>
-          <w:tcPr>
-            <w:tcW w:type="dxa" w:w="2400"/>
-            <w:tcBorders>
-              <w:top w:val="none" w:color="FFFFFF" w:sz="0"/>
-              <w:left w:val="none" w:color="FFFFFF" w:sz="0"/>
-              <w:bottom w:val="none" w:color="FFFFFF" w:sz="0"/>
-              <w:right w:val="none" w:color="FFFFFF" w:sz="0"/>
-            </w:tcBorders>
-            <w:shd w:fill="FFFFFF" w:color="auto" w:val="clear"/>
-            <w:tcMar>
-              <w:top w:type="dxa" w:w="40"/>
-              <w:left w:type="dxa" w:w="80"/>
-              <w:bottom w:type="dxa" w:w="40"/>
-              <w:right w:type="dxa" w:w="80"/>
-            </w:tcMar>
-            <w:vAlign w:val="center"/>
-          </w:tcPr>
-          <w:p>
-            <w:r>
-              <w:rPr>
-                <w:rFonts w:ascii="Arial" w:cs="Arial" w:eastAsia="Arial" w:hAnsi="Arial"/>
-                <w:b/>
-                <w:bCs/>
-                <w:color w:val="2C2C2C"/>
-                <w:sz w:val="18"/>
-                <w:szCs w:val="18"/>
-              </w:rPr>
-              <w:t xml:space="preserve">DB Hip Thrust (Bench-Supported)</w:t>
-            </w:r>
-          </w:p>
-        </w:tc>
-        <w:tc>
-          <w:tcPr>
-            <w:tcW w:type="dxa" w:w="380"/>
-            <w:tcBorders>
-              <w:top w:val="none" w:color="FFFFFF" w:sz="0"/>
-              <w:left w:val="none" w:color="FFFFFF" w:sz="0"/>
-              <w:bottom w:val="none" w:color="FFFFFF" w:sz="0"/>
-              <w:right w:val="none" w:color="FFFFFF" w:sz="0"/>
-            </w:tcBorders>
-            <w:shd w:fill="FFFFFF" w:color="auto" w:val="clear"/>
-            <w:tcMar>
-              <w:top w:type="dxa" w:w="40"/>
-              <w:left w:type="dxa" w:w="80"/>
-              <w:bottom w:type="dxa" w:w="40"/>
-              <w:right w:type="dxa" w:w="80"/>
-            </w:tcMar>
-            <w:vAlign w:val="center"/>
-          </w:tcPr>
-          <w:p>
-            <w:pPr>
-              <w:jc w:val="center"/>
-            </w:pPr>
-            <w:r>
-              <w:rPr>
-                <w:rFonts w:ascii="Arial" w:cs="Arial" w:eastAsia="Arial" w:hAnsi="Arial"/>
-                <w:color w:val="6B6B6B"/>
-                <w:sz w:val="15"/>
-                <w:szCs w:val="15"/>
-              </w:rPr>
-              <w:t xml:space="preserve">3</w:t>
-            </w:r>
-          </w:p>
-        </w:tc>
-        <w:tc>
-          <w:tcPr>
-            <w:tcW w:type="dxa" w:w="420"/>
-            <w:tcBorders>
-              <w:top w:val="none" w:color="FFFFFF" w:sz="0"/>
-              <w:left w:val="none" w:color="FFFFFF" w:sz="0"/>
-              <w:bottom w:val="none" w:color="FFFFFF" w:sz="0"/>
-              <w:right w:val="none" w:color="FFFFFF" w:sz="0"/>
-            </w:tcBorders>
-            <w:shd w:fill="FFFFFF" w:color="auto" w:val="clear"/>
-            <w:tcMar>
-              <w:top w:type="dxa" w:w="40"/>
-              <w:left w:type="dxa" w:w="80"/>
-              <w:bottom w:type="dxa" w:w="40"/>
-              <w:right w:type="dxa" w:w="80"/>
-            </w:tcMar>
-            <w:vAlign w:val="center"/>
-          </w:tcPr>
-          <w:p>
-            <w:pPr>
-              <w:jc w:val="center"/>
-            </w:pPr>
-            <w:r>
-              <w:rPr>
-                <w:rFonts w:ascii="Arial" w:cs="Arial" w:eastAsia="Arial" w:hAnsi="Arial"/>
-                <w:color w:val="6B6B6B"/>
-                <w:sz w:val="15"/>
-                <w:szCs w:val="15"/>
-              </w:rPr>
-              <w:t xml:space="preserve">8</w:t>
-            </w:r>
-          </w:p>
-        </w:tc>
-        <w:tc>
-          <w:tcPr>
-            <w:tcW w:type="dxa" w:w="680"/>
-            <w:tcBorders>
-              <w:top w:val="none" w:color="FFFFFF" w:sz="0"/>
-              <w:left w:val="none" w:color="FFFFFF" w:sz="0"/>
-              <w:bottom w:val="none" w:color="FFFFFF" w:sz="0"/>
-              <w:right w:val="none" w:color="FFFFFF" w:sz="0"/>
-            </w:tcBorders>
-            <w:shd w:fill="FFFFFF" w:color="auto" w:val="clear"/>
-            <w:tcMar>
-              <w:top w:type="dxa" w:w="40"/>
-              <w:left w:type="dxa" w:w="80"/>
-              <w:bottom w:type="dxa" w:w="40"/>
-              <w:right w:type="dxa" w:w="80"/>
-            </w:tcMar>
-            <w:vAlign w:val="center"/>
-          </w:tcPr>
-          <w:p>
-            <w:pPr>
-              <w:jc w:val="center"/>
-            </w:pPr>
-            <w:r>
-              <w:rPr>
-                <w:rFonts w:ascii="Arial" w:cs="Arial" w:eastAsia="Arial" w:hAnsi="Arial"/>
-                <w:color w:val="6B6B6B"/>
-                <w:sz w:val="15"/>
-                <w:szCs w:val="15"/>
-              </w:rPr>
-              <w:t xml:space="preserve">Wk1: 20 lbs/hand → Wk4: 27.5–30 lbs/hand (double DB)</w:t>
-            </w:r>
-          </w:p>
-        </w:tc>
-        <w:tc>
-          <w:tcPr>
-            <w:tcW w:type="dxa" w:w="540"/>
-            <w:tcBorders>
-              <w:top w:val="none" w:color="FFFFFF" w:sz="0"/>
-              <w:left w:val="none" w:color="FFFFFF" w:sz="0"/>
-              <w:bottom w:val="none" w:color="FFFFFF" w:sz="0"/>
-              <w:right w:val="none" w:color="FFFFFF" w:sz="0"/>
-            </w:tcBorders>
-            <w:shd w:fill="FFFFFF" w:color="auto" w:val="clear"/>
-            <w:tcMar>
-              <w:top w:type="dxa" w:w="40"/>
-              <w:left w:type="dxa" w:w="80"/>
-              <w:bottom w:type="dxa" w:w="40"/>
-              <w:right w:type="dxa" w:w="80"/>
-            </w:tcMar>
-            <w:vAlign w:val="center"/>
-          </w:tcPr>
-          <w:p>
-            <w:pPr>
-              <w:jc w:val="center"/>
-            </w:pPr>
-            <w:r>
-              <w:rPr>
-                <w:rFonts w:ascii="Arial" w:cs="Arial" w:eastAsia="Arial" w:hAnsi="Arial"/>
-                <w:color w:val="6B6B6B"/>
-                <w:sz w:val="15"/>
-                <w:szCs w:val="15"/>
-              </w:rPr>
-              <w:t xml:space="preserve">2-1-2</w:t>
-            </w:r>
-          </w:p>
-        </w:tc>
-        <w:tc>
-          <w:tcPr>
-            <w:tcW w:type="dxa" w:w="440"/>
-            <w:tcBorders>
-              <w:top w:val="none" w:color="FFFFFF" w:sz="0"/>
-              <w:left w:val="none" w:color="FFFFFF" w:sz="0"/>
-              <w:bottom w:val="none" w:color="FFFFFF" w:sz="0"/>
-              <w:right w:val="none" w:color="FFFFFF" w:sz="0"/>
-            </w:tcBorders>
-            <w:shd w:fill="FFFFFF" w:color="auto" w:val="clear"/>
-            <w:tcMar>
-              <w:top w:type="dxa" w:w="40"/>
-              <w:left w:type="dxa" w:w="80"/>
-              <w:bottom w:type="dxa" w:w="40"/>
-              <w:right w:type="dxa" w:w="80"/>
-            </w:tcMar>
-            <w:vAlign w:val="center"/>
-          </w:tcPr>
-          <w:p>
-            <w:pPr>
-              <w:jc w:val="center"/>
-            </w:pPr>
-            <w:r>
-              <w:rPr>
-                <w:rFonts w:ascii="Arial" w:cs="Arial" w:eastAsia="Arial" w:hAnsi="Arial"/>
-                <w:color w:val="6B6B6B"/>
-                <w:sz w:val="15"/>
-                <w:szCs w:val="15"/>
-              </w:rPr>
-              <w:t xml:space="preserve">90s</w:t>
-            </w:r>
-          </w:p>
-        </w:tc>
-        <w:tc>
-          <w:tcPr>
-            <w:tcW w:type="dxa" w:w="5580"/>
-            <w:tcBorders>
-              <w:top w:val="none" w:color="FFFFFF" w:sz="0"/>
-              <w:left w:val="none" w:color="FFFFFF" w:sz="0"/>
-              <w:bottom w:val="none" w:color="FFFFFF" w:sz="0"/>
-              <w:right w:val="none" w:color="FFFFFF" w:sz="0"/>
-            </w:tcBorders>
-            <w:shd w:fill="FFFFFF" w:color="auto" w:val="clear"/>
-            <w:tcMar>
-              <w:top w:type="dxa" w:w="40"/>
-              <w:left w:type="dxa" w:w="80"/>
-              <w:bottom w:type="dxa" w:w="40"/>
-              <w:right w:type="dxa" w:w="80"/>
-            </w:tcMar>
-            <w:vAlign w:val="center"/>
-          </w:tcPr>
-          <w:p>
-            <w:r>
-              <w:rPr>
-                <w:rFonts w:ascii="Arial" w:cs="Arial" w:eastAsia="Arial" w:hAnsi="Arial"/>
-                <w:color w:val="6B6B6B"/>
-                <w:sz w:val="17"/>
-                <w:szCs w:val="17"/>
-              </w:rPr>
-              <w:t xml:space="preserve">Upper back on bench, DBs rest on hip crease, full extension at top.</w:t>
-            </w:r>
-          </w:p>
-        </w:tc>
-      </w:tr>
-      <w:tr>
-        <w:tc>
-          <w:tcPr>
-            <w:tcW w:type="dxa" w:w="2400"/>
-            <w:tcBorders>
-              <w:top w:val="none" w:color="FFFFFF" w:sz="0"/>
-              <w:left w:val="none" w:color="FFFFFF" w:sz="0"/>
-              <w:bottom w:val="none" w:color="FFFFFF" w:sz="0"/>
-              <w:right w:val="none" w:color="FFFFFF" w:sz="0"/>
-            </w:tcBorders>
-            <w:shd w:fill="F1F8F2" w:color="auto" w:val="clear"/>
-            <w:tcMar>
-              <w:top w:type="dxa" w:w="40"/>
-              <w:left w:type="dxa" w:w="80"/>
-              <w:bottom w:type="dxa" w:w="40"/>
-              <w:right w:type="dxa" w:w="80"/>
-            </w:tcMar>
-            <w:vAlign w:val="center"/>
-          </w:tcPr>
-          <w:p>
-            <w:r>
-              <w:rPr>
-                <w:rFonts w:ascii="Arial" w:cs="Arial" w:eastAsia="Arial" w:hAnsi="Arial"/>
-                <w:b/>
-                <w:bCs/>
-                <w:color w:val="2C2C2C"/>
-                <w:sz w:val="18"/>
-                <w:szCs w:val="18"/>
-              </w:rPr>
-              <w:t xml:space="preserve">DB Lateral Raise</w:t>
-            </w:r>
-          </w:p>
-        </w:tc>
-        <w:tc>
-          <w:tcPr>
-            <w:tcW w:type="dxa" w:w="380"/>
-            <w:tcBorders>
-              <w:top w:val="none" w:color="FFFFFF" w:sz="0"/>
-              <w:left w:val="none" w:color="FFFFFF" w:sz="0"/>
-              <w:bottom w:val="none" w:color="FFFFFF" w:sz="0"/>
-              <w:right w:val="none" w:color="FFFFFF" w:sz="0"/>
-            </w:tcBorders>
-            <w:shd w:fill="F1F8F2" w:color="auto" w:val="clear"/>
-            <w:tcMar>
-              <w:top w:type="dxa" w:w="40"/>
-              <w:left w:type="dxa" w:w="80"/>
-              <w:bottom w:type="dxa" w:w="40"/>
-              <w:right w:type="dxa" w:w="80"/>
-            </w:tcMar>
-            <w:vAlign w:val="center"/>
-          </w:tcPr>
-          <w:p>
-            <w:pPr>
-              <w:jc w:val="center"/>
-            </w:pPr>
-            <w:r>
-              <w:rPr>
-                <w:rFonts w:ascii="Arial" w:cs="Arial" w:eastAsia="Arial" w:hAnsi="Arial"/>
-                <w:color w:val="6B6B6B"/>
-                <w:sz w:val="15"/>
-                <w:szCs w:val="15"/>
-              </w:rPr>
-              <w:t xml:space="preserve">3</w:t>
-            </w:r>
-          </w:p>
-        </w:tc>
-        <w:tc>
-          <w:tcPr>
-            <w:tcW w:type="dxa" w:w="420"/>
-            <w:tcBorders>
-              <w:top w:val="none" w:color="FFFFFF" w:sz="0"/>
-              <w:left w:val="none" w:color="FFFFFF" w:sz="0"/>
-              <w:bottom w:val="none" w:color="FFFFFF" w:sz="0"/>
-              <w:right w:val="none" w:color="FFFFFF" w:sz="0"/>
-            </w:tcBorders>
-            <w:shd w:fill="F1F8F2" w:color="auto" w:val="clear"/>
-            <w:tcMar>
-              <w:top w:type="dxa" w:w="40"/>
-              <w:left w:type="dxa" w:w="80"/>
-              <w:bottom w:type="dxa" w:w="40"/>
-              <w:right w:type="dxa" w:w="80"/>
-            </w:tcMar>
-            <w:vAlign w:val="center"/>
-          </w:tcPr>
-          <w:p>
-            <w:pPr>
-              <w:jc w:val="center"/>
-            </w:pPr>
-            <w:r>
-              <w:rPr>
-                <w:rFonts w:ascii="Arial" w:cs="Arial" w:eastAsia="Arial" w:hAnsi="Arial"/>
-                <w:color w:val="6B6B6B"/>
-                <w:sz w:val="15"/>
-                <w:szCs w:val="15"/>
-              </w:rPr>
-              <w:t xml:space="preserve">12–15</w:t>
-            </w:r>
-          </w:p>
-        </w:tc>
-        <w:tc>
-          <w:tcPr>
-            <w:tcW w:type="dxa" w:w="680"/>
-            <w:tcBorders>
-              <w:top w:val="none" w:color="FFFFFF" w:sz="0"/>
-              <w:left w:val="none" w:color="FFFFFF" w:sz="0"/>
-              <w:bottom w:val="none" w:color="FFFFFF" w:sz="0"/>
-              <w:right w:val="none" w:color="FFFFFF" w:sz="0"/>
-            </w:tcBorders>
-            <w:shd w:fill="F1F8F2" w:color="auto" w:val="clear"/>
-            <w:tcMar>
-              <w:top w:type="dxa" w:w="40"/>
-              <w:left w:type="dxa" w:w="80"/>
-              <w:bottom w:type="dxa" w:w="40"/>
-              <w:right w:type="dxa" w:w="80"/>
-            </w:tcMar>
-            <w:vAlign w:val="center"/>
-          </w:tcPr>
-          <w:p>
-            <w:pPr>
-              <w:jc w:val="center"/>
-            </w:pPr>
-            <w:r>
-              <w:rPr>
-                <w:rFonts w:ascii="Arial" w:cs="Arial" w:eastAsia="Arial" w:hAnsi="Arial"/>
-                <w:color w:val="6B6B6B"/>
-                <w:sz w:val="15"/>
-                <w:szCs w:val="15"/>
-              </w:rPr>
-              <w:t xml:space="preserve">5–8 lbs</w:t>
-            </w:r>
-          </w:p>
-        </w:tc>
-        <w:tc>
-          <w:tcPr>
-            <w:tcW w:type="dxa" w:w="540"/>
-            <w:tcBorders>
-              <w:top w:val="none" w:color="FFFFFF" w:sz="0"/>
-              <w:left w:val="none" w:color="FFFFFF" w:sz="0"/>
-              <w:bottom w:val="none" w:color="FFFFFF" w:sz="0"/>
-              <w:right w:val="none" w:color="FFFFFF" w:sz="0"/>
-            </w:tcBorders>
-            <w:shd w:fill="F1F8F2" w:color="auto" w:val="clear"/>
-            <w:tcMar>
-              <w:top w:type="dxa" w:w="40"/>
-              <w:left w:type="dxa" w:w="80"/>
-              <w:bottom w:type="dxa" w:w="40"/>
-              <w:right w:type="dxa" w:w="80"/>
-            </w:tcMar>
-            <w:vAlign w:val="center"/>
-          </w:tcPr>
-          <w:p>
-            <w:pPr>
-              <w:jc w:val="center"/>
-            </w:pPr>
-            <w:r>
-              <w:rPr>
-                <w:rFonts w:ascii="Arial" w:cs="Arial" w:eastAsia="Arial" w:hAnsi="Arial"/>
-                <w:color w:val="6B6B6B"/>
-                <w:sz w:val="15"/>
-                <w:szCs w:val="15"/>
-              </w:rPr>
-              <w:t xml:space="preserve">2-1-2</w:t>
-            </w:r>
-          </w:p>
-        </w:tc>
-        <w:tc>
-          <w:tcPr>
-            <w:tcW w:type="dxa" w:w="440"/>
-            <w:tcBorders>
-              <w:top w:val="none" w:color="FFFFFF" w:sz="0"/>
-              <w:left w:val="none" w:color="FFFFFF" w:sz="0"/>
-              <w:bottom w:val="none" w:color="FFFFFF" w:sz="0"/>
-              <w:right w:val="none" w:color="FFFFFF" w:sz="0"/>
-            </w:tcBorders>
-            <w:shd w:fill="F1F8F2" w:color="auto" w:val="clear"/>
-            <w:tcMar>
-              <w:top w:type="dxa" w:w="40"/>
-              <w:left w:type="dxa" w:w="80"/>
-              <w:bottom w:type="dxa" w:w="40"/>
-              <w:right w:type="dxa" w:w="80"/>
-            </w:tcMar>
-            <w:vAlign w:val="center"/>
-          </w:tcPr>
-          <w:p>
-            <w:pPr>
-              <w:jc w:val="center"/>
-            </w:pPr>
-            <w:r>
-              <w:rPr>
-                <w:rFonts w:ascii="Arial" w:cs="Arial" w:eastAsia="Arial" w:hAnsi="Arial"/>
-                <w:color w:val="6B6B6B"/>
-                <w:sz w:val="15"/>
-                <w:szCs w:val="15"/>
-              </w:rPr>
-              <w:t xml:space="preserve">30s</w:t>
-            </w:r>
-          </w:p>
-        </w:tc>
-        <w:tc>
-          <w:tcPr>
-            <w:tcW w:type="dxa" w:w="5580"/>
-            <w:tcBorders>
-              <w:top w:val="none" w:color="FFFFFF" w:sz="0"/>
-              <w:left w:val="none" w:color="FFFFFF" w:sz="0"/>
-              <w:bottom w:val="none" w:color="FFFFFF" w:sz="0"/>
-              <w:right w:val="none" w:color="FFFFFF" w:sz="0"/>
-            </w:tcBorders>
-            <w:shd w:fill="F1F8F2" w:color="auto" w:val="clear"/>
-            <w:tcMar>
-              <w:top w:type="dxa" w:w="40"/>
-              <w:left w:type="dxa" w:w="80"/>
-              <w:bottom w:type="dxa" w:w="40"/>
-              <w:right w:type="dxa" w:w="80"/>
-            </w:tcMar>
-            <w:vAlign w:val="center"/>
-          </w:tcPr>
-          <w:p>
-            <w:r>
-              <w:rPr>
-                <w:rFonts w:ascii="Arial" w:cs="Arial" w:eastAsia="Arial" w:hAnsi="Arial"/>
-                <w:color w:val="6B6B6B"/>
-                <w:sz w:val="17"/>
-                <w:szCs w:val="17"/>
-              </w:rPr>
-              <w:t xml:space="preserve">Lateral delt. Arms slightly bent, raise to shoulder height, slow lower.</w:t>
-            </w:r>
-          </w:p>
-        </w:tc>
-      </w:tr>
     </w:tbl>
     <w:p>
       <w:pPr>
@@ -4254,7 +3821,7 @@
           <w:sz w:val="17"/>
           <w:szCs w:val="17"/>
         </w:rPr>
-        <w:t xml:space="preserve">C — PRIMARY PRESS STRENGTH</w:t>
+        <w:t xml:space="preserve">C — ACCESSORY — DB HIP THRUST &amp; SHOULDER</w:t>
       </w:r>
     </w:p>
     <w:p>
@@ -4279,7 +3846,7 @@
           <w:sz w:val="17"/>
           <w:szCs w:val="17"/>
         </w:rPr>
-        <w:t xml:space="preserve">Same DB-based lifts as the full-gym version — no equipment substitution needed here. Seated overhead press (Epley 1RM ~12 lbs/hand) and incline chest press (Epley 1RM ~18 lbs/hand) both tested clean. Single-Leg RDL closes the block — left leg leads (weaker side).</w:t>
+        <w:t xml:space="preserve">The glute-building accessory directly behind the hinge — DB Hip Thrust (bench-supported, double dumbbell across the hips) replaces the barbell version and caps around 55-60 lbs total by Week 4 here versus 80 lbs total in the studio program: an equipment ceiling, not a strength ceiling. A light lateral raise rotates the pattern before the pressing block. If the hip thrust needs a variation: a floor glute bridge or a single-leg glute bridge (left leg leads) covers the same pattern.</w:t>
       </w:r>
     </w:p>
     <w:tbl>
@@ -4579,6 +4146,779 @@
                 <w:sz w:val="18"/>
                 <w:szCs w:val="18"/>
               </w:rPr>
+              <w:t xml:space="preserve">DB Hip Thrust (Bench-Supported)</w:t>
+            </w:r>
+          </w:p>
+        </w:tc>
+        <w:tc>
+          <w:tcPr>
+            <w:tcW w:type="dxa" w:w="380"/>
+            <w:tcBorders>
+              <w:top w:val="none" w:color="FFFFFF" w:sz="0"/>
+              <w:left w:val="none" w:color="FFFFFF" w:sz="0"/>
+              <w:bottom w:val="none" w:color="FFFFFF" w:sz="0"/>
+              <w:right w:val="none" w:color="FFFFFF" w:sz="0"/>
+            </w:tcBorders>
+            <w:shd w:fill="F1F8F2" w:color="auto" w:val="clear"/>
+            <w:tcMar>
+              <w:top w:type="dxa" w:w="40"/>
+              <w:left w:type="dxa" w:w="80"/>
+              <w:bottom w:type="dxa" w:w="40"/>
+              <w:right w:type="dxa" w:w="80"/>
+            </w:tcMar>
+            <w:vAlign w:val="center"/>
+          </w:tcPr>
+          <w:p>
+            <w:pPr>
+              <w:jc w:val="center"/>
+            </w:pPr>
+            <w:r>
+              <w:rPr>
+                <w:rFonts w:ascii="Arial" w:cs="Arial" w:eastAsia="Arial" w:hAnsi="Arial"/>
+                <w:color w:val="6B6B6B"/>
+                <w:sz w:val="15"/>
+                <w:szCs w:val="15"/>
+              </w:rPr>
+              <w:t xml:space="preserve">3</w:t>
+            </w:r>
+          </w:p>
+        </w:tc>
+        <w:tc>
+          <w:tcPr>
+            <w:tcW w:type="dxa" w:w="420"/>
+            <w:tcBorders>
+              <w:top w:val="none" w:color="FFFFFF" w:sz="0"/>
+              <w:left w:val="none" w:color="FFFFFF" w:sz="0"/>
+              <w:bottom w:val="none" w:color="FFFFFF" w:sz="0"/>
+              <w:right w:val="none" w:color="FFFFFF" w:sz="0"/>
+            </w:tcBorders>
+            <w:shd w:fill="F1F8F2" w:color="auto" w:val="clear"/>
+            <w:tcMar>
+              <w:top w:type="dxa" w:w="40"/>
+              <w:left w:type="dxa" w:w="80"/>
+              <w:bottom w:type="dxa" w:w="40"/>
+              <w:right w:type="dxa" w:w="80"/>
+            </w:tcMar>
+            <w:vAlign w:val="center"/>
+          </w:tcPr>
+          <w:p>
+            <w:pPr>
+              <w:jc w:val="center"/>
+            </w:pPr>
+            <w:r>
+              <w:rPr>
+                <w:rFonts w:ascii="Arial" w:cs="Arial" w:eastAsia="Arial" w:hAnsi="Arial"/>
+                <w:color w:val="6B6B6B"/>
+                <w:sz w:val="15"/>
+                <w:szCs w:val="15"/>
+              </w:rPr>
+              <w:t xml:space="preserve">8</w:t>
+            </w:r>
+          </w:p>
+        </w:tc>
+        <w:tc>
+          <w:tcPr>
+            <w:tcW w:type="dxa" w:w="680"/>
+            <w:tcBorders>
+              <w:top w:val="none" w:color="FFFFFF" w:sz="0"/>
+              <w:left w:val="none" w:color="FFFFFF" w:sz="0"/>
+              <w:bottom w:val="none" w:color="FFFFFF" w:sz="0"/>
+              <w:right w:val="none" w:color="FFFFFF" w:sz="0"/>
+            </w:tcBorders>
+            <w:shd w:fill="F1F8F2" w:color="auto" w:val="clear"/>
+            <w:tcMar>
+              <w:top w:type="dxa" w:w="40"/>
+              <w:left w:type="dxa" w:w="80"/>
+              <w:bottom w:type="dxa" w:w="40"/>
+              <w:right w:type="dxa" w:w="80"/>
+            </w:tcMar>
+            <w:vAlign w:val="center"/>
+          </w:tcPr>
+          <w:p>
+            <w:pPr>
+              <w:jc w:val="center"/>
+            </w:pPr>
+            <w:r>
+              <w:rPr>
+                <w:rFonts w:ascii="Arial" w:cs="Arial" w:eastAsia="Arial" w:hAnsi="Arial"/>
+                <w:color w:val="6B6B6B"/>
+                <w:sz w:val="15"/>
+                <w:szCs w:val="15"/>
+              </w:rPr>
+              <w:t xml:space="preserve">Wk1: 20 lbs/hand → Wk4: 27.5–30 lbs/hand (double DB)</w:t>
+            </w:r>
+          </w:p>
+        </w:tc>
+        <w:tc>
+          <w:tcPr>
+            <w:tcW w:type="dxa" w:w="540"/>
+            <w:tcBorders>
+              <w:top w:val="none" w:color="FFFFFF" w:sz="0"/>
+              <w:left w:val="none" w:color="FFFFFF" w:sz="0"/>
+              <w:bottom w:val="none" w:color="FFFFFF" w:sz="0"/>
+              <w:right w:val="none" w:color="FFFFFF" w:sz="0"/>
+            </w:tcBorders>
+            <w:shd w:fill="F1F8F2" w:color="auto" w:val="clear"/>
+            <w:tcMar>
+              <w:top w:type="dxa" w:w="40"/>
+              <w:left w:type="dxa" w:w="80"/>
+              <w:bottom w:type="dxa" w:w="40"/>
+              <w:right w:type="dxa" w:w="80"/>
+            </w:tcMar>
+            <w:vAlign w:val="center"/>
+          </w:tcPr>
+          <w:p>
+            <w:pPr>
+              <w:jc w:val="center"/>
+            </w:pPr>
+            <w:r>
+              <w:rPr>
+                <w:rFonts w:ascii="Arial" w:cs="Arial" w:eastAsia="Arial" w:hAnsi="Arial"/>
+                <w:color w:val="6B6B6B"/>
+                <w:sz w:val="15"/>
+                <w:szCs w:val="15"/>
+              </w:rPr>
+              <w:t xml:space="preserve">2-1-2</w:t>
+            </w:r>
+          </w:p>
+        </w:tc>
+        <w:tc>
+          <w:tcPr>
+            <w:tcW w:type="dxa" w:w="440"/>
+            <w:tcBorders>
+              <w:top w:val="none" w:color="FFFFFF" w:sz="0"/>
+              <w:left w:val="none" w:color="FFFFFF" w:sz="0"/>
+              <w:bottom w:val="none" w:color="FFFFFF" w:sz="0"/>
+              <w:right w:val="none" w:color="FFFFFF" w:sz="0"/>
+            </w:tcBorders>
+            <w:shd w:fill="F1F8F2" w:color="auto" w:val="clear"/>
+            <w:tcMar>
+              <w:top w:type="dxa" w:w="40"/>
+              <w:left w:type="dxa" w:w="80"/>
+              <w:bottom w:type="dxa" w:w="40"/>
+              <w:right w:type="dxa" w:w="80"/>
+            </w:tcMar>
+            <w:vAlign w:val="center"/>
+          </w:tcPr>
+          <w:p>
+            <w:pPr>
+              <w:jc w:val="center"/>
+            </w:pPr>
+            <w:r>
+              <w:rPr>
+                <w:rFonts w:ascii="Arial" w:cs="Arial" w:eastAsia="Arial" w:hAnsi="Arial"/>
+                <w:color w:val="6B6B6B"/>
+                <w:sz w:val="15"/>
+                <w:szCs w:val="15"/>
+              </w:rPr>
+              <w:t xml:space="preserve">90s</w:t>
+            </w:r>
+          </w:p>
+        </w:tc>
+        <w:tc>
+          <w:tcPr>
+            <w:tcW w:type="dxa" w:w="5580"/>
+            <w:tcBorders>
+              <w:top w:val="none" w:color="FFFFFF" w:sz="0"/>
+              <w:left w:val="none" w:color="FFFFFF" w:sz="0"/>
+              <w:bottom w:val="none" w:color="FFFFFF" w:sz="0"/>
+              <w:right w:val="none" w:color="FFFFFF" w:sz="0"/>
+            </w:tcBorders>
+            <w:shd w:fill="F1F8F2" w:color="auto" w:val="clear"/>
+            <w:tcMar>
+              <w:top w:type="dxa" w:w="40"/>
+              <w:left w:type="dxa" w:w="80"/>
+              <w:bottom w:type="dxa" w:w="40"/>
+              <w:right w:type="dxa" w:w="80"/>
+            </w:tcMar>
+            <w:vAlign w:val="center"/>
+          </w:tcPr>
+          <w:p>
+            <w:r>
+              <w:rPr>
+                <w:rFonts w:ascii="Arial" w:cs="Arial" w:eastAsia="Arial" w:hAnsi="Arial"/>
+                <w:color w:val="6B6B6B"/>
+                <w:sz w:val="17"/>
+                <w:szCs w:val="17"/>
+              </w:rPr>
+              <w:t xml:space="preserve">Upper back on bench, DBs rest on hip crease, full extension at top.</w:t>
+            </w:r>
+          </w:p>
+        </w:tc>
+      </w:tr>
+      <w:tr>
+        <w:tc>
+          <w:tcPr>
+            <w:tcW w:type="dxa" w:w="2400"/>
+            <w:tcBorders>
+              <w:top w:val="none" w:color="FFFFFF" w:sz="0"/>
+              <w:left w:val="none" w:color="FFFFFF" w:sz="0"/>
+              <w:bottom w:val="none" w:color="FFFFFF" w:sz="0"/>
+              <w:right w:val="none" w:color="FFFFFF" w:sz="0"/>
+            </w:tcBorders>
+            <w:shd w:fill="FFFFFF" w:color="auto" w:val="clear"/>
+            <w:tcMar>
+              <w:top w:type="dxa" w:w="40"/>
+              <w:left w:type="dxa" w:w="80"/>
+              <w:bottom w:type="dxa" w:w="40"/>
+              <w:right w:type="dxa" w:w="80"/>
+            </w:tcMar>
+            <w:vAlign w:val="center"/>
+          </w:tcPr>
+          <w:p>
+            <w:r>
+              <w:rPr>
+                <w:rFonts w:ascii="Arial" w:cs="Arial" w:eastAsia="Arial" w:hAnsi="Arial"/>
+                <w:b/>
+                <w:bCs/>
+                <w:color w:val="2C2C2C"/>
+                <w:sz w:val="18"/>
+                <w:szCs w:val="18"/>
+              </w:rPr>
+              <w:t xml:space="preserve">DB Lateral Raise</w:t>
+            </w:r>
+          </w:p>
+        </w:tc>
+        <w:tc>
+          <w:tcPr>
+            <w:tcW w:type="dxa" w:w="380"/>
+            <w:tcBorders>
+              <w:top w:val="none" w:color="FFFFFF" w:sz="0"/>
+              <w:left w:val="none" w:color="FFFFFF" w:sz="0"/>
+              <w:bottom w:val="none" w:color="FFFFFF" w:sz="0"/>
+              <w:right w:val="none" w:color="FFFFFF" w:sz="0"/>
+            </w:tcBorders>
+            <w:shd w:fill="FFFFFF" w:color="auto" w:val="clear"/>
+            <w:tcMar>
+              <w:top w:type="dxa" w:w="40"/>
+              <w:left w:type="dxa" w:w="80"/>
+              <w:bottom w:type="dxa" w:w="40"/>
+              <w:right w:type="dxa" w:w="80"/>
+            </w:tcMar>
+            <w:vAlign w:val="center"/>
+          </w:tcPr>
+          <w:p>
+            <w:pPr>
+              <w:jc w:val="center"/>
+            </w:pPr>
+            <w:r>
+              <w:rPr>
+                <w:rFonts w:ascii="Arial" w:cs="Arial" w:eastAsia="Arial" w:hAnsi="Arial"/>
+                <w:color w:val="6B6B6B"/>
+                <w:sz w:val="15"/>
+                <w:szCs w:val="15"/>
+              </w:rPr>
+              <w:t xml:space="preserve">3</w:t>
+            </w:r>
+          </w:p>
+        </w:tc>
+        <w:tc>
+          <w:tcPr>
+            <w:tcW w:type="dxa" w:w="420"/>
+            <w:tcBorders>
+              <w:top w:val="none" w:color="FFFFFF" w:sz="0"/>
+              <w:left w:val="none" w:color="FFFFFF" w:sz="0"/>
+              <w:bottom w:val="none" w:color="FFFFFF" w:sz="0"/>
+              <w:right w:val="none" w:color="FFFFFF" w:sz="0"/>
+            </w:tcBorders>
+            <w:shd w:fill="FFFFFF" w:color="auto" w:val="clear"/>
+            <w:tcMar>
+              <w:top w:type="dxa" w:w="40"/>
+              <w:left w:type="dxa" w:w="80"/>
+              <w:bottom w:type="dxa" w:w="40"/>
+              <w:right w:type="dxa" w:w="80"/>
+            </w:tcMar>
+            <w:vAlign w:val="center"/>
+          </w:tcPr>
+          <w:p>
+            <w:pPr>
+              <w:jc w:val="center"/>
+            </w:pPr>
+            <w:r>
+              <w:rPr>
+                <w:rFonts w:ascii="Arial" w:cs="Arial" w:eastAsia="Arial" w:hAnsi="Arial"/>
+                <w:color w:val="6B6B6B"/>
+                <w:sz w:val="15"/>
+                <w:szCs w:val="15"/>
+              </w:rPr>
+              <w:t xml:space="preserve">12–15</w:t>
+            </w:r>
+          </w:p>
+        </w:tc>
+        <w:tc>
+          <w:tcPr>
+            <w:tcW w:type="dxa" w:w="680"/>
+            <w:tcBorders>
+              <w:top w:val="none" w:color="FFFFFF" w:sz="0"/>
+              <w:left w:val="none" w:color="FFFFFF" w:sz="0"/>
+              <w:bottom w:val="none" w:color="FFFFFF" w:sz="0"/>
+              <w:right w:val="none" w:color="FFFFFF" w:sz="0"/>
+            </w:tcBorders>
+            <w:shd w:fill="FFFFFF" w:color="auto" w:val="clear"/>
+            <w:tcMar>
+              <w:top w:type="dxa" w:w="40"/>
+              <w:left w:type="dxa" w:w="80"/>
+              <w:bottom w:type="dxa" w:w="40"/>
+              <w:right w:type="dxa" w:w="80"/>
+            </w:tcMar>
+            <w:vAlign w:val="center"/>
+          </w:tcPr>
+          <w:p>
+            <w:pPr>
+              <w:jc w:val="center"/>
+            </w:pPr>
+            <w:r>
+              <w:rPr>
+                <w:rFonts w:ascii="Arial" w:cs="Arial" w:eastAsia="Arial" w:hAnsi="Arial"/>
+                <w:color w:val="6B6B6B"/>
+                <w:sz w:val="15"/>
+                <w:szCs w:val="15"/>
+              </w:rPr>
+              <w:t xml:space="preserve">5–8 lbs</w:t>
+            </w:r>
+          </w:p>
+        </w:tc>
+        <w:tc>
+          <w:tcPr>
+            <w:tcW w:type="dxa" w:w="540"/>
+            <w:tcBorders>
+              <w:top w:val="none" w:color="FFFFFF" w:sz="0"/>
+              <w:left w:val="none" w:color="FFFFFF" w:sz="0"/>
+              <w:bottom w:val="none" w:color="FFFFFF" w:sz="0"/>
+              <w:right w:val="none" w:color="FFFFFF" w:sz="0"/>
+            </w:tcBorders>
+            <w:shd w:fill="FFFFFF" w:color="auto" w:val="clear"/>
+            <w:tcMar>
+              <w:top w:type="dxa" w:w="40"/>
+              <w:left w:type="dxa" w:w="80"/>
+              <w:bottom w:type="dxa" w:w="40"/>
+              <w:right w:type="dxa" w:w="80"/>
+            </w:tcMar>
+            <w:vAlign w:val="center"/>
+          </w:tcPr>
+          <w:p>
+            <w:pPr>
+              <w:jc w:val="center"/>
+            </w:pPr>
+            <w:r>
+              <w:rPr>
+                <w:rFonts w:ascii="Arial" w:cs="Arial" w:eastAsia="Arial" w:hAnsi="Arial"/>
+                <w:color w:val="6B6B6B"/>
+                <w:sz w:val="15"/>
+                <w:szCs w:val="15"/>
+              </w:rPr>
+              <w:t xml:space="preserve">2-1-2</w:t>
+            </w:r>
+          </w:p>
+        </w:tc>
+        <w:tc>
+          <w:tcPr>
+            <w:tcW w:type="dxa" w:w="440"/>
+            <w:tcBorders>
+              <w:top w:val="none" w:color="FFFFFF" w:sz="0"/>
+              <w:left w:val="none" w:color="FFFFFF" w:sz="0"/>
+              <w:bottom w:val="none" w:color="FFFFFF" w:sz="0"/>
+              <w:right w:val="none" w:color="FFFFFF" w:sz="0"/>
+            </w:tcBorders>
+            <w:shd w:fill="FFFFFF" w:color="auto" w:val="clear"/>
+            <w:tcMar>
+              <w:top w:type="dxa" w:w="40"/>
+              <w:left w:type="dxa" w:w="80"/>
+              <w:bottom w:type="dxa" w:w="40"/>
+              <w:right w:type="dxa" w:w="80"/>
+            </w:tcMar>
+            <w:vAlign w:val="center"/>
+          </w:tcPr>
+          <w:p>
+            <w:pPr>
+              <w:jc w:val="center"/>
+            </w:pPr>
+            <w:r>
+              <w:rPr>
+                <w:rFonts w:ascii="Arial" w:cs="Arial" w:eastAsia="Arial" w:hAnsi="Arial"/>
+                <w:color w:val="6B6B6B"/>
+                <w:sz w:val="15"/>
+                <w:szCs w:val="15"/>
+              </w:rPr>
+              <w:t xml:space="preserve">30s</w:t>
+            </w:r>
+          </w:p>
+        </w:tc>
+        <w:tc>
+          <w:tcPr>
+            <w:tcW w:type="dxa" w:w="5580"/>
+            <w:tcBorders>
+              <w:top w:val="none" w:color="FFFFFF" w:sz="0"/>
+              <w:left w:val="none" w:color="FFFFFF" w:sz="0"/>
+              <w:bottom w:val="none" w:color="FFFFFF" w:sz="0"/>
+              <w:right w:val="none" w:color="FFFFFF" w:sz="0"/>
+            </w:tcBorders>
+            <w:shd w:fill="FFFFFF" w:color="auto" w:val="clear"/>
+            <w:tcMar>
+              <w:top w:type="dxa" w:w="40"/>
+              <w:left w:type="dxa" w:w="80"/>
+              <w:bottom w:type="dxa" w:w="40"/>
+              <w:right w:type="dxa" w:w="80"/>
+            </w:tcMar>
+            <w:vAlign w:val="center"/>
+          </w:tcPr>
+          <w:p>
+            <w:r>
+              <w:rPr>
+                <w:rFonts w:ascii="Arial" w:cs="Arial" w:eastAsia="Arial" w:hAnsi="Arial"/>
+                <w:color w:val="6B6B6B"/>
+                <w:sz w:val="17"/>
+                <w:szCs w:val="17"/>
+              </w:rPr>
+              <w:t xml:space="preserve">Lateral delt. Arms slightly bent, raise to shoulder height, slow lower.</w:t>
+            </w:r>
+          </w:p>
+        </w:tc>
+      </w:tr>
+    </w:tbl>
+    <w:p>
+      <w:pPr>
+        <w:spacing w:after="100"/>
+      </w:pPr>
+    </w:p>
+    <w:p>
+      <w:pPr>
+        <w:spacing w:after="60" w:before="120"/>
+      </w:pPr>
+      <w:r>
+        <w:rPr>
+          <w:rFonts w:ascii="Arial" w:cs="Arial" w:eastAsia="Arial" w:hAnsi="Arial"/>
+          <w:b/>
+          <w:bCs/>
+          <w:color w:val="43A047"/>
+          <w:sz w:val="17"/>
+          <w:szCs w:val="17"/>
+        </w:rPr>
+        <w:t xml:space="preserve">D — SECONDARY COMPOUND — PRESS STRENGTH</w:t>
+      </w:r>
+    </w:p>
+    <w:p>
+      <w:pPr>
+        <w:spacing w:after="80"/>
+      </w:pPr>
+      <w:r>
+        <w:rPr>
+          <w:rFonts w:ascii="Arial" w:cs="Arial" w:eastAsia="Arial" w:hAnsi="Arial"/>
+          <w:b/>
+          <w:bCs/>
+          <w:color w:val="43A047"/>
+          <w:sz w:val="17"/>
+          <w:szCs w:val="17"/>
+        </w:rPr>
+        <w:t xml:space="preserve">Load Target:  </w:t>
+      </w:r>
+      <w:r>
+        <w:rPr>
+          <w:rFonts w:ascii="Arial" w:cs="Arial" w:eastAsia="Arial" w:hAnsi="Arial"/>
+          <w:color w:val="2C2C2C"/>
+          <w:sz w:val="17"/>
+          <w:szCs w:val="17"/>
+        </w:rPr>
+        <w:t xml:space="preserve">The day's second compound pattern — pressing, rotating off the hinge work above. Same DB-based lifts as the full-gym version — no equipment substitution needed here. Seated overhead press (Epley 1RM ~12 lbs/hand) and incline chest press (Epley 1RM ~18 lbs/hand) both tested clean. Single-Leg RDL closes the block — left leg leads (weaker side). If the day calls for a press variation: a half-kneeling single-arm DB press or a DB floor press (no bench needed) covers the same patterns; the seated press and incline press stay the lifts we track.</w:t>
+      </w:r>
+    </w:p>
+    <w:tbl>
+      <w:tblPr>
+        <w:tblW w:type="dxa" w:w="10440"/>
+        <w:tblBorders>
+          <w:top w:val="none" w:color="FFFFFF" w:sz="0"/>
+          <w:left w:val="none" w:color="FFFFFF" w:sz="0"/>
+          <w:bottom w:val="none" w:color="FFFFFF" w:sz="0"/>
+          <w:right w:val="none" w:color="FFFFFF" w:sz="0"/>
+          <w:insideH w:val="single" w:color="auto" w:sz="4"/>
+          <w:insideV w:val="single" w:color="auto" w:sz="4"/>
+        </w:tblBorders>
+      </w:tblPr>
+      <w:tblGrid>
+        <w:gridCol w:w="2400"/>
+        <w:gridCol w:w="380"/>
+        <w:gridCol w:w="420"/>
+        <w:gridCol w:w="680"/>
+        <w:gridCol w:w="540"/>
+        <w:gridCol w:w="440"/>
+        <w:gridCol w:w="5580"/>
+      </w:tblGrid>
+      <w:tr>
+        <w:tc>
+          <w:tcPr>
+            <w:tcW w:type="dxa" w:w="2400"/>
+            <w:tcBorders>
+              <w:top w:val="none" w:color="FFFFFF" w:sz="0"/>
+              <w:left w:val="none" w:color="FFFFFF" w:sz="0"/>
+              <w:bottom w:val="none" w:color="FFFFFF" w:sz="0"/>
+              <w:right w:val="none" w:color="FFFFFF" w:sz="0"/>
+            </w:tcBorders>
+            <w:shd w:fill="E8F5E9" w:color="auto" w:val="clear"/>
+            <w:tcMar>
+              <w:top w:type="dxa" w:w="40"/>
+              <w:left w:type="dxa" w:w="80"/>
+              <w:bottom w:type="dxa" w:w="40"/>
+              <w:right w:type="dxa" w:w="80"/>
+            </w:tcMar>
+            <w:vAlign w:val="center"/>
+          </w:tcPr>
+          <w:p>
+            <w:pPr>
+              <w:jc w:val="left"/>
+            </w:pPr>
+            <w:r>
+              <w:rPr>
+                <w:rFonts w:ascii="Arial" w:cs="Arial" w:eastAsia="Arial" w:hAnsi="Arial"/>
+                <w:b/>
+                <w:bCs/>
+                <w:color w:val="43A047"/>
+                <w:sz w:val="15"/>
+                <w:szCs w:val="15"/>
+              </w:rPr>
+              <w:t xml:space="preserve">EXERCISE</w:t>
+            </w:r>
+          </w:p>
+        </w:tc>
+        <w:tc>
+          <w:tcPr>
+            <w:tcW w:type="dxa" w:w="380"/>
+            <w:tcBorders>
+              <w:top w:val="none" w:color="FFFFFF" w:sz="0"/>
+              <w:left w:val="none" w:color="FFFFFF" w:sz="0"/>
+              <w:bottom w:val="none" w:color="FFFFFF" w:sz="0"/>
+              <w:right w:val="none" w:color="FFFFFF" w:sz="0"/>
+            </w:tcBorders>
+            <w:shd w:fill="E8F5E9" w:color="auto" w:val="clear"/>
+            <w:tcMar>
+              <w:top w:type="dxa" w:w="40"/>
+              <w:left w:type="dxa" w:w="80"/>
+              <w:bottom w:type="dxa" w:w="40"/>
+              <w:right w:type="dxa" w:w="80"/>
+            </w:tcMar>
+            <w:vAlign w:val="center"/>
+          </w:tcPr>
+          <w:p>
+            <w:pPr>
+              <w:jc w:val="center"/>
+            </w:pPr>
+            <w:r>
+              <w:rPr>
+                <w:rFonts w:ascii="Arial" w:cs="Arial" w:eastAsia="Arial" w:hAnsi="Arial"/>
+                <w:b/>
+                <w:bCs/>
+                <w:color w:val="43A047"/>
+                <w:sz w:val="13"/>
+                <w:szCs w:val="13"/>
+              </w:rPr>
+              <w:t xml:space="preserve">SETS</w:t>
+            </w:r>
+          </w:p>
+        </w:tc>
+        <w:tc>
+          <w:tcPr>
+            <w:tcW w:type="dxa" w:w="420"/>
+            <w:tcBorders>
+              <w:top w:val="none" w:color="FFFFFF" w:sz="0"/>
+              <w:left w:val="none" w:color="FFFFFF" w:sz="0"/>
+              <w:bottom w:val="none" w:color="FFFFFF" w:sz="0"/>
+              <w:right w:val="none" w:color="FFFFFF" w:sz="0"/>
+            </w:tcBorders>
+            <w:shd w:fill="E8F5E9" w:color="auto" w:val="clear"/>
+            <w:tcMar>
+              <w:top w:type="dxa" w:w="40"/>
+              <w:left w:type="dxa" w:w="80"/>
+              <w:bottom w:type="dxa" w:w="40"/>
+              <w:right w:type="dxa" w:w="80"/>
+            </w:tcMar>
+            <w:vAlign w:val="center"/>
+          </w:tcPr>
+          <w:p>
+            <w:pPr>
+              <w:jc w:val="center"/>
+            </w:pPr>
+            <w:r>
+              <w:rPr>
+                <w:rFonts w:ascii="Arial" w:cs="Arial" w:eastAsia="Arial" w:hAnsi="Arial"/>
+                <w:b/>
+                <w:bCs/>
+                <w:color w:val="43A047"/>
+                <w:sz w:val="13"/>
+                <w:szCs w:val="13"/>
+              </w:rPr>
+              <w:t xml:space="preserve">REPS</w:t>
+            </w:r>
+          </w:p>
+        </w:tc>
+        <w:tc>
+          <w:tcPr>
+            <w:tcW w:type="dxa" w:w="680"/>
+            <w:tcBorders>
+              <w:top w:val="none" w:color="FFFFFF" w:sz="0"/>
+              <w:left w:val="none" w:color="FFFFFF" w:sz="0"/>
+              <w:bottom w:val="none" w:color="FFFFFF" w:sz="0"/>
+              <w:right w:val="none" w:color="FFFFFF" w:sz="0"/>
+            </w:tcBorders>
+            <w:shd w:fill="E8F5E9" w:color="auto" w:val="clear"/>
+            <w:tcMar>
+              <w:top w:type="dxa" w:w="40"/>
+              <w:left w:type="dxa" w:w="80"/>
+              <w:bottom w:type="dxa" w:w="40"/>
+              <w:right w:type="dxa" w:w="80"/>
+            </w:tcMar>
+            <w:vAlign w:val="center"/>
+          </w:tcPr>
+          <w:p>
+            <w:pPr>
+              <w:jc w:val="center"/>
+            </w:pPr>
+            <w:r>
+              <w:rPr>
+                <w:rFonts w:ascii="Arial" w:cs="Arial" w:eastAsia="Arial" w:hAnsi="Arial"/>
+                <w:b/>
+                <w:bCs/>
+                <w:color w:val="43A047"/>
+                <w:sz w:val="13"/>
+                <w:szCs w:val="13"/>
+              </w:rPr>
+              <w:t xml:space="preserve">LOAD</w:t>
+            </w:r>
+          </w:p>
+        </w:tc>
+        <w:tc>
+          <w:tcPr>
+            <w:tcW w:type="dxa" w:w="540"/>
+            <w:tcBorders>
+              <w:top w:val="none" w:color="FFFFFF" w:sz="0"/>
+              <w:left w:val="none" w:color="FFFFFF" w:sz="0"/>
+              <w:bottom w:val="none" w:color="FFFFFF" w:sz="0"/>
+              <w:right w:val="none" w:color="FFFFFF" w:sz="0"/>
+            </w:tcBorders>
+            <w:shd w:fill="E8F5E9" w:color="auto" w:val="clear"/>
+            <w:tcMar>
+              <w:top w:type="dxa" w:w="40"/>
+              <w:left w:type="dxa" w:w="80"/>
+              <w:bottom w:type="dxa" w:w="40"/>
+              <w:right w:type="dxa" w:w="80"/>
+            </w:tcMar>
+            <w:vAlign w:val="center"/>
+          </w:tcPr>
+          <w:p>
+            <w:pPr>
+              <w:jc w:val="center"/>
+            </w:pPr>
+            <w:r>
+              <w:rPr>
+                <w:rFonts w:ascii="Arial" w:cs="Arial" w:eastAsia="Arial" w:hAnsi="Arial"/>
+                <w:b/>
+                <w:bCs/>
+                <w:color w:val="43A047"/>
+                <w:sz w:val="13"/>
+                <w:szCs w:val="13"/>
+              </w:rPr>
+              <w:t xml:space="preserve">TEMPO</w:t>
+            </w:r>
+          </w:p>
+        </w:tc>
+        <w:tc>
+          <w:tcPr>
+            <w:tcW w:type="dxa" w:w="440"/>
+            <w:tcBorders>
+              <w:top w:val="none" w:color="FFFFFF" w:sz="0"/>
+              <w:left w:val="none" w:color="FFFFFF" w:sz="0"/>
+              <w:bottom w:val="none" w:color="FFFFFF" w:sz="0"/>
+              <w:right w:val="none" w:color="FFFFFF" w:sz="0"/>
+            </w:tcBorders>
+            <w:shd w:fill="E8F5E9" w:color="auto" w:val="clear"/>
+            <w:tcMar>
+              <w:top w:type="dxa" w:w="40"/>
+              <w:left w:type="dxa" w:w="80"/>
+              <w:bottom w:type="dxa" w:w="40"/>
+              <w:right w:type="dxa" w:w="80"/>
+            </w:tcMar>
+            <w:vAlign w:val="center"/>
+          </w:tcPr>
+          <w:p>
+            <w:pPr>
+              <w:jc w:val="center"/>
+            </w:pPr>
+            <w:r>
+              <w:rPr>
+                <w:rFonts w:ascii="Arial" w:cs="Arial" w:eastAsia="Arial" w:hAnsi="Arial"/>
+                <w:b/>
+                <w:bCs/>
+                <w:color w:val="43A047"/>
+                <w:sz w:val="13"/>
+                <w:szCs w:val="13"/>
+              </w:rPr>
+              <w:t xml:space="preserve">REST</w:t>
+            </w:r>
+          </w:p>
+        </w:tc>
+        <w:tc>
+          <w:tcPr>
+            <w:tcW w:type="dxa" w:w="5580"/>
+            <w:tcBorders>
+              <w:top w:val="none" w:color="FFFFFF" w:sz="0"/>
+              <w:left w:val="none" w:color="FFFFFF" w:sz="0"/>
+              <w:bottom w:val="none" w:color="FFFFFF" w:sz="0"/>
+              <w:right w:val="none" w:color="FFFFFF" w:sz="0"/>
+            </w:tcBorders>
+            <w:shd w:fill="E8F5E9" w:color="auto" w:val="clear"/>
+            <w:tcMar>
+              <w:top w:type="dxa" w:w="40"/>
+              <w:left w:type="dxa" w:w="80"/>
+              <w:bottom w:type="dxa" w:w="40"/>
+              <w:right w:type="dxa" w:w="80"/>
+            </w:tcMar>
+            <w:vAlign w:val="center"/>
+          </w:tcPr>
+          <w:p>
+            <w:pPr>
+              <w:jc w:val="left"/>
+            </w:pPr>
+            <w:r>
+              <w:rPr>
+                <w:rFonts w:ascii="Arial" w:cs="Arial" w:eastAsia="Arial" w:hAnsi="Arial"/>
+                <w:b/>
+                <w:bCs/>
+                <w:color w:val="43A047"/>
+                <w:sz w:val="15"/>
+                <w:szCs w:val="15"/>
+              </w:rPr>
+              <w:t xml:space="preserve">COACHING CUE</w:t>
+            </w:r>
+          </w:p>
+        </w:tc>
+      </w:tr>
+      <w:tr>
+        <w:tc>
+          <w:tcPr>
+            <w:tcW w:type="dxa" w:w="2400"/>
+            <w:tcBorders>
+              <w:top w:val="none" w:color="FFFFFF" w:sz="0"/>
+              <w:left w:val="none" w:color="FFFFFF" w:sz="0"/>
+              <w:bottom w:val="none" w:color="FFFFFF" w:sz="0"/>
+              <w:right w:val="none" w:color="FFFFFF" w:sz="0"/>
+            </w:tcBorders>
+            <w:shd w:fill="F1F8F2" w:color="auto" w:val="clear"/>
+            <w:tcMar>
+              <w:top w:type="dxa" w:w="40"/>
+              <w:left w:type="dxa" w:w="80"/>
+              <w:bottom w:type="dxa" w:w="40"/>
+              <w:right w:type="dxa" w:w="80"/>
+            </w:tcMar>
+            <w:vAlign w:val="center"/>
+          </w:tcPr>
+          <w:p>
+            <w:r>
+              <w:rPr>
+                <w:rFonts w:ascii="Arial" w:cs="Arial" w:eastAsia="Arial" w:hAnsi="Arial"/>
+                <w:b/>
+                <w:bCs/>
+                <w:color w:val="2C2C2C"/>
+                <w:sz w:val="18"/>
+                <w:szCs w:val="18"/>
+              </w:rPr>
               <w:t xml:space="preserve">DB Overhead Press (Seated)</w:t>
             </w:r>
           </w:p>
@@ -5256,7 +5596,7 @@
           <w:sz w:val="17"/>
           <w:szCs w:val="17"/>
         </w:rPr>
-        <w:t xml:space="preserve">D — LOADED CARRY, CORE &amp; CONDITIONING</w:t>
+        <w:t xml:space="preserve">E — FULL-BODY INTEGRATION — LOADED CARRY + CORE</w:t>
       </w:r>
     </w:p>
     <w:p>
@@ -5281,7 +5621,7 @@
           <w:sz w:val="17"/>
           <w:szCs w:val="17"/>
         </w:rPr>
-        <w:t xml:space="preserve">Farmer carry and suitcase carry double as the primary cardiovascular stimulus at 2 days/week — a hallway, driveway, or office corridor is enough space. Carry with both hands evenly on the Farmer Carry; the arm-to-arm difference here is minor, so no side-lead is applied there.</w:t>
+        <w:t xml:space="preserve">The session's closing compound work — the carries pull the day's hinge strength and braced posture together under gait, and a hallway, driveway, or office corridor is enough space. Carry with both hands evenly on the Farmer Carry; the arm-to-arm difference here is minor, so no side-lead is applied there — the suitcase carry alternates sides evenly. Distance and movement quality govern this work, not an effort target.</w:t>
       </w:r>
     </w:p>
     <w:tbl>
@@ -6239,6 +6579,74 @@
           </w:p>
         </w:tc>
       </w:tr>
+    </w:tbl>
+    <w:p>
+      <w:pPr>
+        <w:spacing w:after="100"/>
+      </w:pPr>
+    </w:p>
+    <w:p>
+      <w:pPr>
+        <w:spacing w:after="60" w:before="120"/>
+      </w:pPr>
+      <w:r>
+        <w:rPr>
+          <w:rFonts w:ascii="Arial" w:cs="Arial" w:eastAsia="Arial" w:hAnsi="Arial"/>
+          <w:b/>
+          <w:bCs/>
+          <w:color w:val="C9A227"/>
+          <w:sz w:val="17"/>
+          <w:szCs w:val="17"/>
+        </w:rPr>
+        <w:t xml:space="preserve">F — CONDITIONING CLOSE</w:t>
+      </w:r>
+    </w:p>
+    <w:p>
+      <w:pPr>
+        <w:spacing w:after="80"/>
+      </w:pPr>
+      <w:r>
+        <w:rPr>
+          <w:rFonts w:ascii="Arial" w:cs="Arial" w:eastAsia="Arial" w:hAnsi="Arial"/>
+          <w:b/>
+          <w:bCs/>
+          <w:color w:val="C9A227"/>
+          <w:sz w:val="17"/>
+          <w:szCs w:val="17"/>
+        </w:rPr>
+        <w:t xml:space="preserve">Why:  </w:t>
+      </w:r>
+      <w:r>
+        <w:rPr>
+          <w:rFonts w:ascii="Arial" w:cs="Arial" w:eastAsia="Arial" w:hAnsi="Arial"/>
+          <w:color w:val="2C2C2C"/>
+          <w:sz w:val="17"/>
+          <w:szCs w:val="17"/>
+        </w:rPr>
+        <w:t xml:space="preserve">A brief steady-state close — the primary cardiovascular dose at 2 days/week, after the training work is done.</w:t>
+      </w:r>
+    </w:p>
+    <w:tbl>
+      <w:tblPr>
+        <w:tblW w:type="dxa" w:w="10440"/>
+        <w:tblBorders>
+          <w:top w:val="none" w:color="FFFFFF" w:sz="0"/>
+          <w:left w:val="none" w:color="FFFFFF" w:sz="0"/>
+          <w:bottom w:val="none" w:color="FFFFFF" w:sz="0"/>
+          <w:right w:val="none" w:color="FFFFFF" w:sz="0"/>
+          <w:insideH w:val="single" w:color="auto" w:sz="4"/>
+          <w:insideV w:val="single" w:color="auto" w:sz="4"/>
+        </w:tblBorders>
+      </w:tblPr>
+      <w:tblGrid>
+        <w:gridCol w:w="2400"/>
+        <w:gridCol w:w="380"/>
+        <w:gridCol w:w="420"/>
+        <w:gridCol w:w="680"/>
+        <w:gridCol w:w="540"/>
+        <w:gridCol w:w="440"/>
+        <w:gridCol w:w="5580"/>
+      </w:tblGrid>
       <w:tr>
         <w:tc>
           <w:tcPr>
@@ -6249,7 +6657,254 @@
               <w:bottom w:val="none" w:color="FFFFFF" w:sz="0"/>
               <w:right w:val="none" w:color="FFFFFF" w:sz="0"/>
             </w:tcBorders>
-            <w:shd w:fill="FFFFFF" w:color="auto" w:val="clear"/>
+            <w:shd w:fill="F5E8C0" w:color="auto" w:val="clear"/>
+            <w:tcMar>
+              <w:top w:type="dxa" w:w="40"/>
+              <w:left w:type="dxa" w:w="80"/>
+              <w:bottom w:type="dxa" w:w="40"/>
+              <w:right w:type="dxa" w:w="80"/>
+            </w:tcMar>
+            <w:vAlign w:val="center"/>
+          </w:tcPr>
+          <w:p>
+            <w:pPr>
+              <w:jc w:val="left"/>
+            </w:pPr>
+            <w:r>
+              <w:rPr>
+                <w:rFonts w:ascii="Arial" w:cs="Arial" w:eastAsia="Arial" w:hAnsi="Arial"/>
+                <w:b/>
+                <w:bCs/>
+                <w:color w:val="C9A227"/>
+                <w:sz w:val="15"/>
+                <w:szCs w:val="15"/>
+              </w:rPr>
+              <w:t xml:space="preserve">EXERCISE</w:t>
+            </w:r>
+          </w:p>
+        </w:tc>
+        <w:tc>
+          <w:tcPr>
+            <w:tcW w:type="dxa" w:w="380"/>
+            <w:tcBorders>
+              <w:top w:val="none" w:color="FFFFFF" w:sz="0"/>
+              <w:left w:val="none" w:color="FFFFFF" w:sz="0"/>
+              <w:bottom w:val="none" w:color="FFFFFF" w:sz="0"/>
+              <w:right w:val="none" w:color="FFFFFF" w:sz="0"/>
+            </w:tcBorders>
+            <w:shd w:fill="F5E8C0" w:color="auto" w:val="clear"/>
+            <w:tcMar>
+              <w:top w:type="dxa" w:w="40"/>
+              <w:left w:type="dxa" w:w="80"/>
+              <w:bottom w:type="dxa" w:w="40"/>
+              <w:right w:type="dxa" w:w="80"/>
+            </w:tcMar>
+            <w:vAlign w:val="center"/>
+          </w:tcPr>
+          <w:p>
+            <w:pPr>
+              <w:jc w:val="center"/>
+            </w:pPr>
+            <w:r>
+              <w:rPr>
+                <w:rFonts w:ascii="Arial" w:cs="Arial" w:eastAsia="Arial" w:hAnsi="Arial"/>
+                <w:b/>
+                <w:bCs/>
+                <w:color w:val="C9A227"/>
+                <w:sz w:val="13"/>
+                <w:szCs w:val="13"/>
+              </w:rPr>
+              <w:t xml:space="preserve">SETS</w:t>
+            </w:r>
+          </w:p>
+        </w:tc>
+        <w:tc>
+          <w:tcPr>
+            <w:tcW w:type="dxa" w:w="420"/>
+            <w:tcBorders>
+              <w:top w:val="none" w:color="FFFFFF" w:sz="0"/>
+              <w:left w:val="none" w:color="FFFFFF" w:sz="0"/>
+              <w:bottom w:val="none" w:color="FFFFFF" w:sz="0"/>
+              <w:right w:val="none" w:color="FFFFFF" w:sz="0"/>
+            </w:tcBorders>
+            <w:shd w:fill="F5E8C0" w:color="auto" w:val="clear"/>
+            <w:tcMar>
+              <w:top w:type="dxa" w:w="40"/>
+              <w:left w:type="dxa" w:w="80"/>
+              <w:bottom w:type="dxa" w:w="40"/>
+              <w:right w:type="dxa" w:w="80"/>
+            </w:tcMar>
+            <w:vAlign w:val="center"/>
+          </w:tcPr>
+          <w:p>
+            <w:pPr>
+              <w:jc w:val="center"/>
+            </w:pPr>
+            <w:r>
+              <w:rPr>
+                <w:rFonts w:ascii="Arial" w:cs="Arial" w:eastAsia="Arial" w:hAnsi="Arial"/>
+                <w:b/>
+                <w:bCs/>
+                <w:color w:val="C9A227"/>
+                <w:sz w:val="13"/>
+                <w:szCs w:val="13"/>
+              </w:rPr>
+              <w:t xml:space="preserve">REPS</w:t>
+            </w:r>
+          </w:p>
+        </w:tc>
+        <w:tc>
+          <w:tcPr>
+            <w:tcW w:type="dxa" w:w="680"/>
+            <w:tcBorders>
+              <w:top w:val="none" w:color="FFFFFF" w:sz="0"/>
+              <w:left w:val="none" w:color="FFFFFF" w:sz="0"/>
+              <w:bottom w:val="none" w:color="FFFFFF" w:sz="0"/>
+              <w:right w:val="none" w:color="FFFFFF" w:sz="0"/>
+            </w:tcBorders>
+            <w:shd w:fill="F5E8C0" w:color="auto" w:val="clear"/>
+            <w:tcMar>
+              <w:top w:type="dxa" w:w="40"/>
+              <w:left w:type="dxa" w:w="80"/>
+              <w:bottom w:type="dxa" w:w="40"/>
+              <w:right w:type="dxa" w:w="80"/>
+            </w:tcMar>
+            <w:vAlign w:val="center"/>
+          </w:tcPr>
+          <w:p>
+            <w:pPr>
+              <w:jc w:val="center"/>
+            </w:pPr>
+            <w:r>
+              <w:rPr>
+                <w:rFonts w:ascii="Arial" w:cs="Arial" w:eastAsia="Arial" w:hAnsi="Arial"/>
+                <w:b/>
+                <w:bCs/>
+                <w:color w:val="C9A227"/>
+                <w:sz w:val="13"/>
+                <w:szCs w:val="13"/>
+              </w:rPr>
+              <w:t xml:space="preserve">LOAD</w:t>
+            </w:r>
+          </w:p>
+        </w:tc>
+        <w:tc>
+          <w:tcPr>
+            <w:tcW w:type="dxa" w:w="540"/>
+            <w:tcBorders>
+              <w:top w:val="none" w:color="FFFFFF" w:sz="0"/>
+              <w:left w:val="none" w:color="FFFFFF" w:sz="0"/>
+              <w:bottom w:val="none" w:color="FFFFFF" w:sz="0"/>
+              <w:right w:val="none" w:color="FFFFFF" w:sz="0"/>
+            </w:tcBorders>
+            <w:shd w:fill="F5E8C0" w:color="auto" w:val="clear"/>
+            <w:tcMar>
+              <w:top w:type="dxa" w:w="40"/>
+              <w:left w:type="dxa" w:w="80"/>
+              <w:bottom w:type="dxa" w:w="40"/>
+              <w:right w:type="dxa" w:w="80"/>
+            </w:tcMar>
+            <w:vAlign w:val="center"/>
+          </w:tcPr>
+          <w:p>
+            <w:pPr>
+              <w:jc w:val="center"/>
+            </w:pPr>
+            <w:r>
+              <w:rPr>
+                <w:rFonts w:ascii="Arial" w:cs="Arial" w:eastAsia="Arial" w:hAnsi="Arial"/>
+                <w:b/>
+                <w:bCs/>
+                <w:color w:val="C9A227"/>
+                <w:sz w:val="13"/>
+                <w:szCs w:val="13"/>
+              </w:rPr>
+              <w:t xml:space="preserve">TEMPO</w:t>
+            </w:r>
+          </w:p>
+        </w:tc>
+        <w:tc>
+          <w:tcPr>
+            <w:tcW w:type="dxa" w:w="440"/>
+            <w:tcBorders>
+              <w:top w:val="none" w:color="FFFFFF" w:sz="0"/>
+              <w:left w:val="none" w:color="FFFFFF" w:sz="0"/>
+              <w:bottom w:val="none" w:color="FFFFFF" w:sz="0"/>
+              <w:right w:val="none" w:color="FFFFFF" w:sz="0"/>
+            </w:tcBorders>
+            <w:shd w:fill="F5E8C0" w:color="auto" w:val="clear"/>
+            <w:tcMar>
+              <w:top w:type="dxa" w:w="40"/>
+              <w:left w:type="dxa" w:w="80"/>
+              <w:bottom w:type="dxa" w:w="40"/>
+              <w:right w:type="dxa" w:w="80"/>
+            </w:tcMar>
+            <w:vAlign w:val="center"/>
+          </w:tcPr>
+          <w:p>
+            <w:pPr>
+              <w:jc w:val="center"/>
+            </w:pPr>
+            <w:r>
+              <w:rPr>
+                <w:rFonts w:ascii="Arial" w:cs="Arial" w:eastAsia="Arial" w:hAnsi="Arial"/>
+                <w:b/>
+                <w:bCs/>
+                <w:color w:val="C9A227"/>
+                <w:sz w:val="13"/>
+                <w:szCs w:val="13"/>
+              </w:rPr>
+              <w:t xml:space="preserve">REST</w:t>
+            </w:r>
+          </w:p>
+        </w:tc>
+        <w:tc>
+          <w:tcPr>
+            <w:tcW w:type="dxa" w:w="5580"/>
+            <w:tcBorders>
+              <w:top w:val="none" w:color="FFFFFF" w:sz="0"/>
+              <w:left w:val="none" w:color="FFFFFF" w:sz="0"/>
+              <w:bottom w:val="none" w:color="FFFFFF" w:sz="0"/>
+              <w:right w:val="none" w:color="FFFFFF" w:sz="0"/>
+            </w:tcBorders>
+            <w:shd w:fill="F5E8C0" w:color="auto" w:val="clear"/>
+            <w:tcMar>
+              <w:top w:type="dxa" w:w="40"/>
+              <w:left w:type="dxa" w:w="80"/>
+              <w:bottom w:type="dxa" w:w="40"/>
+              <w:right w:type="dxa" w:w="80"/>
+            </w:tcMar>
+            <w:vAlign w:val="center"/>
+          </w:tcPr>
+          <w:p>
+            <w:pPr>
+              <w:jc w:val="left"/>
+            </w:pPr>
+            <w:r>
+              <w:rPr>
+                <w:rFonts w:ascii="Arial" w:cs="Arial" w:eastAsia="Arial" w:hAnsi="Arial"/>
+                <w:b/>
+                <w:bCs/>
+                <w:color w:val="C9A227"/>
+                <w:sz w:val="15"/>
+                <w:szCs w:val="15"/>
+              </w:rPr>
+              <w:t xml:space="preserve">COACHING CUE</w:t>
+            </w:r>
+          </w:p>
+        </w:tc>
+      </w:tr>
+      <w:tr>
+        <w:tc>
+          <w:tcPr>
+            <w:tcW w:type="dxa" w:w="2400"/>
+            <w:tcBorders>
+              <w:top w:val="none" w:color="FFFFFF" w:sz="0"/>
+              <w:left w:val="none" w:color="FFFFFF" w:sz="0"/>
+              <w:bottom w:val="none" w:color="FFFFFF" w:sz="0"/>
+              <w:right w:val="none" w:color="FFFFFF" w:sz="0"/>
+            </w:tcBorders>
+            <w:shd w:fill="FAF3E0" w:color="auto" w:val="clear"/>
             <w:tcMar>
               <w:top w:type="dxa" w:w="40"/>
               <w:left w:type="dxa" w:w="80"/>
@@ -6281,7 +6936,7 @@
               <w:bottom w:val="none" w:color="FFFFFF" w:sz="0"/>
               <w:right w:val="none" w:color="FFFFFF" w:sz="0"/>
             </w:tcBorders>
-            <w:shd w:fill="FFFFFF" w:color="auto" w:val="clear"/>
+            <w:shd w:fill="FAF3E0" w:color="auto" w:val="clear"/>
             <w:tcMar>
               <w:top w:type="dxa" w:w="40"/>
               <w:left w:type="dxa" w:w="80"/>
@@ -6314,7 +6969,7 @@
               <w:bottom w:val="none" w:color="FFFFFF" w:sz="0"/>
               <w:right w:val="none" w:color="FFFFFF" w:sz="0"/>
             </w:tcBorders>
-            <w:shd w:fill="FFFFFF" w:color="auto" w:val="clear"/>
+            <w:shd w:fill="FAF3E0" w:color="auto" w:val="clear"/>
             <w:tcMar>
               <w:top w:type="dxa" w:w="40"/>
               <w:left w:type="dxa" w:w="80"/>
@@ -6347,7 +7002,7 @@
               <w:bottom w:val="none" w:color="FFFFFF" w:sz="0"/>
               <w:right w:val="none" w:color="FFFFFF" w:sz="0"/>
             </w:tcBorders>
-            <w:shd w:fill="FFFFFF" w:color="auto" w:val="clear"/>
+            <w:shd w:fill="FAF3E0" w:color="auto" w:val="clear"/>
             <w:tcMar>
               <w:top w:type="dxa" w:w="40"/>
               <w:left w:type="dxa" w:w="80"/>
@@ -6380,7 +7035,7 @@
               <w:bottom w:val="none" w:color="FFFFFF" w:sz="0"/>
               <w:right w:val="none" w:color="FFFFFF" w:sz="0"/>
             </w:tcBorders>
-            <w:shd w:fill="FFFFFF" w:color="auto" w:val="clear"/>
+            <w:shd w:fill="FAF3E0" w:color="auto" w:val="clear"/>
             <w:tcMar>
               <w:top w:type="dxa" w:w="40"/>
               <w:left w:type="dxa" w:w="80"/>
@@ -6413,7 +7068,7 @@
               <w:bottom w:val="none" w:color="FFFFFF" w:sz="0"/>
               <w:right w:val="none" w:color="FFFFFF" w:sz="0"/>
             </w:tcBorders>
-            <w:shd w:fill="FFFFFF" w:color="auto" w:val="clear"/>
+            <w:shd w:fill="FAF3E0" w:color="auto" w:val="clear"/>
             <w:tcMar>
               <w:top w:type="dxa" w:w="40"/>
               <w:left w:type="dxa" w:w="80"/>
@@ -6446,7 +7101,7 @@
               <w:bottom w:val="none" w:color="FFFFFF" w:sz="0"/>
               <w:right w:val="none" w:color="FFFFFF" w:sz="0"/>
             </w:tcBorders>
-            <w:shd w:fill="FFFFFF" w:color="auto" w:val="clear"/>
+            <w:shd w:fill="FAF3E0" w:color="auto" w:val="clear"/>
             <w:tcMar>
               <w:top w:type="dxa" w:w="40"/>
               <w:left w:type="dxa" w:w="80"/>
@@ -7810,7 +8465,7 @@
           <w:sz w:val="17"/>
           <w:szCs w:val="17"/>
         </w:rPr>
-        <w:t xml:space="preserve">B — PRIMARY SQUAT &amp; LUNGE STRENGTH — DB SUBSTITUTES</w:t>
+        <w:t xml:space="preserve">B — PRIMARY COMPOUND — DB GOBLET SQUAT</w:t>
       </w:r>
     </w:p>
     <w:p>
@@ -7835,7 +8490,7 @@
           <w:sz w:val="17"/>
           <w:szCs w:val="17"/>
         </w:rPr>
-        <w:t xml:space="preserve">DB Goblet Squat (single DB, held at chest) replaces Back Squat — naturally lighter than a barbell back squat by design, an equipment difference, not a regression. DB Split Squat is unchanged from the studio version (already DB-based) — left leg leads. DB Reverse Fly closes the block, replacing the cable/band Face Pull.</w:t>
+        <w:t xml:space="preserve">The day's main lift. DB Goblet Squat (single DB, held at chest) replaces the studio version's Back Squat — naturally lighter by design, an equipment difference, not a regression. If the day calls for a variation, rotate between: a squat to a box or sturdy chair (depth set by the surface) or a staggered-stance goblet squat (one foot slightly back, left leg forward first) — both dumbbell-only. The goblet squat stays the lift we track.</w:t>
       </w:r>
     </w:p>
     <w:tbl>
@@ -8335,464 +8990,6 @@
           </w:p>
         </w:tc>
       </w:tr>
-      <w:tr>
-        <w:tc>
-          <w:tcPr>
-            <w:tcW w:type="dxa" w:w="2400"/>
-            <w:tcBorders>
-              <w:top w:val="none" w:color="FFFFFF" w:sz="0"/>
-              <w:left w:val="none" w:color="FFFFFF" w:sz="0"/>
-              <w:bottom w:val="none" w:color="FFFFFF" w:sz="0"/>
-              <w:right w:val="none" w:color="FFFFFF" w:sz="0"/>
-            </w:tcBorders>
-            <w:shd w:fill="FFFFFF" w:color="auto" w:val="clear"/>
-            <w:tcMar>
-              <w:top w:type="dxa" w:w="40"/>
-              <w:left w:type="dxa" w:w="80"/>
-              <w:bottom w:type="dxa" w:w="40"/>
-              <w:right w:type="dxa" w:w="80"/>
-            </w:tcMar>
-            <w:vAlign w:val="center"/>
-          </w:tcPr>
-          <w:p>
-            <w:r>
-              <w:rPr>
-                <w:rFonts w:ascii="Arial" w:cs="Arial" w:eastAsia="Arial" w:hAnsi="Arial"/>
-                <w:b/>
-                <w:bCs/>
-                <w:color w:val="2C2C2C"/>
-                <w:sz w:val="18"/>
-                <w:szCs w:val="18"/>
-              </w:rPr>
-              <w:t xml:space="preserve">DB Split Squat</w:t>
-            </w:r>
-          </w:p>
-        </w:tc>
-        <w:tc>
-          <w:tcPr>
-            <w:tcW w:type="dxa" w:w="380"/>
-            <w:tcBorders>
-              <w:top w:val="none" w:color="FFFFFF" w:sz="0"/>
-              <w:left w:val="none" w:color="FFFFFF" w:sz="0"/>
-              <w:bottom w:val="none" w:color="FFFFFF" w:sz="0"/>
-              <w:right w:val="none" w:color="FFFFFF" w:sz="0"/>
-            </w:tcBorders>
-            <w:shd w:fill="FFFFFF" w:color="auto" w:val="clear"/>
-            <w:tcMar>
-              <w:top w:type="dxa" w:w="40"/>
-              <w:left w:type="dxa" w:w="80"/>
-              <w:bottom w:type="dxa" w:w="40"/>
-              <w:right w:type="dxa" w:w="80"/>
-            </w:tcMar>
-            <w:vAlign w:val="center"/>
-          </w:tcPr>
-          <w:p>
-            <w:pPr>
-              <w:jc w:val="center"/>
-            </w:pPr>
-            <w:r>
-              <w:rPr>
-                <w:rFonts w:ascii="Arial" w:cs="Arial" w:eastAsia="Arial" w:hAnsi="Arial"/>
-                <w:color w:val="6B6B6B"/>
-                <w:sz w:val="15"/>
-                <w:szCs w:val="15"/>
-              </w:rPr>
-              <w:t xml:space="preserve">3</w:t>
-            </w:r>
-          </w:p>
-        </w:tc>
-        <w:tc>
-          <w:tcPr>
-            <w:tcW w:type="dxa" w:w="420"/>
-            <w:tcBorders>
-              <w:top w:val="none" w:color="FFFFFF" w:sz="0"/>
-              <w:left w:val="none" w:color="FFFFFF" w:sz="0"/>
-              <w:bottom w:val="none" w:color="FFFFFF" w:sz="0"/>
-              <w:right w:val="none" w:color="FFFFFF" w:sz="0"/>
-            </w:tcBorders>
-            <w:shd w:fill="FFFFFF" w:color="auto" w:val="clear"/>
-            <w:tcMar>
-              <w:top w:type="dxa" w:w="40"/>
-              <w:left w:type="dxa" w:w="80"/>
-              <w:bottom w:type="dxa" w:w="40"/>
-              <w:right w:type="dxa" w:w="80"/>
-            </w:tcMar>
-            <w:vAlign w:val="center"/>
-          </w:tcPr>
-          <w:p>
-            <w:pPr>
-              <w:jc w:val="center"/>
-            </w:pPr>
-            <w:r>
-              <w:rPr>
-                <w:rFonts w:ascii="Arial" w:cs="Arial" w:eastAsia="Arial" w:hAnsi="Arial"/>
-                <w:color w:val="6B6B6B"/>
-                <w:sz w:val="15"/>
-                <w:szCs w:val="15"/>
-              </w:rPr>
-              <w:t xml:space="preserve">8 ea, LEFT leads</w:t>
-            </w:r>
-          </w:p>
-        </w:tc>
-        <w:tc>
-          <w:tcPr>
-            <w:tcW w:type="dxa" w:w="680"/>
-            <w:tcBorders>
-              <w:top w:val="none" w:color="FFFFFF" w:sz="0"/>
-              <w:left w:val="none" w:color="FFFFFF" w:sz="0"/>
-              <w:bottom w:val="none" w:color="FFFFFF" w:sz="0"/>
-              <w:right w:val="none" w:color="FFFFFF" w:sz="0"/>
-            </w:tcBorders>
-            <w:shd w:fill="FFFFFF" w:color="auto" w:val="clear"/>
-            <w:tcMar>
-              <w:top w:type="dxa" w:w="40"/>
-              <w:left w:type="dxa" w:w="80"/>
-              <w:bottom w:type="dxa" w:w="40"/>
-              <w:right w:type="dxa" w:w="80"/>
-            </w:tcMar>
-            <w:vAlign w:val="center"/>
-          </w:tcPr>
-          <w:p>
-            <w:pPr>
-              <w:jc w:val="center"/>
-            </w:pPr>
-            <w:r>
-              <w:rPr>
-                <w:rFonts w:ascii="Arial" w:cs="Arial" w:eastAsia="Arial" w:hAnsi="Arial"/>
-                <w:color w:val="6B6B6B"/>
-                <w:sz w:val="15"/>
-                <w:szCs w:val="15"/>
-              </w:rPr>
-              <w:t xml:space="preserve">Wk1: 12.5 lbs/hand → Wk4: 17.5 lbs/hand</w:t>
-            </w:r>
-          </w:p>
-        </w:tc>
-        <w:tc>
-          <w:tcPr>
-            <w:tcW w:type="dxa" w:w="540"/>
-            <w:tcBorders>
-              <w:top w:val="none" w:color="FFFFFF" w:sz="0"/>
-              <w:left w:val="none" w:color="FFFFFF" w:sz="0"/>
-              <w:bottom w:val="none" w:color="FFFFFF" w:sz="0"/>
-              <w:right w:val="none" w:color="FFFFFF" w:sz="0"/>
-            </w:tcBorders>
-            <w:shd w:fill="FFFFFF" w:color="auto" w:val="clear"/>
-            <w:tcMar>
-              <w:top w:type="dxa" w:w="40"/>
-              <w:left w:type="dxa" w:w="80"/>
-              <w:bottom w:type="dxa" w:w="40"/>
-              <w:right w:type="dxa" w:w="80"/>
-            </w:tcMar>
-            <w:vAlign w:val="center"/>
-          </w:tcPr>
-          <w:p>
-            <w:pPr>
-              <w:jc w:val="center"/>
-            </w:pPr>
-            <w:r>
-              <w:rPr>
-                <w:rFonts w:ascii="Arial" w:cs="Arial" w:eastAsia="Arial" w:hAnsi="Arial"/>
-                <w:color w:val="6B6B6B"/>
-                <w:sz w:val="15"/>
-                <w:szCs w:val="15"/>
-              </w:rPr>
-              <w:t xml:space="preserve">2-1-1</w:t>
-            </w:r>
-          </w:p>
-        </w:tc>
-        <w:tc>
-          <w:tcPr>
-            <w:tcW w:type="dxa" w:w="440"/>
-            <w:tcBorders>
-              <w:top w:val="none" w:color="FFFFFF" w:sz="0"/>
-              <w:left w:val="none" w:color="FFFFFF" w:sz="0"/>
-              <w:bottom w:val="none" w:color="FFFFFF" w:sz="0"/>
-              <w:right w:val="none" w:color="FFFFFF" w:sz="0"/>
-            </w:tcBorders>
-            <w:shd w:fill="FFFFFF" w:color="auto" w:val="clear"/>
-            <w:tcMar>
-              <w:top w:type="dxa" w:w="40"/>
-              <w:left w:type="dxa" w:w="80"/>
-              <w:bottom w:type="dxa" w:w="40"/>
-              <w:right w:type="dxa" w:w="80"/>
-            </w:tcMar>
-            <w:vAlign w:val="center"/>
-          </w:tcPr>
-          <w:p>
-            <w:pPr>
-              <w:jc w:val="center"/>
-            </w:pPr>
-            <w:r>
-              <w:rPr>
-                <w:rFonts w:ascii="Arial" w:cs="Arial" w:eastAsia="Arial" w:hAnsi="Arial"/>
-                <w:color w:val="6B6B6B"/>
-                <w:sz w:val="15"/>
-                <w:szCs w:val="15"/>
-              </w:rPr>
-              <w:t xml:space="preserve">75s</w:t>
-            </w:r>
-          </w:p>
-        </w:tc>
-        <w:tc>
-          <w:tcPr>
-            <w:tcW w:type="dxa" w:w="5580"/>
-            <w:tcBorders>
-              <w:top w:val="none" w:color="FFFFFF" w:sz="0"/>
-              <w:left w:val="none" w:color="FFFFFF" w:sz="0"/>
-              <w:bottom w:val="none" w:color="FFFFFF" w:sz="0"/>
-              <w:right w:val="none" w:color="FFFFFF" w:sz="0"/>
-            </w:tcBorders>
-            <w:shd w:fill="FFFFFF" w:color="auto" w:val="clear"/>
-            <w:tcMar>
-              <w:top w:type="dxa" w:w="40"/>
-              <w:left w:type="dxa" w:w="80"/>
-              <w:bottom w:type="dxa" w:w="40"/>
-              <w:right w:type="dxa" w:w="80"/>
-            </w:tcMar>
-            <w:vAlign w:val="center"/>
-          </w:tcPr>
-          <w:p>
-            <w:r>
-              <w:rPr>
-                <w:rFonts w:ascii="Arial" w:cs="Arial" w:eastAsia="Arial" w:hAnsi="Arial"/>
-                <w:color w:val="6B6B6B"/>
-                <w:sz w:val="17"/>
-                <w:szCs w:val="17"/>
-              </w:rPr>
-              <w:t xml:space="preserve">Left leads (weaker side). Front knee tracks over toes, even tempo.</w:t>
-            </w:r>
-          </w:p>
-        </w:tc>
-      </w:tr>
-      <w:tr>
-        <w:tc>
-          <w:tcPr>
-            <w:tcW w:type="dxa" w:w="2400"/>
-            <w:tcBorders>
-              <w:top w:val="none" w:color="FFFFFF" w:sz="0"/>
-              <w:left w:val="none" w:color="FFFFFF" w:sz="0"/>
-              <w:bottom w:val="none" w:color="FFFFFF" w:sz="0"/>
-              <w:right w:val="none" w:color="FFFFFF" w:sz="0"/>
-            </w:tcBorders>
-            <w:shd w:fill="FAF3E0" w:color="auto" w:val="clear"/>
-            <w:tcMar>
-              <w:top w:type="dxa" w:w="40"/>
-              <w:left w:type="dxa" w:w="80"/>
-              <w:bottom w:type="dxa" w:w="40"/>
-              <w:right w:type="dxa" w:w="80"/>
-            </w:tcMar>
-            <w:vAlign w:val="center"/>
-          </w:tcPr>
-          <w:p>
-            <w:r>
-              <w:rPr>
-                <w:rFonts w:ascii="Arial" w:cs="Arial" w:eastAsia="Arial" w:hAnsi="Arial"/>
-                <w:b/>
-                <w:bCs/>
-                <w:color w:val="2C2C2C"/>
-                <w:sz w:val="18"/>
-                <w:szCs w:val="18"/>
-              </w:rPr>
-              <w:t xml:space="preserve">DB Reverse Fly (Bent-Over)</w:t>
-            </w:r>
-          </w:p>
-        </w:tc>
-        <w:tc>
-          <w:tcPr>
-            <w:tcW w:type="dxa" w:w="380"/>
-            <w:tcBorders>
-              <w:top w:val="none" w:color="FFFFFF" w:sz="0"/>
-              <w:left w:val="none" w:color="FFFFFF" w:sz="0"/>
-              <w:bottom w:val="none" w:color="FFFFFF" w:sz="0"/>
-              <w:right w:val="none" w:color="FFFFFF" w:sz="0"/>
-            </w:tcBorders>
-            <w:shd w:fill="FAF3E0" w:color="auto" w:val="clear"/>
-            <w:tcMar>
-              <w:top w:type="dxa" w:w="40"/>
-              <w:left w:type="dxa" w:w="80"/>
-              <w:bottom w:type="dxa" w:w="40"/>
-              <w:right w:type="dxa" w:w="80"/>
-            </w:tcMar>
-            <w:vAlign w:val="center"/>
-          </w:tcPr>
-          <w:p>
-            <w:pPr>
-              <w:jc w:val="center"/>
-            </w:pPr>
-            <w:r>
-              <w:rPr>
-                <w:rFonts w:ascii="Arial" w:cs="Arial" w:eastAsia="Arial" w:hAnsi="Arial"/>
-                <w:color w:val="6B6B6B"/>
-                <w:sz w:val="15"/>
-                <w:szCs w:val="15"/>
-              </w:rPr>
-              <w:t xml:space="preserve">3</w:t>
-            </w:r>
-          </w:p>
-        </w:tc>
-        <w:tc>
-          <w:tcPr>
-            <w:tcW w:type="dxa" w:w="420"/>
-            <w:tcBorders>
-              <w:top w:val="none" w:color="FFFFFF" w:sz="0"/>
-              <w:left w:val="none" w:color="FFFFFF" w:sz="0"/>
-              <w:bottom w:val="none" w:color="FFFFFF" w:sz="0"/>
-              <w:right w:val="none" w:color="FFFFFF" w:sz="0"/>
-            </w:tcBorders>
-            <w:shd w:fill="FAF3E0" w:color="auto" w:val="clear"/>
-            <w:tcMar>
-              <w:top w:type="dxa" w:w="40"/>
-              <w:left w:type="dxa" w:w="80"/>
-              <w:bottom w:type="dxa" w:w="40"/>
-              <w:right w:type="dxa" w:w="80"/>
-            </w:tcMar>
-            <w:vAlign w:val="center"/>
-          </w:tcPr>
-          <w:p>
-            <w:pPr>
-              <w:jc w:val="center"/>
-            </w:pPr>
-            <w:r>
-              <w:rPr>
-                <w:rFonts w:ascii="Arial" w:cs="Arial" w:eastAsia="Arial" w:hAnsi="Arial"/>
-                <w:color w:val="6B6B6B"/>
-                <w:sz w:val="15"/>
-                <w:szCs w:val="15"/>
-              </w:rPr>
-              <w:t xml:space="preserve">15</w:t>
-            </w:r>
-          </w:p>
-        </w:tc>
-        <w:tc>
-          <w:tcPr>
-            <w:tcW w:type="dxa" w:w="680"/>
-            <w:tcBorders>
-              <w:top w:val="none" w:color="FFFFFF" w:sz="0"/>
-              <w:left w:val="none" w:color="FFFFFF" w:sz="0"/>
-              <w:bottom w:val="none" w:color="FFFFFF" w:sz="0"/>
-              <w:right w:val="none" w:color="FFFFFF" w:sz="0"/>
-            </w:tcBorders>
-            <w:shd w:fill="FAF3E0" w:color="auto" w:val="clear"/>
-            <w:tcMar>
-              <w:top w:type="dxa" w:w="40"/>
-              <w:left w:type="dxa" w:w="80"/>
-              <w:bottom w:type="dxa" w:w="40"/>
-              <w:right w:type="dxa" w:w="80"/>
-            </w:tcMar>
-            <w:vAlign w:val="center"/>
-          </w:tcPr>
-          <w:p>
-            <w:pPr>
-              <w:jc w:val="center"/>
-            </w:pPr>
-            <w:r>
-              <w:rPr>
-                <w:rFonts w:ascii="Arial" w:cs="Arial" w:eastAsia="Arial" w:hAnsi="Arial"/>
-                <w:color w:val="6B6B6B"/>
-                <w:sz w:val="15"/>
-                <w:szCs w:val="15"/>
-              </w:rPr>
-              <w:t xml:space="preserve">5–8 lbs/hand</w:t>
-            </w:r>
-          </w:p>
-        </w:tc>
-        <w:tc>
-          <w:tcPr>
-            <w:tcW w:type="dxa" w:w="540"/>
-            <w:tcBorders>
-              <w:top w:val="none" w:color="FFFFFF" w:sz="0"/>
-              <w:left w:val="none" w:color="FFFFFF" w:sz="0"/>
-              <w:bottom w:val="none" w:color="FFFFFF" w:sz="0"/>
-              <w:right w:val="none" w:color="FFFFFF" w:sz="0"/>
-            </w:tcBorders>
-            <w:shd w:fill="FAF3E0" w:color="auto" w:val="clear"/>
-            <w:tcMar>
-              <w:top w:type="dxa" w:w="40"/>
-              <w:left w:type="dxa" w:w="80"/>
-              <w:bottom w:type="dxa" w:w="40"/>
-              <w:right w:type="dxa" w:w="80"/>
-            </w:tcMar>
-            <w:vAlign w:val="center"/>
-          </w:tcPr>
-          <w:p>
-            <w:pPr>
-              <w:jc w:val="center"/>
-            </w:pPr>
-            <w:r>
-              <w:rPr>
-                <w:rFonts w:ascii="Arial" w:cs="Arial" w:eastAsia="Arial" w:hAnsi="Arial"/>
-                <w:color w:val="6B6B6B"/>
-                <w:sz w:val="15"/>
-                <w:szCs w:val="15"/>
-              </w:rPr>
-              <w:t xml:space="preserve">2-1-2</w:t>
-            </w:r>
-          </w:p>
-        </w:tc>
-        <w:tc>
-          <w:tcPr>
-            <w:tcW w:type="dxa" w:w="440"/>
-            <w:tcBorders>
-              <w:top w:val="none" w:color="FFFFFF" w:sz="0"/>
-              <w:left w:val="none" w:color="FFFFFF" w:sz="0"/>
-              <w:bottom w:val="none" w:color="FFFFFF" w:sz="0"/>
-              <w:right w:val="none" w:color="FFFFFF" w:sz="0"/>
-            </w:tcBorders>
-            <w:shd w:fill="FAF3E0" w:color="auto" w:val="clear"/>
-            <w:tcMar>
-              <w:top w:type="dxa" w:w="40"/>
-              <w:left w:type="dxa" w:w="80"/>
-              <w:bottom w:type="dxa" w:w="40"/>
-              <w:right w:type="dxa" w:w="80"/>
-            </w:tcMar>
-            <w:vAlign w:val="center"/>
-          </w:tcPr>
-          <w:p>
-            <w:pPr>
-              <w:jc w:val="center"/>
-            </w:pPr>
-            <w:r>
-              <w:rPr>
-                <w:rFonts w:ascii="Arial" w:cs="Arial" w:eastAsia="Arial" w:hAnsi="Arial"/>
-                <w:color w:val="6B6B6B"/>
-                <w:sz w:val="15"/>
-                <w:szCs w:val="15"/>
-              </w:rPr>
-              <w:t xml:space="preserve">30s</w:t>
-            </w:r>
-          </w:p>
-        </w:tc>
-        <w:tc>
-          <w:tcPr>
-            <w:tcW w:type="dxa" w:w="5580"/>
-            <w:tcBorders>
-              <w:top w:val="none" w:color="FFFFFF" w:sz="0"/>
-              <w:left w:val="none" w:color="FFFFFF" w:sz="0"/>
-              <w:bottom w:val="none" w:color="FFFFFF" w:sz="0"/>
-              <w:right w:val="none" w:color="FFFFFF" w:sz="0"/>
-            </w:tcBorders>
-            <w:shd w:fill="FAF3E0" w:color="auto" w:val="clear"/>
-            <w:tcMar>
-              <w:top w:type="dxa" w:w="40"/>
-              <w:left w:type="dxa" w:w="80"/>
-              <w:bottom w:type="dxa" w:w="40"/>
-              <w:right w:type="dxa" w:w="80"/>
-            </w:tcMar>
-            <w:vAlign w:val="center"/>
-          </w:tcPr>
-          <w:p>
-            <w:r>
-              <w:rPr>
-                <w:rFonts w:ascii="Arial" w:cs="Arial" w:eastAsia="Arial" w:hAnsi="Arial"/>
-                <w:color w:val="6B6B6B"/>
-                <w:sz w:val="17"/>
-                <w:szCs w:val="17"/>
-              </w:rPr>
-              <w:t xml:space="preserve">Hinge forward, soft knees, raise arms out to sides, squeeze shoulder blades.</w:t>
-            </w:r>
-          </w:p>
-        </w:tc>
-      </w:tr>
     </w:tbl>
     <w:p>
       <w:pPr>
@@ -8812,7 +9009,7 @@
           <w:sz w:val="17"/>
           <w:szCs w:val="17"/>
         </w:rPr>
-        <w:t xml:space="preserve">C — PRIMARY PULL STRENGTH</w:t>
+        <w:t xml:space="preserve">C — ACCESSORY — SPLIT SQUAT &amp; SHOULDER HEALTH</w:t>
       </w:r>
     </w:p>
     <w:p>
@@ -8837,7 +9034,7 @@
           <w:sz w:val="17"/>
           <w:szCs w:val="17"/>
         </w:rPr>
-        <w:t xml:space="preserve">Row was not part of the tested 10-pattern battery — today's working loads become the new 8-week baseline for both rows, tracked the same as every tested lift. No side-lead is applied to Single-Arm Row — the arm-to-arm difference here is minor. Same exercises and loads as the studio version — no equipment substitution needed here.</w:t>
+        <w:t xml:space="preserve">Unilateral accessory work directly behind the squat — DB Split Squat is unchanged from the studio version (already DB-based), left leg leading every set — then the DB Reverse Fly rotates the pattern, standing in for the studio version's face pull.</w:t>
       </w:r>
     </w:p>
     <w:tbl>
@@ -9137,6 +9334,779 @@
                 <w:sz w:val="18"/>
                 <w:szCs w:val="18"/>
               </w:rPr>
+              <w:t xml:space="preserve">DB Split Squat</w:t>
+            </w:r>
+          </w:p>
+        </w:tc>
+        <w:tc>
+          <w:tcPr>
+            <w:tcW w:type="dxa" w:w="380"/>
+            <w:tcBorders>
+              <w:top w:val="none" w:color="FFFFFF" w:sz="0"/>
+              <w:left w:val="none" w:color="FFFFFF" w:sz="0"/>
+              <w:bottom w:val="none" w:color="FFFFFF" w:sz="0"/>
+              <w:right w:val="none" w:color="FFFFFF" w:sz="0"/>
+            </w:tcBorders>
+            <w:shd w:fill="FAF3E0" w:color="auto" w:val="clear"/>
+            <w:tcMar>
+              <w:top w:type="dxa" w:w="40"/>
+              <w:left w:type="dxa" w:w="80"/>
+              <w:bottom w:type="dxa" w:w="40"/>
+              <w:right w:type="dxa" w:w="80"/>
+            </w:tcMar>
+            <w:vAlign w:val="center"/>
+          </w:tcPr>
+          <w:p>
+            <w:pPr>
+              <w:jc w:val="center"/>
+            </w:pPr>
+            <w:r>
+              <w:rPr>
+                <w:rFonts w:ascii="Arial" w:cs="Arial" w:eastAsia="Arial" w:hAnsi="Arial"/>
+                <w:color w:val="6B6B6B"/>
+                <w:sz w:val="15"/>
+                <w:szCs w:val="15"/>
+              </w:rPr>
+              <w:t xml:space="preserve">3</w:t>
+            </w:r>
+          </w:p>
+        </w:tc>
+        <w:tc>
+          <w:tcPr>
+            <w:tcW w:type="dxa" w:w="420"/>
+            <w:tcBorders>
+              <w:top w:val="none" w:color="FFFFFF" w:sz="0"/>
+              <w:left w:val="none" w:color="FFFFFF" w:sz="0"/>
+              <w:bottom w:val="none" w:color="FFFFFF" w:sz="0"/>
+              <w:right w:val="none" w:color="FFFFFF" w:sz="0"/>
+            </w:tcBorders>
+            <w:shd w:fill="FAF3E0" w:color="auto" w:val="clear"/>
+            <w:tcMar>
+              <w:top w:type="dxa" w:w="40"/>
+              <w:left w:type="dxa" w:w="80"/>
+              <w:bottom w:type="dxa" w:w="40"/>
+              <w:right w:type="dxa" w:w="80"/>
+            </w:tcMar>
+            <w:vAlign w:val="center"/>
+          </w:tcPr>
+          <w:p>
+            <w:pPr>
+              <w:jc w:val="center"/>
+            </w:pPr>
+            <w:r>
+              <w:rPr>
+                <w:rFonts w:ascii="Arial" w:cs="Arial" w:eastAsia="Arial" w:hAnsi="Arial"/>
+                <w:color w:val="6B6B6B"/>
+                <w:sz w:val="15"/>
+                <w:szCs w:val="15"/>
+              </w:rPr>
+              <w:t xml:space="preserve">8 ea, LEFT leads</w:t>
+            </w:r>
+          </w:p>
+        </w:tc>
+        <w:tc>
+          <w:tcPr>
+            <w:tcW w:type="dxa" w:w="680"/>
+            <w:tcBorders>
+              <w:top w:val="none" w:color="FFFFFF" w:sz="0"/>
+              <w:left w:val="none" w:color="FFFFFF" w:sz="0"/>
+              <w:bottom w:val="none" w:color="FFFFFF" w:sz="0"/>
+              <w:right w:val="none" w:color="FFFFFF" w:sz="0"/>
+            </w:tcBorders>
+            <w:shd w:fill="FAF3E0" w:color="auto" w:val="clear"/>
+            <w:tcMar>
+              <w:top w:type="dxa" w:w="40"/>
+              <w:left w:type="dxa" w:w="80"/>
+              <w:bottom w:type="dxa" w:w="40"/>
+              <w:right w:type="dxa" w:w="80"/>
+            </w:tcMar>
+            <w:vAlign w:val="center"/>
+          </w:tcPr>
+          <w:p>
+            <w:pPr>
+              <w:jc w:val="center"/>
+            </w:pPr>
+            <w:r>
+              <w:rPr>
+                <w:rFonts w:ascii="Arial" w:cs="Arial" w:eastAsia="Arial" w:hAnsi="Arial"/>
+                <w:color w:val="6B6B6B"/>
+                <w:sz w:val="15"/>
+                <w:szCs w:val="15"/>
+              </w:rPr>
+              <w:t xml:space="preserve">Wk1: 12.5 lbs/hand → Wk4: 17.5 lbs/hand</w:t>
+            </w:r>
+          </w:p>
+        </w:tc>
+        <w:tc>
+          <w:tcPr>
+            <w:tcW w:type="dxa" w:w="540"/>
+            <w:tcBorders>
+              <w:top w:val="none" w:color="FFFFFF" w:sz="0"/>
+              <w:left w:val="none" w:color="FFFFFF" w:sz="0"/>
+              <w:bottom w:val="none" w:color="FFFFFF" w:sz="0"/>
+              <w:right w:val="none" w:color="FFFFFF" w:sz="0"/>
+            </w:tcBorders>
+            <w:shd w:fill="FAF3E0" w:color="auto" w:val="clear"/>
+            <w:tcMar>
+              <w:top w:type="dxa" w:w="40"/>
+              <w:left w:type="dxa" w:w="80"/>
+              <w:bottom w:type="dxa" w:w="40"/>
+              <w:right w:type="dxa" w:w="80"/>
+            </w:tcMar>
+            <w:vAlign w:val="center"/>
+          </w:tcPr>
+          <w:p>
+            <w:pPr>
+              <w:jc w:val="center"/>
+            </w:pPr>
+            <w:r>
+              <w:rPr>
+                <w:rFonts w:ascii="Arial" w:cs="Arial" w:eastAsia="Arial" w:hAnsi="Arial"/>
+                <w:color w:val="6B6B6B"/>
+                <w:sz w:val="15"/>
+                <w:szCs w:val="15"/>
+              </w:rPr>
+              <w:t xml:space="preserve">2-1-1</w:t>
+            </w:r>
+          </w:p>
+        </w:tc>
+        <w:tc>
+          <w:tcPr>
+            <w:tcW w:type="dxa" w:w="440"/>
+            <w:tcBorders>
+              <w:top w:val="none" w:color="FFFFFF" w:sz="0"/>
+              <w:left w:val="none" w:color="FFFFFF" w:sz="0"/>
+              <w:bottom w:val="none" w:color="FFFFFF" w:sz="0"/>
+              <w:right w:val="none" w:color="FFFFFF" w:sz="0"/>
+            </w:tcBorders>
+            <w:shd w:fill="FAF3E0" w:color="auto" w:val="clear"/>
+            <w:tcMar>
+              <w:top w:type="dxa" w:w="40"/>
+              <w:left w:type="dxa" w:w="80"/>
+              <w:bottom w:type="dxa" w:w="40"/>
+              <w:right w:type="dxa" w:w="80"/>
+            </w:tcMar>
+            <w:vAlign w:val="center"/>
+          </w:tcPr>
+          <w:p>
+            <w:pPr>
+              <w:jc w:val="center"/>
+            </w:pPr>
+            <w:r>
+              <w:rPr>
+                <w:rFonts w:ascii="Arial" w:cs="Arial" w:eastAsia="Arial" w:hAnsi="Arial"/>
+                <w:color w:val="6B6B6B"/>
+                <w:sz w:val="15"/>
+                <w:szCs w:val="15"/>
+              </w:rPr>
+              <w:t xml:space="preserve">75s</w:t>
+            </w:r>
+          </w:p>
+        </w:tc>
+        <w:tc>
+          <w:tcPr>
+            <w:tcW w:type="dxa" w:w="5580"/>
+            <w:tcBorders>
+              <w:top w:val="none" w:color="FFFFFF" w:sz="0"/>
+              <w:left w:val="none" w:color="FFFFFF" w:sz="0"/>
+              <w:bottom w:val="none" w:color="FFFFFF" w:sz="0"/>
+              <w:right w:val="none" w:color="FFFFFF" w:sz="0"/>
+            </w:tcBorders>
+            <w:shd w:fill="FAF3E0" w:color="auto" w:val="clear"/>
+            <w:tcMar>
+              <w:top w:type="dxa" w:w="40"/>
+              <w:left w:type="dxa" w:w="80"/>
+              <w:bottom w:type="dxa" w:w="40"/>
+              <w:right w:type="dxa" w:w="80"/>
+            </w:tcMar>
+            <w:vAlign w:val="center"/>
+          </w:tcPr>
+          <w:p>
+            <w:r>
+              <w:rPr>
+                <w:rFonts w:ascii="Arial" w:cs="Arial" w:eastAsia="Arial" w:hAnsi="Arial"/>
+                <w:color w:val="6B6B6B"/>
+                <w:sz w:val="17"/>
+                <w:szCs w:val="17"/>
+              </w:rPr>
+              <w:t xml:space="preserve">Left leads (weaker side). Front knee tracks over toes, even tempo.</w:t>
+            </w:r>
+          </w:p>
+        </w:tc>
+      </w:tr>
+      <w:tr>
+        <w:tc>
+          <w:tcPr>
+            <w:tcW w:type="dxa" w:w="2400"/>
+            <w:tcBorders>
+              <w:top w:val="none" w:color="FFFFFF" w:sz="0"/>
+              <w:left w:val="none" w:color="FFFFFF" w:sz="0"/>
+              <w:bottom w:val="none" w:color="FFFFFF" w:sz="0"/>
+              <w:right w:val="none" w:color="FFFFFF" w:sz="0"/>
+            </w:tcBorders>
+            <w:shd w:fill="FFFFFF" w:color="auto" w:val="clear"/>
+            <w:tcMar>
+              <w:top w:type="dxa" w:w="40"/>
+              <w:left w:type="dxa" w:w="80"/>
+              <w:bottom w:type="dxa" w:w="40"/>
+              <w:right w:type="dxa" w:w="80"/>
+            </w:tcMar>
+            <w:vAlign w:val="center"/>
+          </w:tcPr>
+          <w:p>
+            <w:r>
+              <w:rPr>
+                <w:rFonts w:ascii="Arial" w:cs="Arial" w:eastAsia="Arial" w:hAnsi="Arial"/>
+                <w:b/>
+                <w:bCs/>
+                <w:color w:val="2C2C2C"/>
+                <w:sz w:val="18"/>
+                <w:szCs w:val="18"/>
+              </w:rPr>
+              <w:t xml:space="preserve">DB Reverse Fly (Bent-Over)</w:t>
+            </w:r>
+          </w:p>
+        </w:tc>
+        <w:tc>
+          <w:tcPr>
+            <w:tcW w:type="dxa" w:w="380"/>
+            <w:tcBorders>
+              <w:top w:val="none" w:color="FFFFFF" w:sz="0"/>
+              <w:left w:val="none" w:color="FFFFFF" w:sz="0"/>
+              <w:bottom w:val="none" w:color="FFFFFF" w:sz="0"/>
+              <w:right w:val="none" w:color="FFFFFF" w:sz="0"/>
+            </w:tcBorders>
+            <w:shd w:fill="FFFFFF" w:color="auto" w:val="clear"/>
+            <w:tcMar>
+              <w:top w:type="dxa" w:w="40"/>
+              <w:left w:type="dxa" w:w="80"/>
+              <w:bottom w:type="dxa" w:w="40"/>
+              <w:right w:type="dxa" w:w="80"/>
+            </w:tcMar>
+            <w:vAlign w:val="center"/>
+          </w:tcPr>
+          <w:p>
+            <w:pPr>
+              <w:jc w:val="center"/>
+            </w:pPr>
+            <w:r>
+              <w:rPr>
+                <w:rFonts w:ascii="Arial" w:cs="Arial" w:eastAsia="Arial" w:hAnsi="Arial"/>
+                <w:color w:val="6B6B6B"/>
+                <w:sz w:val="15"/>
+                <w:szCs w:val="15"/>
+              </w:rPr>
+              <w:t xml:space="preserve">3</w:t>
+            </w:r>
+          </w:p>
+        </w:tc>
+        <w:tc>
+          <w:tcPr>
+            <w:tcW w:type="dxa" w:w="420"/>
+            <w:tcBorders>
+              <w:top w:val="none" w:color="FFFFFF" w:sz="0"/>
+              <w:left w:val="none" w:color="FFFFFF" w:sz="0"/>
+              <w:bottom w:val="none" w:color="FFFFFF" w:sz="0"/>
+              <w:right w:val="none" w:color="FFFFFF" w:sz="0"/>
+            </w:tcBorders>
+            <w:shd w:fill="FFFFFF" w:color="auto" w:val="clear"/>
+            <w:tcMar>
+              <w:top w:type="dxa" w:w="40"/>
+              <w:left w:type="dxa" w:w="80"/>
+              <w:bottom w:type="dxa" w:w="40"/>
+              <w:right w:type="dxa" w:w="80"/>
+            </w:tcMar>
+            <w:vAlign w:val="center"/>
+          </w:tcPr>
+          <w:p>
+            <w:pPr>
+              <w:jc w:val="center"/>
+            </w:pPr>
+            <w:r>
+              <w:rPr>
+                <w:rFonts w:ascii="Arial" w:cs="Arial" w:eastAsia="Arial" w:hAnsi="Arial"/>
+                <w:color w:val="6B6B6B"/>
+                <w:sz w:val="15"/>
+                <w:szCs w:val="15"/>
+              </w:rPr>
+              <w:t xml:space="preserve">15</w:t>
+            </w:r>
+          </w:p>
+        </w:tc>
+        <w:tc>
+          <w:tcPr>
+            <w:tcW w:type="dxa" w:w="680"/>
+            <w:tcBorders>
+              <w:top w:val="none" w:color="FFFFFF" w:sz="0"/>
+              <w:left w:val="none" w:color="FFFFFF" w:sz="0"/>
+              <w:bottom w:val="none" w:color="FFFFFF" w:sz="0"/>
+              <w:right w:val="none" w:color="FFFFFF" w:sz="0"/>
+            </w:tcBorders>
+            <w:shd w:fill="FFFFFF" w:color="auto" w:val="clear"/>
+            <w:tcMar>
+              <w:top w:type="dxa" w:w="40"/>
+              <w:left w:type="dxa" w:w="80"/>
+              <w:bottom w:type="dxa" w:w="40"/>
+              <w:right w:type="dxa" w:w="80"/>
+            </w:tcMar>
+            <w:vAlign w:val="center"/>
+          </w:tcPr>
+          <w:p>
+            <w:pPr>
+              <w:jc w:val="center"/>
+            </w:pPr>
+            <w:r>
+              <w:rPr>
+                <w:rFonts w:ascii="Arial" w:cs="Arial" w:eastAsia="Arial" w:hAnsi="Arial"/>
+                <w:color w:val="6B6B6B"/>
+                <w:sz w:val="15"/>
+                <w:szCs w:val="15"/>
+              </w:rPr>
+              <w:t xml:space="preserve">5–8 lbs/hand</w:t>
+            </w:r>
+          </w:p>
+        </w:tc>
+        <w:tc>
+          <w:tcPr>
+            <w:tcW w:type="dxa" w:w="540"/>
+            <w:tcBorders>
+              <w:top w:val="none" w:color="FFFFFF" w:sz="0"/>
+              <w:left w:val="none" w:color="FFFFFF" w:sz="0"/>
+              <w:bottom w:val="none" w:color="FFFFFF" w:sz="0"/>
+              <w:right w:val="none" w:color="FFFFFF" w:sz="0"/>
+            </w:tcBorders>
+            <w:shd w:fill="FFFFFF" w:color="auto" w:val="clear"/>
+            <w:tcMar>
+              <w:top w:type="dxa" w:w="40"/>
+              <w:left w:type="dxa" w:w="80"/>
+              <w:bottom w:type="dxa" w:w="40"/>
+              <w:right w:type="dxa" w:w="80"/>
+            </w:tcMar>
+            <w:vAlign w:val="center"/>
+          </w:tcPr>
+          <w:p>
+            <w:pPr>
+              <w:jc w:val="center"/>
+            </w:pPr>
+            <w:r>
+              <w:rPr>
+                <w:rFonts w:ascii="Arial" w:cs="Arial" w:eastAsia="Arial" w:hAnsi="Arial"/>
+                <w:color w:val="6B6B6B"/>
+                <w:sz w:val="15"/>
+                <w:szCs w:val="15"/>
+              </w:rPr>
+              <w:t xml:space="preserve">2-1-2</w:t>
+            </w:r>
+          </w:p>
+        </w:tc>
+        <w:tc>
+          <w:tcPr>
+            <w:tcW w:type="dxa" w:w="440"/>
+            <w:tcBorders>
+              <w:top w:val="none" w:color="FFFFFF" w:sz="0"/>
+              <w:left w:val="none" w:color="FFFFFF" w:sz="0"/>
+              <w:bottom w:val="none" w:color="FFFFFF" w:sz="0"/>
+              <w:right w:val="none" w:color="FFFFFF" w:sz="0"/>
+            </w:tcBorders>
+            <w:shd w:fill="FFFFFF" w:color="auto" w:val="clear"/>
+            <w:tcMar>
+              <w:top w:type="dxa" w:w="40"/>
+              <w:left w:type="dxa" w:w="80"/>
+              <w:bottom w:type="dxa" w:w="40"/>
+              <w:right w:type="dxa" w:w="80"/>
+            </w:tcMar>
+            <w:vAlign w:val="center"/>
+          </w:tcPr>
+          <w:p>
+            <w:pPr>
+              <w:jc w:val="center"/>
+            </w:pPr>
+            <w:r>
+              <w:rPr>
+                <w:rFonts w:ascii="Arial" w:cs="Arial" w:eastAsia="Arial" w:hAnsi="Arial"/>
+                <w:color w:val="6B6B6B"/>
+                <w:sz w:val="15"/>
+                <w:szCs w:val="15"/>
+              </w:rPr>
+              <w:t xml:space="preserve">30s</w:t>
+            </w:r>
+          </w:p>
+        </w:tc>
+        <w:tc>
+          <w:tcPr>
+            <w:tcW w:type="dxa" w:w="5580"/>
+            <w:tcBorders>
+              <w:top w:val="none" w:color="FFFFFF" w:sz="0"/>
+              <w:left w:val="none" w:color="FFFFFF" w:sz="0"/>
+              <w:bottom w:val="none" w:color="FFFFFF" w:sz="0"/>
+              <w:right w:val="none" w:color="FFFFFF" w:sz="0"/>
+            </w:tcBorders>
+            <w:shd w:fill="FFFFFF" w:color="auto" w:val="clear"/>
+            <w:tcMar>
+              <w:top w:type="dxa" w:w="40"/>
+              <w:left w:type="dxa" w:w="80"/>
+              <w:bottom w:type="dxa" w:w="40"/>
+              <w:right w:type="dxa" w:w="80"/>
+            </w:tcMar>
+            <w:vAlign w:val="center"/>
+          </w:tcPr>
+          <w:p>
+            <w:r>
+              <w:rPr>
+                <w:rFonts w:ascii="Arial" w:cs="Arial" w:eastAsia="Arial" w:hAnsi="Arial"/>
+                <w:color w:val="6B6B6B"/>
+                <w:sz w:val="17"/>
+                <w:szCs w:val="17"/>
+              </w:rPr>
+              <w:t xml:space="preserve">Hinge forward, soft knees, raise arms out to sides, squeeze shoulder blades.</w:t>
+            </w:r>
+          </w:p>
+        </w:tc>
+      </w:tr>
+    </w:tbl>
+    <w:p>
+      <w:pPr>
+        <w:spacing w:after="100"/>
+      </w:pPr>
+    </w:p>
+    <w:p>
+      <w:pPr>
+        <w:spacing w:after="60" w:before="120"/>
+      </w:pPr>
+      <w:r>
+        <w:rPr>
+          <w:rFonts w:ascii="Arial" w:cs="Arial" w:eastAsia="Arial" w:hAnsi="Arial"/>
+          <w:b/>
+          <w:bCs/>
+          <w:color w:val="C9A227"/>
+          <w:sz w:val="17"/>
+          <w:szCs w:val="17"/>
+        </w:rPr>
+        <w:t xml:space="preserve">D — SECONDARY COMPOUND — PULL STRENGTH</w:t>
+      </w:r>
+    </w:p>
+    <w:p>
+      <w:pPr>
+        <w:spacing w:after="80"/>
+      </w:pPr>
+      <w:r>
+        <w:rPr>
+          <w:rFonts w:ascii="Arial" w:cs="Arial" w:eastAsia="Arial" w:hAnsi="Arial"/>
+          <w:b/>
+          <w:bCs/>
+          <w:color w:val="C9A227"/>
+          <w:sz w:val="17"/>
+          <w:szCs w:val="17"/>
+        </w:rPr>
+        <w:t xml:space="preserve">Load Target:  </w:t>
+      </w:r>
+      <w:r>
+        <w:rPr>
+          <w:rFonts w:ascii="Arial" w:cs="Arial" w:eastAsia="Arial" w:hAnsi="Arial"/>
+          <w:color w:val="2C2C2C"/>
+          <w:sz w:val="17"/>
+          <w:szCs w:val="17"/>
+        </w:rPr>
+        <w:t xml:space="preserve">The day's second compound pattern — pulling, rotating off the squat and lunge work above. Row was not part of the tested 10-pattern battery — today's working loads become the new 8-week baseline for both rows, tracked the same as every tested lift. No side-lead is applied to Single-Arm Row — the arm-to-arm difference here is minor. Same exercises and loads as the studio version — no equipment substitution needed here. If the row needs a variation: a chest-supported DB row (lying prone on the bench) or a staggered-stance single-arm row (free hand braced on the knee) covers the same pattern; today's rows stay the lifts we track.</w:t>
+      </w:r>
+    </w:p>
+    <w:tbl>
+      <w:tblPr>
+        <w:tblW w:type="dxa" w:w="10440"/>
+        <w:tblBorders>
+          <w:top w:val="none" w:color="FFFFFF" w:sz="0"/>
+          <w:left w:val="none" w:color="FFFFFF" w:sz="0"/>
+          <w:bottom w:val="none" w:color="FFFFFF" w:sz="0"/>
+          <w:right w:val="none" w:color="FFFFFF" w:sz="0"/>
+          <w:insideH w:val="single" w:color="auto" w:sz="4"/>
+          <w:insideV w:val="single" w:color="auto" w:sz="4"/>
+        </w:tblBorders>
+      </w:tblPr>
+      <w:tblGrid>
+        <w:gridCol w:w="2400"/>
+        <w:gridCol w:w="380"/>
+        <w:gridCol w:w="420"/>
+        <w:gridCol w:w="680"/>
+        <w:gridCol w:w="540"/>
+        <w:gridCol w:w="440"/>
+        <w:gridCol w:w="5580"/>
+      </w:tblGrid>
+      <w:tr>
+        <w:tc>
+          <w:tcPr>
+            <w:tcW w:type="dxa" w:w="2400"/>
+            <w:tcBorders>
+              <w:top w:val="none" w:color="FFFFFF" w:sz="0"/>
+              <w:left w:val="none" w:color="FFFFFF" w:sz="0"/>
+              <w:bottom w:val="none" w:color="FFFFFF" w:sz="0"/>
+              <w:right w:val="none" w:color="FFFFFF" w:sz="0"/>
+            </w:tcBorders>
+            <w:shd w:fill="F5E8C0" w:color="auto" w:val="clear"/>
+            <w:tcMar>
+              <w:top w:type="dxa" w:w="40"/>
+              <w:left w:type="dxa" w:w="80"/>
+              <w:bottom w:type="dxa" w:w="40"/>
+              <w:right w:type="dxa" w:w="80"/>
+            </w:tcMar>
+            <w:vAlign w:val="center"/>
+          </w:tcPr>
+          <w:p>
+            <w:pPr>
+              <w:jc w:val="left"/>
+            </w:pPr>
+            <w:r>
+              <w:rPr>
+                <w:rFonts w:ascii="Arial" w:cs="Arial" w:eastAsia="Arial" w:hAnsi="Arial"/>
+                <w:b/>
+                <w:bCs/>
+                <w:color w:val="C9A227"/>
+                <w:sz w:val="15"/>
+                <w:szCs w:val="15"/>
+              </w:rPr>
+              <w:t xml:space="preserve">EXERCISE</w:t>
+            </w:r>
+          </w:p>
+        </w:tc>
+        <w:tc>
+          <w:tcPr>
+            <w:tcW w:type="dxa" w:w="380"/>
+            <w:tcBorders>
+              <w:top w:val="none" w:color="FFFFFF" w:sz="0"/>
+              <w:left w:val="none" w:color="FFFFFF" w:sz="0"/>
+              <w:bottom w:val="none" w:color="FFFFFF" w:sz="0"/>
+              <w:right w:val="none" w:color="FFFFFF" w:sz="0"/>
+            </w:tcBorders>
+            <w:shd w:fill="F5E8C0" w:color="auto" w:val="clear"/>
+            <w:tcMar>
+              <w:top w:type="dxa" w:w="40"/>
+              <w:left w:type="dxa" w:w="80"/>
+              <w:bottom w:type="dxa" w:w="40"/>
+              <w:right w:type="dxa" w:w="80"/>
+            </w:tcMar>
+            <w:vAlign w:val="center"/>
+          </w:tcPr>
+          <w:p>
+            <w:pPr>
+              <w:jc w:val="center"/>
+            </w:pPr>
+            <w:r>
+              <w:rPr>
+                <w:rFonts w:ascii="Arial" w:cs="Arial" w:eastAsia="Arial" w:hAnsi="Arial"/>
+                <w:b/>
+                <w:bCs/>
+                <w:color w:val="C9A227"/>
+                <w:sz w:val="13"/>
+                <w:szCs w:val="13"/>
+              </w:rPr>
+              <w:t xml:space="preserve">SETS</w:t>
+            </w:r>
+          </w:p>
+        </w:tc>
+        <w:tc>
+          <w:tcPr>
+            <w:tcW w:type="dxa" w:w="420"/>
+            <w:tcBorders>
+              <w:top w:val="none" w:color="FFFFFF" w:sz="0"/>
+              <w:left w:val="none" w:color="FFFFFF" w:sz="0"/>
+              <w:bottom w:val="none" w:color="FFFFFF" w:sz="0"/>
+              <w:right w:val="none" w:color="FFFFFF" w:sz="0"/>
+            </w:tcBorders>
+            <w:shd w:fill="F5E8C0" w:color="auto" w:val="clear"/>
+            <w:tcMar>
+              <w:top w:type="dxa" w:w="40"/>
+              <w:left w:type="dxa" w:w="80"/>
+              <w:bottom w:type="dxa" w:w="40"/>
+              <w:right w:type="dxa" w:w="80"/>
+            </w:tcMar>
+            <w:vAlign w:val="center"/>
+          </w:tcPr>
+          <w:p>
+            <w:pPr>
+              <w:jc w:val="center"/>
+            </w:pPr>
+            <w:r>
+              <w:rPr>
+                <w:rFonts w:ascii="Arial" w:cs="Arial" w:eastAsia="Arial" w:hAnsi="Arial"/>
+                <w:b/>
+                <w:bCs/>
+                <w:color w:val="C9A227"/>
+                <w:sz w:val="13"/>
+                <w:szCs w:val="13"/>
+              </w:rPr>
+              <w:t xml:space="preserve">REPS</w:t>
+            </w:r>
+          </w:p>
+        </w:tc>
+        <w:tc>
+          <w:tcPr>
+            <w:tcW w:type="dxa" w:w="680"/>
+            <w:tcBorders>
+              <w:top w:val="none" w:color="FFFFFF" w:sz="0"/>
+              <w:left w:val="none" w:color="FFFFFF" w:sz="0"/>
+              <w:bottom w:val="none" w:color="FFFFFF" w:sz="0"/>
+              <w:right w:val="none" w:color="FFFFFF" w:sz="0"/>
+            </w:tcBorders>
+            <w:shd w:fill="F5E8C0" w:color="auto" w:val="clear"/>
+            <w:tcMar>
+              <w:top w:type="dxa" w:w="40"/>
+              <w:left w:type="dxa" w:w="80"/>
+              <w:bottom w:type="dxa" w:w="40"/>
+              <w:right w:type="dxa" w:w="80"/>
+            </w:tcMar>
+            <w:vAlign w:val="center"/>
+          </w:tcPr>
+          <w:p>
+            <w:pPr>
+              <w:jc w:val="center"/>
+            </w:pPr>
+            <w:r>
+              <w:rPr>
+                <w:rFonts w:ascii="Arial" w:cs="Arial" w:eastAsia="Arial" w:hAnsi="Arial"/>
+                <w:b/>
+                <w:bCs/>
+                <w:color w:val="C9A227"/>
+                <w:sz w:val="13"/>
+                <w:szCs w:val="13"/>
+              </w:rPr>
+              <w:t xml:space="preserve">LOAD</w:t>
+            </w:r>
+          </w:p>
+        </w:tc>
+        <w:tc>
+          <w:tcPr>
+            <w:tcW w:type="dxa" w:w="540"/>
+            <w:tcBorders>
+              <w:top w:val="none" w:color="FFFFFF" w:sz="0"/>
+              <w:left w:val="none" w:color="FFFFFF" w:sz="0"/>
+              <w:bottom w:val="none" w:color="FFFFFF" w:sz="0"/>
+              <w:right w:val="none" w:color="FFFFFF" w:sz="0"/>
+            </w:tcBorders>
+            <w:shd w:fill="F5E8C0" w:color="auto" w:val="clear"/>
+            <w:tcMar>
+              <w:top w:type="dxa" w:w="40"/>
+              <w:left w:type="dxa" w:w="80"/>
+              <w:bottom w:type="dxa" w:w="40"/>
+              <w:right w:type="dxa" w:w="80"/>
+            </w:tcMar>
+            <w:vAlign w:val="center"/>
+          </w:tcPr>
+          <w:p>
+            <w:pPr>
+              <w:jc w:val="center"/>
+            </w:pPr>
+            <w:r>
+              <w:rPr>
+                <w:rFonts w:ascii="Arial" w:cs="Arial" w:eastAsia="Arial" w:hAnsi="Arial"/>
+                <w:b/>
+                <w:bCs/>
+                <w:color w:val="C9A227"/>
+                <w:sz w:val="13"/>
+                <w:szCs w:val="13"/>
+              </w:rPr>
+              <w:t xml:space="preserve">TEMPO</w:t>
+            </w:r>
+          </w:p>
+        </w:tc>
+        <w:tc>
+          <w:tcPr>
+            <w:tcW w:type="dxa" w:w="440"/>
+            <w:tcBorders>
+              <w:top w:val="none" w:color="FFFFFF" w:sz="0"/>
+              <w:left w:val="none" w:color="FFFFFF" w:sz="0"/>
+              <w:bottom w:val="none" w:color="FFFFFF" w:sz="0"/>
+              <w:right w:val="none" w:color="FFFFFF" w:sz="0"/>
+            </w:tcBorders>
+            <w:shd w:fill="F5E8C0" w:color="auto" w:val="clear"/>
+            <w:tcMar>
+              <w:top w:type="dxa" w:w="40"/>
+              <w:left w:type="dxa" w:w="80"/>
+              <w:bottom w:type="dxa" w:w="40"/>
+              <w:right w:type="dxa" w:w="80"/>
+            </w:tcMar>
+            <w:vAlign w:val="center"/>
+          </w:tcPr>
+          <w:p>
+            <w:pPr>
+              <w:jc w:val="center"/>
+            </w:pPr>
+            <w:r>
+              <w:rPr>
+                <w:rFonts w:ascii="Arial" w:cs="Arial" w:eastAsia="Arial" w:hAnsi="Arial"/>
+                <w:b/>
+                <w:bCs/>
+                <w:color w:val="C9A227"/>
+                <w:sz w:val="13"/>
+                <w:szCs w:val="13"/>
+              </w:rPr>
+              <w:t xml:space="preserve">REST</w:t>
+            </w:r>
+          </w:p>
+        </w:tc>
+        <w:tc>
+          <w:tcPr>
+            <w:tcW w:type="dxa" w:w="5580"/>
+            <w:tcBorders>
+              <w:top w:val="none" w:color="FFFFFF" w:sz="0"/>
+              <w:left w:val="none" w:color="FFFFFF" w:sz="0"/>
+              <w:bottom w:val="none" w:color="FFFFFF" w:sz="0"/>
+              <w:right w:val="none" w:color="FFFFFF" w:sz="0"/>
+            </w:tcBorders>
+            <w:shd w:fill="F5E8C0" w:color="auto" w:val="clear"/>
+            <w:tcMar>
+              <w:top w:type="dxa" w:w="40"/>
+              <w:left w:type="dxa" w:w="80"/>
+              <w:bottom w:type="dxa" w:w="40"/>
+              <w:right w:type="dxa" w:w="80"/>
+            </w:tcMar>
+            <w:vAlign w:val="center"/>
+          </w:tcPr>
+          <w:p>
+            <w:pPr>
+              <w:jc w:val="left"/>
+            </w:pPr>
+            <w:r>
+              <w:rPr>
+                <w:rFonts w:ascii="Arial" w:cs="Arial" w:eastAsia="Arial" w:hAnsi="Arial"/>
+                <w:b/>
+                <w:bCs/>
+                <w:color w:val="C9A227"/>
+                <w:sz w:val="15"/>
+                <w:szCs w:val="15"/>
+              </w:rPr>
+              <w:t xml:space="preserve">COACHING CUE</w:t>
+            </w:r>
+          </w:p>
+        </w:tc>
+      </w:tr>
+      <w:tr>
+        <w:tc>
+          <w:tcPr>
+            <w:tcW w:type="dxa" w:w="2400"/>
+            <w:tcBorders>
+              <w:top w:val="none" w:color="FFFFFF" w:sz="0"/>
+              <w:left w:val="none" w:color="FFFFFF" w:sz="0"/>
+              <w:bottom w:val="none" w:color="FFFFFF" w:sz="0"/>
+              <w:right w:val="none" w:color="FFFFFF" w:sz="0"/>
+            </w:tcBorders>
+            <w:shd w:fill="FAF3E0" w:color="auto" w:val="clear"/>
+            <w:tcMar>
+              <w:top w:type="dxa" w:w="40"/>
+              <w:left w:type="dxa" w:w="80"/>
+              <w:bottom w:type="dxa" w:w="40"/>
+              <w:right w:type="dxa" w:w="80"/>
+            </w:tcMar>
+            <w:vAlign w:val="center"/>
+          </w:tcPr>
+          <w:p>
+            <w:r>
+              <w:rPr>
+                <w:rFonts w:ascii="Arial" w:cs="Arial" w:eastAsia="Arial" w:hAnsi="Arial"/>
+                <w:b/>
+                <w:bCs/>
+                <w:color w:val="2C2C2C"/>
+                <w:sz w:val="18"/>
+                <w:szCs w:val="18"/>
+              </w:rPr>
               <w:t xml:space="preserve">Single-Arm DB Row (Bench-Supported)</w:t>
             </w:r>
           </w:p>
@@ -9814,7 +10784,7 @@
           <w:sz w:val="17"/>
           <w:szCs w:val="17"/>
         </w:rPr>
-        <w:t xml:space="preserve">D — PUSH-UP PROGRESSION &amp; METABOLIC FINISHER</w:t>
+        <w:t xml:space="preserve">E — PUSH-UP PROGRESSION &amp; CORE</w:t>
       </w:r>
     </w:p>
     <w:p>
@@ -9839,7 +10809,7 @@
           <w:sz w:val="17"/>
           <w:szCs w:val="17"/>
         </w:rPr>
-        <w:t xml:space="preserve">10 reps on an incline (hands on a bench or sturdy chair) is a solid bridge point toward full floor push-ups. Side plank varies the core stimulus from Day A's front plank; the finisher is a brief conditioning close, same role as Day A's stair climb.</w:t>
+        <w:t xml:space="preserve">10 reps on an incline (hands on a bench or sturdy chair) is a solid bridge point toward full floor push-ups. Side plank varies the core stimulus from Day A's front plank.</w:t>
       </w:r>
     </w:p>
     <w:tbl>
@@ -10568,6 +11538,74 @@
           </w:p>
         </w:tc>
       </w:tr>
+    </w:tbl>
+    <w:p>
+      <w:pPr>
+        <w:spacing w:after="100"/>
+      </w:pPr>
+    </w:p>
+    <w:p>
+      <w:pPr>
+        <w:spacing w:after="60" w:before="120"/>
+      </w:pPr>
+      <w:r>
+        <w:rPr>
+          <w:rFonts w:ascii="Arial" w:cs="Arial" w:eastAsia="Arial" w:hAnsi="Arial"/>
+          <w:b/>
+          <w:bCs/>
+          <w:color w:val="C9A227"/>
+          <w:sz w:val="17"/>
+          <w:szCs w:val="17"/>
+        </w:rPr>
+        <w:t xml:space="preserve">F — FULL-BODY INTEGRATION — FARMER CARRY (LIGHT)</w:t>
+      </w:r>
+    </w:p>
+    <w:p>
+      <w:pPr>
+        <w:spacing w:after="80"/>
+      </w:pPr>
+      <w:r>
+        <w:rPr>
+          <w:rFonts w:ascii="Arial" w:cs="Arial" w:eastAsia="Arial" w:hAnsi="Arial"/>
+          <w:b/>
+          <w:bCs/>
+          <w:color w:val="C9A227"/>
+          <w:sz w:val="17"/>
+          <w:szCs w:val="17"/>
+        </w:rPr>
+        <w:t xml:space="preserve">Why:  </w:t>
+      </w:r>
+      <w:r>
+        <w:rPr>
+          <w:rFonts w:ascii="Arial" w:cs="Arial" w:eastAsia="Arial" w:hAnsi="Arial"/>
+          <w:color w:val="2C2C2C"/>
+          <w:sz w:val="17"/>
+          <w:szCs w:val="17"/>
+        </w:rPr>
+        <w:t xml:space="preserve">The session's closing compound — a light loaded carry pulling the day's squat posture, pulling strength, and core bracing together under gait. Loads stay deliberately below Day A's carry work — this closes the day with quality movement, not extra load. Carry evenly with both hands; distance and movement quality govern this work, not an effort target.</w:t>
+      </w:r>
+    </w:p>
+    <w:tbl>
+      <w:tblPr>
+        <w:tblW w:type="dxa" w:w="10440"/>
+        <w:tblBorders>
+          <w:top w:val="none" w:color="FFFFFF" w:sz="0"/>
+          <w:left w:val="none" w:color="FFFFFF" w:sz="0"/>
+          <w:bottom w:val="none" w:color="FFFFFF" w:sz="0"/>
+          <w:right w:val="none" w:color="FFFFFF" w:sz="0"/>
+          <w:insideH w:val="single" w:color="auto" w:sz="4"/>
+          <w:insideV w:val="single" w:color="auto" w:sz="4"/>
+        </w:tblBorders>
+      </w:tblPr>
+      <w:tblGrid>
+        <w:gridCol w:w="2400"/>
+        <w:gridCol w:w="380"/>
+        <w:gridCol w:w="420"/>
+        <w:gridCol w:w="680"/>
+        <w:gridCol w:w="540"/>
+        <w:gridCol w:w="440"/>
+        <w:gridCol w:w="5580"/>
+      </w:tblGrid>
       <w:tr>
         <w:tc>
           <w:tcPr>
@@ -10578,7 +11616,254 @@
               <w:bottom w:val="none" w:color="FFFFFF" w:sz="0"/>
               <w:right w:val="none" w:color="FFFFFF" w:sz="0"/>
             </w:tcBorders>
-            <w:shd w:fill="F1F8F2" w:color="auto" w:val="clear"/>
+            <w:shd w:fill="F5E8C0" w:color="auto" w:val="clear"/>
+            <w:tcMar>
+              <w:top w:type="dxa" w:w="40"/>
+              <w:left w:type="dxa" w:w="80"/>
+              <w:bottom w:type="dxa" w:w="40"/>
+              <w:right w:type="dxa" w:w="80"/>
+            </w:tcMar>
+            <w:vAlign w:val="center"/>
+          </w:tcPr>
+          <w:p>
+            <w:pPr>
+              <w:jc w:val="left"/>
+            </w:pPr>
+            <w:r>
+              <w:rPr>
+                <w:rFonts w:ascii="Arial" w:cs="Arial" w:eastAsia="Arial" w:hAnsi="Arial"/>
+                <w:b/>
+                <w:bCs/>
+                <w:color w:val="C9A227"/>
+                <w:sz w:val="15"/>
+                <w:szCs w:val="15"/>
+              </w:rPr>
+              <w:t xml:space="preserve">EXERCISE</w:t>
+            </w:r>
+          </w:p>
+        </w:tc>
+        <w:tc>
+          <w:tcPr>
+            <w:tcW w:type="dxa" w:w="380"/>
+            <w:tcBorders>
+              <w:top w:val="none" w:color="FFFFFF" w:sz="0"/>
+              <w:left w:val="none" w:color="FFFFFF" w:sz="0"/>
+              <w:bottom w:val="none" w:color="FFFFFF" w:sz="0"/>
+              <w:right w:val="none" w:color="FFFFFF" w:sz="0"/>
+            </w:tcBorders>
+            <w:shd w:fill="F5E8C0" w:color="auto" w:val="clear"/>
+            <w:tcMar>
+              <w:top w:type="dxa" w:w="40"/>
+              <w:left w:type="dxa" w:w="80"/>
+              <w:bottom w:type="dxa" w:w="40"/>
+              <w:right w:type="dxa" w:w="80"/>
+            </w:tcMar>
+            <w:vAlign w:val="center"/>
+          </w:tcPr>
+          <w:p>
+            <w:pPr>
+              <w:jc w:val="center"/>
+            </w:pPr>
+            <w:r>
+              <w:rPr>
+                <w:rFonts w:ascii="Arial" w:cs="Arial" w:eastAsia="Arial" w:hAnsi="Arial"/>
+                <w:b/>
+                <w:bCs/>
+                <w:color w:val="C9A227"/>
+                <w:sz w:val="13"/>
+                <w:szCs w:val="13"/>
+              </w:rPr>
+              <w:t xml:space="preserve">SETS</w:t>
+            </w:r>
+          </w:p>
+        </w:tc>
+        <w:tc>
+          <w:tcPr>
+            <w:tcW w:type="dxa" w:w="420"/>
+            <w:tcBorders>
+              <w:top w:val="none" w:color="FFFFFF" w:sz="0"/>
+              <w:left w:val="none" w:color="FFFFFF" w:sz="0"/>
+              <w:bottom w:val="none" w:color="FFFFFF" w:sz="0"/>
+              <w:right w:val="none" w:color="FFFFFF" w:sz="0"/>
+            </w:tcBorders>
+            <w:shd w:fill="F5E8C0" w:color="auto" w:val="clear"/>
+            <w:tcMar>
+              <w:top w:type="dxa" w:w="40"/>
+              <w:left w:type="dxa" w:w="80"/>
+              <w:bottom w:type="dxa" w:w="40"/>
+              <w:right w:type="dxa" w:w="80"/>
+            </w:tcMar>
+            <w:vAlign w:val="center"/>
+          </w:tcPr>
+          <w:p>
+            <w:pPr>
+              <w:jc w:val="center"/>
+            </w:pPr>
+            <w:r>
+              <w:rPr>
+                <w:rFonts w:ascii="Arial" w:cs="Arial" w:eastAsia="Arial" w:hAnsi="Arial"/>
+                <w:b/>
+                <w:bCs/>
+                <w:color w:val="C9A227"/>
+                <w:sz w:val="13"/>
+                <w:szCs w:val="13"/>
+              </w:rPr>
+              <w:t xml:space="preserve">REPS</w:t>
+            </w:r>
+          </w:p>
+        </w:tc>
+        <w:tc>
+          <w:tcPr>
+            <w:tcW w:type="dxa" w:w="680"/>
+            <w:tcBorders>
+              <w:top w:val="none" w:color="FFFFFF" w:sz="0"/>
+              <w:left w:val="none" w:color="FFFFFF" w:sz="0"/>
+              <w:bottom w:val="none" w:color="FFFFFF" w:sz="0"/>
+              <w:right w:val="none" w:color="FFFFFF" w:sz="0"/>
+            </w:tcBorders>
+            <w:shd w:fill="F5E8C0" w:color="auto" w:val="clear"/>
+            <w:tcMar>
+              <w:top w:type="dxa" w:w="40"/>
+              <w:left w:type="dxa" w:w="80"/>
+              <w:bottom w:type="dxa" w:w="40"/>
+              <w:right w:type="dxa" w:w="80"/>
+            </w:tcMar>
+            <w:vAlign w:val="center"/>
+          </w:tcPr>
+          <w:p>
+            <w:pPr>
+              <w:jc w:val="center"/>
+            </w:pPr>
+            <w:r>
+              <w:rPr>
+                <w:rFonts w:ascii="Arial" w:cs="Arial" w:eastAsia="Arial" w:hAnsi="Arial"/>
+                <w:b/>
+                <w:bCs/>
+                <w:color w:val="C9A227"/>
+                <w:sz w:val="13"/>
+                <w:szCs w:val="13"/>
+              </w:rPr>
+              <w:t xml:space="preserve">LOAD</w:t>
+            </w:r>
+          </w:p>
+        </w:tc>
+        <w:tc>
+          <w:tcPr>
+            <w:tcW w:type="dxa" w:w="540"/>
+            <w:tcBorders>
+              <w:top w:val="none" w:color="FFFFFF" w:sz="0"/>
+              <w:left w:val="none" w:color="FFFFFF" w:sz="0"/>
+              <w:bottom w:val="none" w:color="FFFFFF" w:sz="0"/>
+              <w:right w:val="none" w:color="FFFFFF" w:sz="0"/>
+            </w:tcBorders>
+            <w:shd w:fill="F5E8C0" w:color="auto" w:val="clear"/>
+            <w:tcMar>
+              <w:top w:type="dxa" w:w="40"/>
+              <w:left w:type="dxa" w:w="80"/>
+              <w:bottom w:type="dxa" w:w="40"/>
+              <w:right w:type="dxa" w:w="80"/>
+            </w:tcMar>
+            <w:vAlign w:val="center"/>
+          </w:tcPr>
+          <w:p>
+            <w:pPr>
+              <w:jc w:val="center"/>
+            </w:pPr>
+            <w:r>
+              <w:rPr>
+                <w:rFonts w:ascii="Arial" w:cs="Arial" w:eastAsia="Arial" w:hAnsi="Arial"/>
+                <w:b/>
+                <w:bCs/>
+                <w:color w:val="C9A227"/>
+                <w:sz w:val="13"/>
+                <w:szCs w:val="13"/>
+              </w:rPr>
+              <w:t xml:space="preserve">TEMPO</w:t>
+            </w:r>
+          </w:p>
+        </w:tc>
+        <w:tc>
+          <w:tcPr>
+            <w:tcW w:type="dxa" w:w="440"/>
+            <w:tcBorders>
+              <w:top w:val="none" w:color="FFFFFF" w:sz="0"/>
+              <w:left w:val="none" w:color="FFFFFF" w:sz="0"/>
+              <w:bottom w:val="none" w:color="FFFFFF" w:sz="0"/>
+              <w:right w:val="none" w:color="FFFFFF" w:sz="0"/>
+            </w:tcBorders>
+            <w:shd w:fill="F5E8C0" w:color="auto" w:val="clear"/>
+            <w:tcMar>
+              <w:top w:type="dxa" w:w="40"/>
+              <w:left w:type="dxa" w:w="80"/>
+              <w:bottom w:type="dxa" w:w="40"/>
+              <w:right w:type="dxa" w:w="80"/>
+            </w:tcMar>
+            <w:vAlign w:val="center"/>
+          </w:tcPr>
+          <w:p>
+            <w:pPr>
+              <w:jc w:val="center"/>
+            </w:pPr>
+            <w:r>
+              <w:rPr>
+                <w:rFonts w:ascii="Arial" w:cs="Arial" w:eastAsia="Arial" w:hAnsi="Arial"/>
+                <w:b/>
+                <w:bCs/>
+                <w:color w:val="C9A227"/>
+                <w:sz w:val="13"/>
+                <w:szCs w:val="13"/>
+              </w:rPr>
+              <w:t xml:space="preserve">REST</w:t>
+            </w:r>
+          </w:p>
+        </w:tc>
+        <w:tc>
+          <w:tcPr>
+            <w:tcW w:type="dxa" w:w="5580"/>
+            <w:tcBorders>
+              <w:top w:val="none" w:color="FFFFFF" w:sz="0"/>
+              <w:left w:val="none" w:color="FFFFFF" w:sz="0"/>
+              <w:bottom w:val="none" w:color="FFFFFF" w:sz="0"/>
+              <w:right w:val="none" w:color="FFFFFF" w:sz="0"/>
+            </w:tcBorders>
+            <w:shd w:fill="F5E8C0" w:color="auto" w:val="clear"/>
+            <w:tcMar>
+              <w:top w:type="dxa" w:w="40"/>
+              <w:left w:type="dxa" w:w="80"/>
+              <w:bottom w:type="dxa" w:w="40"/>
+              <w:right w:type="dxa" w:w="80"/>
+            </w:tcMar>
+            <w:vAlign w:val="center"/>
+          </w:tcPr>
+          <w:p>
+            <w:pPr>
+              <w:jc w:val="left"/>
+            </w:pPr>
+            <w:r>
+              <w:rPr>
+                <w:rFonts w:ascii="Arial" w:cs="Arial" w:eastAsia="Arial" w:hAnsi="Arial"/>
+                <w:b/>
+                <w:bCs/>
+                <w:color w:val="C9A227"/>
+                <w:sz w:val="15"/>
+                <w:szCs w:val="15"/>
+              </w:rPr>
+              <w:t xml:space="preserve">COACHING CUE</w:t>
+            </w:r>
+          </w:p>
+        </w:tc>
+      </w:tr>
+      <w:tr>
+        <w:tc>
+          <w:tcPr>
+            <w:tcW w:type="dxa" w:w="2400"/>
+            <w:tcBorders>
+              <w:top w:val="none" w:color="FFFFFF" w:sz="0"/>
+              <w:left w:val="none" w:color="FFFFFF" w:sz="0"/>
+              <w:bottom w:val="none" w:color="FFFFFF" w:sz="0"/>
+              <w:right w:val="none" w:color="FFFFFF" w:sz="0"/>
+            </w:tcBorders>
+            <w:shd w:fill="FAF3E0" w:color="auto" w:val="clear"/>
             <w:tcMar>
               <w:top w:type="dxa" w:w="40"/>
               <w:left w:type="dxa" w:w="80"/>
@@ -10597,6 +11882,550 @@
                 <w:sz w:val="18"/>
                 <w:szCs w:val="18"/>
               </w:rPr>
+              <w:t xml:space="preserve">Farmer Carry (DB, Both Hands — Light)</w:t>
+            </w:r>
+          </w:p>
+        </w:tc>
+        <w:tc>
+          <w:tcPr>
+            <w:tcW w:type="dxa" w:w="380"/>
+            <w:tcBorders>
+              <w:top w:val="none" w:color="FFFFFF" w:sz="0"/>
+              <w:left w:val="none" w:color="FFFFFF" w:sz="0"/>
+              <w:bottom w:val="none" w:color="FFFFFF" w:sz="0"/>
+              <w:right w:val="none" w:color="FFFFFF" w:sz="0"/>
+            </w:tcBorders>
+            <w:shd w:fill="FAF3E0" w:color="auto" w:val="clear"/>
+            <w:tcMar>
+              <w:top w:type="dxa" w:w="40"/>
+              <w:left w:type="dxa" w:w="80"/>
+              <w:bottom w:type="dxa" w:w="40"/>
+              <w:right w:type="dxa" w:w="80"/>
+            </w:tcMar>
+            <w:vAlign w:val="center"/>
+          </w:tcPr>
+          <w:p>
+            <w:pPr>
+              <w:jc w:val="center"/>
+            </w:pPr>
+            <w:r>
+              <w:rPr>
+                <w:rFonts w:ascii="Arial" w:cs="Arial" w:eastAsia="Arial" w:hAnsi="Arial"/>
+                <w:color w:val="6B6B6B"/>
+                <w:sz w:val="15"/>
+                <w:szCs w:val="15"/>
+              </w:rPr>
+              <w:t xml:space="preserve">2</w:t>
+            </w:r>
+          </w:p>
+        </w:tc>
+        <w:tc>
+          <w:tcPr>
+            <w:tcW w:type="dxa" w:w="420"/>
+            <w:tcBorders>
+              <w:top w:val="none" w:color="FFFFFF" w:sz="0"/>
+              <w:left w:val="none" w:color="FFFFFF" w:sz="0"/>
+              <w:bottom w:val="none" w:color="FFFFFF" w:sz="0"/>
+              <w:right w:val="none" w:color="FFFFFF" w:sz="0"/>
+            </w:tcBorders>
+            <w:shd w:fill="FAF3E0" w:color="auto" w:val="clear"/>
+            <w:tcMar>
+              <w:top w:type="dxa" w:w="40"/>
+              <w:left w:type="dxa" w:w="80"/>
+              <w:bottom w:type="dxa" w:w="40"/>
+              <w:right w:type="dxa" w:w="80"/>
+            </w:tcMar>
+            <w:vAlign w:val="center"/>
+          </w:tcPr>
+          <w:p>
+            <w:pPr>
+              <w:jc w:val="center"/>
+            </w:pPr>
+            <w:r>
+              <w:rPr>
+                <w:rFonts w:ascii="Arial" w:cs="Arial" w:eastAsia="Arial" w:hAnsi="Arial"/>
+                <w:color w:val="6B6B6B"/>
+                <w:sz w:val="15"/>
+                <w:szCs w:val="15"/>
+              </w:rPr>
+              <w:t xml:space="preserve">25 yds</w:t>
+            </w:r>
+          </w:p>
+        </w:tc>
+        <w:tc>
+          <w:tcPr>
+            <w:tcW w:type="dxa" w:w="680"/>
+            <w:tcBorders>
+              <w:top w:val="none" w:color="FFFFFF" w:sz="0"/>
+              <w:left w:val="none" w:color="FFFFFF" w:sz="0"/>
+              <w:bottom w:val="none" w:color="FFFFFF" w:sz="0"/>
+              <w:right w:val="none" w:color="FFFFFF" w:sz="0"/>
+            </w:tcBorders>
+            <w:shd w:fill="FAF3E0" w:color="auto" w:val="clear"/>
+            <w:tcMar>
+              <w:top w:type="dxa" w:w="40"/>
+              <w:left w:type="dxa" w:w="80"/>
+              <w:bottom w:type="dxa" w:w="40"/>
+              <w:right w:type="dxa" w:w="80"/>
+            </w:tcMar>
+            <w:vAlign w:val="center"/>
+          </w:tcPr>
+          <w:p>
+            <w:pPr>
+              <w:jc w:val="center"/>
+            </w:pPr>
+            <w:r>
+              <w:rPr>
+                <w:rFonts w:ascii="Arial" w:cs="Arial" w:eastAsia="Arial" w:hAnsi="Arial"/>
+                <w:color w:val="6B6B6B"/>
+                <w:sz w:val="15"/>
+                <w:szCs w:val="15"/>
+              </w:rPr>
+              <w:t xml:space="preserve">15 lbs/hand</w:t>
+            </w:r>
+          </w:p>
+        </w:tc>
+        <w:tc>
+          <w:tcPr>
+            <w:tcW w:type="dxa" w:w="540"/>
+            <w:tcBorders>
+              <w:top w:val="none" w:color="FFFFFF" w:sz="0"/>
+              <w:left w:val="none" w:color="FFFFFF" w:sz="0"/>
+              <w:bottom w:val="none" w:color="FFFFFF" w:sz="0"/>
+              <w:right w:val="none" w:color="FFFFFF" w:sz="0"/>
+            </w:tcBorders>
+            <w:shd w:fill="FAF3E0" w:color="auto" w:val="clear"/>
+            <w:tcMar>
+              <w:top w:type="dxa" w:w="40"/>
+              <w:left w:type="dxa" w:w="80"/>
+              <w:bottom w:type="dxa" w:w="40"/>
+              <w:right w:type="dxa" w:w="80"/>
+            </w:tcMar>
+            <w:vAlign w:val="center"/>
+          </w:tcPr>
+          <w:p>
+            <w:pPr>
+              <w:jc w:val="center"/>
+            </w:pPr>
+            <w:r>
+              <w:rPr>
+                <w:rFonts w:ascii="Arial" w:cs="Arial" w:eastAsia="Arial" w:hAnsi="Arial"/>
+                <w:color w:val="6B6B6B"/>
+                <w:sz w:val="15"/>
+                <w:szCs w:val="15"/>
+              </w:rPr>
+              <w:t xml:space="preserve">Controlled</w:t>
+            </w:r>
+          </w:p>
+        </w:tc>
+        <w:tc>
+          <w:tcPr>
+            <w:tcW w:type="dxa" w:w="440"/>
+            <w:tcBorders>
+              <w:top w:val="none" w:color="FFFFFF" w:sz="0"/>
+              <w:left w:val="none" w:color="FFFFFF" w:sz="0"/>
+              <w:bottom w:val="none" w:color="FFFFFF" w:sz="0"/>
+              <w:right w:val="none" w:color="FFFFFF" w:sz="0"/>
+            </w:tcBorders>
+            <w:shd w:fill="FAF3E0" w:color="auto" w:val="clear"/>
+            <w:tcMar>
+              <w:top w:type="dxa" w:w="40"/>
+              <w:left w:type="dxa" w:w="80"/>
+              <w:bottom w:type="dxa" w:w="40"/>
+              <w:right w:type="dxa" w:w="80"/>
+            </w:tcMar>
+            <w:vAlign w:val="center"/>
+          </w:tcPr>
+          <w:p>
+            <w:pPr>
+              <w:jc w:val="center"/>
+            </w:pPr>
+            <w:r>
+              <w:rPr>
+                <w:rFonts w:ascii="Arial" w:cs="Arial" w:eastAsia="Arial" w:hAnsi="Arial"/>
+                <w:color w:val="6B6B6B"/>
+                <w:sz w:val="15"/>
+                <w:szCs w:val="15"/>
+              </w:rPr>
+              <w:t xml:space="preserve">60s</w:t>
+            </w:r>
+          </w:p>
+        </w:tc>
+        <w:tc>
+          <w:tcPr>
+            <w:tcW w:type="dxa" w:w="5580"/>
+            <w:tcBorders>
+              <w:top w:val="none" w:color="FFFFFF" w:sz="0"/>
+              <w:left w:val="none" w:color="FFFFFF" w:sz="0"/>
+              <w:bottom w:val="none" w:color="FFFFFF" w:sz="0"/>
+              <w:right w:val="none" w:color="FFFFFF" w:sz="0"/>
+            </w:tcBorders>
+            <w:shd w:fill="FAF3E0" w:color="auto" w:val="clear"/>
+            <w:tcMar>
+              <w:top w:type="dxa" w:w="40"/>
+              <w:left w:type="dxa" w:w="80"/>
+              <w:bottom w:type="dxa" w:w="40"/>
+              <w:right w:type="dxa" w:w="80"/>
+            </w:tcMar>
+            <w:vAlign w:val="center"/>
+          </w:tcPr>
+          <w:p>
+            <w:r>
+              <w:rPr>
+                <w:rFonts w:ascii="Arial" w:cs="Arial" w:eastAsia="Arial" w:hAnsi="Arial"/>
+                <w:color w:val="6B6B6B"/>
+                <w:sz w:val="17"/>
+                <w:szCs w:val="17"/>
+              </w:rPr>
+              <w:t xml:space="preserve">Hinge to pick up clean. Shoulders packed, chest tall, carry evenly.</w:t>
+            </w:r>
+          </w:p>
+        </w:tc>
+      </w:tr>
+    </w:tbl>
+    <w:p>
+      <w:pPr>
+        <w:spacing w:after="100"/>
+      </w:pPr>
+    </w:p>
+    <w:p>
+      <w:pPr>
+        <w:spacing w:after="60" w:before="120"/>
+      </w:pPr>
+      <w:r>
+        <w:rPr>
+          <w:rFonts w:ascii="Arial" w:cs="Arial" w:eastAsia="Arial" w:hAnsi="Arial"/>
+          <w:b/>
+          <w:bCs/>
+          <w:color w:val="C9A227"/>
+          <w:sz w:val="17"/>
+          <w:szCs w:val="17"/>
+        </w:rPr>
+        <w:t xml:space="preserve">G — CONDITIONING CLOSE</w:t>
+      </w:r>
+    </w:p>
+    <w:p>
+      <w:pPr>
+        <w:spacing w:after="80"/>
+      </w:pPr>
+      <w:r>
+        <w:rPr>
+          <w:rFonts w:ascii="Arial" w:cs="Arial" w:eastAsia="Arial" w:hAnsi="Arial"/>
+          <w:b/>
+          <w:bCs/>
+          <w:color w:val="C9A227"/>
+          <w:sz w:val="17"/>
+          <w:szCs w:val="17"/>
+        </w:rPr>
+        <w:t xml:space="preserve">Why:  </w:t>
+      </w:r>
+      <w:r>
+        <w:rPr>
+          <w:rFonts w:ascii="Arial" w:cs="Arial" w:eastAsia="Arial" w:hAnsi="Arial"/>
+          <w:color w:val="2C2C2C"/>
+          <w:sz w:val="17"/>
+          <w:szCs w:val="17"/>
+        </w:rPr>
+        <w:t xml:space="preserve">A brief steady-state close, same dose and role as Day A's stair climb.</w:t>
+      </w:r>
+    </w:p>
+    <w:tbl>
+      <w:tblPr>
+        <w:tblW w:type="dxa" w:w="10440"/>
+        <w:tblBorders>
+          <w:top w:val="none" w:color="FFFFFF" w:sz="0"/>
+          <w:left w:val="none" w:color="FFFFFF" w:sz="0"/>
+          <w:bottom w:val="none" w:color="FFFFFF" w:sz="0"/>
+          <w:right w:val="none" w:color="FFFFFF" w:sz="0"/>
+          <w:insideH w:val="single" w:color="auto" w:sz="4"/>
+          <w:insideV w:val="single" w:color="auto" w:sz="4"/>
+        </w:tblBorders>
+      </w:tblPr>
+      <w:tblGrid>
+        <w:gridCol w:w="2400"/>
+        <w:gridCol w:w="380"/>
+        <w:gridCol w:w="420"/>
+        <w:gridCol w:w="680"/>
+        <w:gridCol w:w="540"/>
+        <w:gridCol w:w="440"/>
+        <w:gridCol w:w="5580"/>
+      </w:tblGrid>
+      <w:tr>
+        <w:tc>
+          <w:tcPr>
+            <w:tcW w:type="dxa" w:w="2400"/>
+            <w:tcBorders>
+              <w:top w:val="none" w:color="FFFFFF" w:sz="0"/>
+              <w:left w:val="none" w:color="FFFFFF" w:sz="0"/>
+              <w:bottom w:val="none" w:color="FFFFFF" w:sz="0"/>
+              <w:right w:val="none" w:color="FFFFFF" w:sz="0"/>
+            </w:tcBorders>
+            <w:shd w:fill="F5E8C0" w:color="auto" w:val="clear"/>
+            <w:tcMar>
+              <w:top w:type="dxa" w:w="40"/>
+              <w:left w:type="dxa" w:w="80"/>
+              <w:bottom w:type="dxa" w:w="40"/>
+              <w:right w:type="dxa" w:w="80"/>
+            </w:tcMar>
+            <w:vAlign w:val="center"/>
+          </w:tcPr>
+          <w:p>
+            <w:pPr>
+              <w:jc w:val="left"/>
+            </w:pPr>
+            <w:r>
+              <w:rPr>
+                <w:rFonts w:ascii="Arial" w:cs="Arial" w:eastAsia="Arial" w:hAnsi="Arial"/>
+                <w:b/>
+                <w:bCs/>
+                <w:color w:val="C9A227"/>
+                <w:sz w:val="15"/>
+                <w:szCs w:val="15"/>
+              </w:rPr>
+              <w:t xml:space="preserve">EXERCISE</w:t>
+            </w:r>
+          </w:p>
+        </w:tc>
+        <w:tc>
+          <w:tcPr>
+            <w:tcW w:type="dxa" w:w="380"/>
+            <w:tcBorders>
+              <w:top w:val="none" w:color="FFFFFF" w:sz="0"/>
+              <w:left w:val="none" w:color="FFFFFF" w:sz="0"/>
+              <w:bottom w:val="none" w:color="FFFFFF" w:sz="0"/>
+              <w:right w:val="none" w:color="FFFFFF" w:sz="0"/>
+            </w:tcBorders>
+            <w:shd w:fill="F5E8C0" w:color="auto" w:val="clear"/>
+            <w:tcMar>
+              <w:top w:type="dxa" w:w="40"/>
+              <w:left w:type="dxa" w:w="80"/>
+              <w:bottom w:type="dxa" w:w="40"/>
+              <w:right w:type="dxa" w:w="80"/>
+            </w:tcMar>
+            <w:vAlign w:val="center"/>
+          </w:tcPr>
+          <w:p>
+            <w:pPr>
+              <w:jc w:val="center"/>
+            </w:pPr>
+            <w:r>
+              <w:rPr>
+                <w:rFonts w:ascii="Arial" w:cs="Arial" w:eastAsia="Arial" w:hAnsi="Arial"/>
+                <w:b/>
+                <w:bCs/>
+                <w:color w:val="C9A227"/>
+                <w:sz w:val="13"/>
+                <w:szCs w:val="13"/>
+              </w:rPr>
+              <w:t xml:space="preserve">SETS</w:t>
+            </w:r>
+          </w:p>
+        </w:tc>
+        <w:tc>
+          <w:tcPr>
+            <w:tcW w:type="dxa" w:w="420"/>
+            <w:tcBorders>
+              <w:top w:val="none" w:color="FFFFFF" w:sz="0"/>
+              <w:left w:val="none" w:color="FFFFFF" w:sz="0"/>
+              <w:bottom w:val="none" w:color="FFFFFF" w:sz="0"/>
+              <w:right w:val="none" w:color="FFFFFF" w:sz="0"/>
+            </w:tcBorders>
+            <w:shd w:fill="F5E8C0" w:color="auto" w:val="clear"/>
+            <w:tcMar>
+              <w:top w:type="dxa" w:w="40"/>
+              <w:left w:type="dxa" w:w="80"/>
+              <w:bottom w:type="dxa" w:w="40"/>
+              <w:right w:type="dxa" w:w="80"/>
+            </w:tcMar>
+            <w:vAlign w:val="center"/>
+          </w:tcPr>
+          <w:p>
+            <w:pPr>
+              <w:jc w:val="center"/>
+            </w:pPr>
+            <w:r>
+              <w:rPr>
+                <w:rFonts w:ascii="Arial" w:cs="Arial" w:eastAsia="Arial" w:hAnsi="Arial"/>
+                <w:b/>
+                <w:bCs/>
+                <w:color w:val="C9A227"/>
+                <w:sz w:val="13"/>
+                <w:szCs w:val="13"/>
+              </w:rPr>
+              <w:t xml:space="preserve">REPS</w:t>
+            </w:r>
+          </w:p>
+        </w:tc>
+        <w:tc>
+          <w:tcPr>
+            <w:tcW w:type="dxa" w:w="680"/>
+            <w:tcBorders>
+              <w:top w:val="none" w:color="FFFFFF" w:sz="0"/>
+              <w:left w:val="none" w:color="FFFFFF" w:sz="0"/>
+              <w:bottom w:val="none" w:color="FFFFFF" w:sz="0"/>
+              <w:right w:val="none" w:color="FFFFFF" w:sz="0"/>
+            </w:tcBorders>
+            <w:shd w:fill="F5E8C0" w:color="auto" w:val="clear"/>
+            <w:tcMar>
+              <w:top w:type="dxa" w:w="40"/>
+              <w:left w:type="dxa" w:w="80"/>
+              <w:bottom w:type="dxa" w:w="40"/>
+              <w:right w:type="dxa" w:w="80"/>
+            </w:tcMar>
+            <w:vAlign w:val="center"/>
+          </w:tcPr>
+          <w:p>
+            <w:pPr>
+              <w:jc w:val="center"/>
+            </w:pPr>
+            <w:r>
+              <w:rPr>
+                <w:rFonts w:ascii="Arial" w:cs="Arial" w:eastAsia="Arial" w:hAnsi="Arial"/>
+                <w:b/>
+                <w:bCs/>
+                <w:color w:val="C9A227"/>
+                <w:sz w:val="13"/>
+                <w:szCs w:val="13"/>
+              </w:rPr>
+              <w:t xml:space="preserve">LOAD</w:t>
+            </w:r>
+          </w:p>
+        </w:tc>
+        <w:tc>
+          <w:tcPr>
+            <w:tcW w:type="dxa" w:w="540"/>
+            <w:tcBorders>
+              <w:top w:val="none" w:color="FFFFFF" w:sz="0"/>
+              <w:left w:val="none" w:color="FFFFFF" w:sz="0"/>
+              <w:bottom w:val="none" w:color="FFFFFF" w:sz="0"/>
+              <w:right w:val="none" w:color="FFFFFF" w:sz="0"/>
+            </w:tcBorders>
+            <w:shd w:fill="F5E8C0" w:color="auto" w:val="clear"/>
+            <w:tcMar>
+              <w:top w:type="dxa" w:w="40"/>
+              <w:left w:type="dxa" w:w="80"/>
+              <w:bottom w:type="dxa" w:w="40"/>
+              <w:right w:type="dxa" w:w="80"/>
+            </w:tcMar>
+            <w:vAlign w:val="center"/>
+          </w:tcPr>
+          <w:p>
+            <w:pPr>
+              <w:jc w:val="center"/>
+            </w:pPr>
+            <w:r>
+              <w:rPr>
+                <w:rFonts w:ascii="Arial" w:cs="Arial" w:eastAsia="Arial" w:hAnsi="Arial"/>
+                <w:b/>
+                <w:bCs/>
+                <w:color w:val="C9A227"/>
+                <w:sz w:val="13"/>
+                <w:szCs w:val="13"/>
+              </w:rPr>
+              <w:t xml:space="preserve">TEMPO</w:t>
+            </w:r>
+          </w:p>
+        </w:tc>
+        <w:tc>
+          <w:tcPr>
+            <w:tcW w:type="dxa" w:w="440"/>
+            <w:tcBorders>
+              <w:top w:val="none" w:color="FFFFFF" w:sz="0"/>
+              <w:left w:val="none" w:color="FFFFFF" w:sz="0"/>
+              <w:bottom w:val="none" w:color="FFFFFF" w:sz="0"/>
+              <w:right w:val="none" w:color="FFFFFF" w:sz="0"/>
+            </w:tcBorders>
+            <w:shd w:fill="F5E8C0" w:color="auto" w:val="clear"/>
+            <w:tcMar>
+              <w:top w:type="dxa" w:w="40"/>
+              <w:left w:type="dxa" w:w="80"/>
+              <w:bottom w:type="dxa" w:w="40"/>
+              <w:right w:type="dxa" w:w="80"/>
+            </w:tcMar>
+            <w:vAlign w:val="center"/>
+          </w:tcPr>
+          <w:p>
+            <w:pPr>
+              <w:jc w:val="center"/>
+            </w:pPr>
+            <w:r>
+              <w:rPr>
+                <w:rFonts w:ascii="Arial" w:cs="Arial" w:eastAsia="Arial" w:hAnsi="Arial"/>
+                <w:b/>
+                <w:bCs/>
+                <w:color w:val="C9A227"/>
+                <w:sz w:val="13"/>
+                <w:szCs w:val="13"/>
+              </w:rPr>
+              <w:t xml:space="preserve">REST</w:t>
+            </w:r>
+          </w:p>
+        </w:tc>
+        <w:tc>
+          <w:tcPr>
+            <w:tcW w:type="dxa" w:w="5580"/>
+            <w:tcBorders>
+              <w:top w:val="none" w:color="FFFFFF" w:sz="0"/>
+              <w:left w:val="none" w:color="FFFFFF" w:sz="0"/>
+              <w:bottom w:val="none" w:color="FFFFFF" w:sz="0"/>
+              <w:right w:val="none" w:color="FFFFFF" w:sz="0"/>
+            </w:tcBorders>
+            <w:shd w:fill="F5E8C0" w:color="auto" w:val="clear"/>
+            <w:tcMar>
+              <w:top w:type="dxa" w:w="40"/>
+              <w:left w:type="dxa" w:w="80"/>
+              <w:bottom w:type="dxa" w:w="40"/>
+              <w:right w:type="dxa" w:w="80"/>
+            </w:tcMar>
+            <w:vAlign w:val="center"/>
+          </w:tcPr>
+          <w:p>
+            <w:pPr>
+              <w:jc w:val="left"/>
+            </w:pPr>
+            <w:r>
+              <w:rPr>
+                <w:rFonts w:ascii="Arial" w:cs="Arial" w:eastAsia="Arial" w:hAnsi="Arial"/>
+                <w:b/>
+                <w:bCs/>
+                <w:color w:val="C9A227"/>
+                <w:sz w:val="15"/>
+                <w:szCs w:val="15"/>
+              </w:rPr>
+              <w:t xml:space="preserve">COACHING CUE</w:t>
+            </w:r>
+          </w:p>
+        </w:tc>
+      </w:tr>
+      <w:tr>
+        <w:tc>
+          <w:tcPr>
+            <w:tcW w:type="dxa" w:w="2400"/>
+            <w:tcBorders>
+              <w:top w:val="none" w:color="FFFFFF" w:sz="0"/>
+              <w:left w:val="none" w:color="FFFFFF" w:sz="0"/>
+              <w:bottom w:val="none" w:color="FFFFFF" w:sz="0"/>
+              <w:right w:val="none" w:color="FFFFFF" w:sz="0"/>
+            </w:tcBorders>
+            <w:shd w:fill="FAF3E0" w:color="auto" w:val="clear"/>
+            <w:tcMar>
+              <w:top w:type="dxa" w:w="40"/>
+              <w:left w:type="dxa" w:w="80"/>
+              <w:bottom w:type="dxa" w:w="40"/>
+              <w:right w:type="dxa" w:w="80"/>
+            </w:tcMar>
+            <w:vAlign w:val="center"/>
+          </w:tcPr>
+          <w:p>
+            <w:r>
+              <w:rPr>
+                <w:rFonts w:ascii="Arial" w:cs="Arial" w:eastAsia="Arial" w:hAnsi="Arial"/>
+                <w:b/>
+                <w:bCs/>
+                <w:color w:val="2C2C2C"/>
+                <w:sz w:val="18"/>
+                <w:szCs w:val="18"/>
+              </w:rPr>
               <w:t xml:space="preserve">Stair Climb, Jump Rope, or Brisk Walk — Zone 2</w:t>
             </w:r>
           </w:p>
@@ -10610,7 +12439,7 @@
               <w:bottom w:val="none" w:color="FFFFFF" w:sz="0"/>
               <w:right w:val="none" w:color="FFFFFF" w:sz="0"/>
             </w:tcBorders>
-            <w:shd w:fill="F1F8F2" w:color="auto" w:val="clear"/>
+            <w:shd w:fill="FAF3E0" w:color="auto" w:val="clear"/>
             <w:tcMar>
               <w:top w:type="dxa" w:w="40"/>
               <w:left w:type="dxa" w:w="80"/>
@@ -10643,7 +12472,7 @@
               <w:bottom w:val="none" w:color="FFFFFF" w:sz="0"/>
               <w:right w:val="none" w:color="FFFFFF" w:sz="0"/>
             </w:tcBorders>
-            <w:shd w:fill="F1F8F2" w:color="auto" w:val="clear"/>
+            <w:shd w:fill="FAF3E0" w:color="auto" w:val="clear"/>
             <w:tcMar>
               <w:top w:type="dxa" w:w="40"/>
               <w:left w:type="dxa" w:w="80"/>
@@ -10676,7 +12505,7 @@
               <w:bottom w:val="none" w:color="FFFFFF" w:sz="0"/>
               <w:right w:val="none" w:color="FFFFFF" w:sz="0"/>
             </w:tcBorders>
-            <w:shd w:fill="F1F8F2" w:color="auto" w:val="clear"/>
+            <w:shd w:fill="FAF3E0" w:color="auto" w:val="clear"/>
             <w:tcMar>
               <w:top w:type="dxa" w:w="40"/>
               <w:left w:type="dxa" w:w="80"/>
@@ -10709,7 +12538,7 @@
               <w:bottom w:val="none" w:color="FFFFFF" w:sz="0"/>
               <w:right w:val="none" w:color="FFFFFF" w:sz="0"/>
             </w:tcBorders>
-            <w:shd w:fill="F1F8F2" w:color="auto" w:val="clear"/>
+            <w:shd w:fill="FAF3E0" w:color="auto" w:val="clear"/>
             <w:tcMar>
               <w:top w:type="dxa" w:w="40"/>
               <w:left w:type="dxa" w:w="80"/>
@@ -10742,7 +12571,7 @@
               <w:bottom w:val="none" w:color="FFFFFF" w:sz="0"/>
               <w:right w:val="none" w:color="FFFFFF" w:sz="0"/>
             </w:tcBorders>
-            <w:shd w:fill="F1F8F2" w:color="auto" w:val="clear"/>
+            <w:shd w:fill="FAF3E0" w:color="auto" w:val="clear"/>
             <w:tcMar>
               <w:top w:type="dxa" w:w="40"/>
               <w:left w:type="dxa" w:w="80"/>
@@ -10775,7 +12604,7 @@
               <w:bottom w:val="none" w:color="FFFFFF" w:sz="0"/>
               <w:right w:val="none" w:color="FFFFFF" w:sz="0"/>
             </w:tcBorders>
-            <w:shd w:fill="F1F8F2" w:color="auto" w:val="clear"/>
+            <w:shd w:fill="FAF3E0" w:color="auto" w:val="clear"/>
             <w:tcMar>
               <w:top w:type="dxa" w:w="40"/>
               <w:left w:type="dxa" w:w="80"/>
@@ -11900,7 +13729,7 @@
           <w:sz w:val="17"/>
           <w:szCs w:val="17"/>
         </w:rPr>
-        <w:t xml:space="preserve">All lifts progressed on schedule within equipment limits. Push-up: 6-8 full floor reps. Plank: 1:30-1:45. Flag at check-in whether any DB-only lift (especially Hip Thrust) has hit its equipment ceiling before Week 4.</w:t>
+        <w:t xml:space="preserve">All lifts progressed on schedule within equipment limits. Push-up: 6-8 full floor reps. Plank: 1:30-1:45. Flag at check-in whether any DB-only lift (especially Hip Thrust) has hit its equipment ceiling before Week 4. Week 4 closes with the strength check (the standing 4-week reassessment) — the natural window for the planned recovery week that follows it (see the recovery-week note above).</w:t>
       </w:r>
     </w:p>
     <w:p>

--- a/clients/nicolette_scott/Nicolette_Scott_2Day_AtHome_Training_Plan_Client_View.docx
+++ b/clients/nicolette_scott/Nicolette_Scott_2Day_AtHome_Training_Plan_Client_View.docx
@@ -9807,7 +9807,7 @@
           <w:sz w:val="17"/>
           <w:szCs w:val="17"/>
         </w:rPr>
-        <w:t xml:space="preserve">The day's second compound pattern — pulling, rotating off the squat and lunge work above. Row was not part of the tested 10-pattern battery — today's working loads become the new 8-week baseline for both rows, tracked the same as every tested lift. No side-lead is applied to Single-Arm Row — the arm-to-arm difference here is minor. Same exercises and loads as the studio version — no equipment substitution needed here. If the row needs a variation: a chest-supported DB row (lying prone on the bench) or a staggered-stance single-arm row (free hand braced on the knee) covers the same pattern; today's rows stay the lifts we track.</w:t>
+        <w:t xml:space="preserve">The day's second compound pattern — pulling, rotating off the squat and lunge work above, with the push press breaking up the two rows so the pulling muscles get a breather mid-block. Row was not part of the tested 10-pattern battery — today's working loads become the new 8-week baseline for both rows, tracked the same as every tested lift. No side-lead is applied to Single-Arm Row — the arm-to-arm difference here is minor. Same exercises and loads as the studio version — no equipment substitution needed here. If the row needs a variation: a chest-supported DB row (lying prone on the bench) or a staggered-stance single-arm row (free hand braced on the knee) covers the same pattern; today's rows stay the lifts we track.</w:t>
       </w:r>
     </w:p>
     <w:tbl>
@@ -10336,7 +10336,7 @@
                 <w:sz w:val="18"/>
                 <w:szCs w:val="18"/>
               </w:rPr>
-              <w:t xml:space="preserve">Bent-Over DB Row (Both Arms)</w:t>
+              <w:t xml:space="preserve">Standing DB Push Press</w:t>
             </w:r>
           </w:p>
         </w:tc>
@@ -10402,7 +10402,7 @@
                 <w:sz w:val="15"/>
                 <w:szCs w:val="15"/>
               </w:rPr>
-              <w:t xml:space="preserve">10</w:t>
+              <w:t xml:space="preserve">8</w:t>
             </w:r>
           </w:p>
         </w:tc>
@@ -10435,7 +10435,7 @@
                 <w:sz w:val="15"/>
                 <w:szCs w:val="15"/>
               </w:rPr>
-              <w:t xml:space="preserve">Wk1: 12.5 lbs/hand → Wk4: 17.5 lbs/hand</w:t>
+              <w:t xml:space="preserve">Wk1: 10 lbs/hand → Wk4: 12.5 lbs/hand</w:t>
             </w:r>
           </w:p>
         </w:tc>
@@ -10468,7 +10468,7 @@
                 <w:sz w:val="15"/>
                 <w:szCs w:val="15"/>
               </w:rPr>
-              <w:t xml:space="preserve">2-1-2</w:t>
+              <w:t xml:space="preserve">2-1-1</w:t>
             </w:r>
           </w:p>
         </w:tc>
@@ -10531,7 +10531,7 @@
                 <w:sz w:val="17"/>
                 <w:szCs w:val="17"/>
               </w:rPr>
-              <w:t xml:space="preserve">Hip hinge, flat back, pull both DBs to lower ribs.</w:t>
+              <w:t xml:space="preserve">Slight knee dip, drive up and press overhead in one motion.</w:t>
             </w:r>
           </w:p>
         </w:tc>
@@ -10565,7 +10565,7 @@
                 <w:sz w:val="18"/>
                 <w:szCs w:val="18"/>
               </w:rPr>
-              <w:t xml:space="preserve">Standing DB Push Press</w:t>
+              <w:t xml:space="preserve">Bent-Over DB Row (Both Arms)</w:t>
             </w:r>
           </w:p>
         </w:tc>
@@ -10631,7 +10631,7 @@
                 <w:sz w:val="15"/>
                 <w:szCs w:val="15"/>
               </w:rPr>
-              <w:t xml:space="preserve">8</w:t>
+              <w:t xml:space="preserve">10</w:t>
             </w:r>
           </w:p>
         </w:tc>
@@ -10664,7 +10664,7 @@
                 <w:sz w:val="15"/>
                 <w:szCs w:val="15"/>
               </w:rPr>
-              <w:t xml:space="preserve">Wk1: 10 lbs/hand → Wk4: 12.5 lbs/hand</w:t>
+              <w:t xml:space="preserve">Wk1: 12.5 lbs/hand → Wk4: 17.5 lbs/hand</w:t>
             </w:r>
           </w:p>
         </w:tc>
@@ -10697,7 +10697,7 @@
                 <w:sz w:val="15"/>
                 <w:szCs w:val="15"/>
               </w:rPr>
-              <w:t xml:space="preserve">2-1-1</w:t>
+              <w:t xml:space="preserve">2-1-2</w:t>
             </w:r>
           </w:p>
         </w:tc>
@@ -10760,7 +10760,7 @@
                 <w:sz w:val="17"/>
                 <w:szCs w:val="17"/>
               </w:rPr>
-              <w:t xml:space="preserve">Slight knee dip, drive up and press overhead in one motion.</w:t>
+              <w:t xml:space="preserve">Hip hinge, flat back, pull both DBs to lower ribs.</w:t>
             </w:r>
           </w:p>
         </w:tc>

--- a/clients/nicolette_scott/Nicolette_Scott_2Day_AtHome_Training_Plan_Client_View.docx
+++ b/clients/nicolette_scott/Nicolette_Scott_2Day_AtHome_Training_Plan_Client_View.docx
@@ -2014,7 +2014,7 @@
           <w:sz w:val="17"/>
           <w:szCs w:val="17"/>
         </w:rPr>
-        <w:t xml:space="preserve">~21g per meal minimum (leucine threshold), distributed across 4+ meals/day.</w:t>
+        <w:t xml:space="preserve">~16g per meal (≈0.3 g/kg), across 4 meals spaced 3–4 hours apart.</w:t>
       </w:r>
     </w:p>
     <w:p>

--- a/clients/nicolette_scott/Nicolette_Scott_2Day_AtHome_Training_Plan_Client_View.docx
+++ b/clients/nicolette_scott/Nicolette_Scott_2Day_AtHome_Training_Plan_Client_View.docx
@@ -99,6 +99,616 @@
           <w:szCs w:val="17"/>
         </w:rPr>
         <w:t xml:space="preserve">Age 35  ·  5'6"  ·  115 lbs  ·  At-Home/Office · Dumbbell-Only · 2 Days/Week</w:t>
+      </w:r>
+    </w:p>
+    <w:p>
+      <w:pPr>
+        <w:pBdr>
+          <w:bottom w:val="single" w:color="00695C" w:sz="4" w:space="2"/>
+        </w:pBdr>
+        <w:spacing w:after="80" w:before="120"/>
+      </w:pPr>
+      <w:r>
+        <w:rPr>
+          <w:rFonts w:ascii="Arial" w:cs="Arial" w:eastAsia="Arial" w:hAnsi="Arial"/>
+          <w:b/>
+          <w:bCs/>
+          <w:color w:val="00695C"/>
+          <w:sz w:val="17"/>
+          <w:szCs w:val="17"/>
+        </w:rPr>
+        <w:t xml:space="preserve">Styku Body Composition Scan</w:t>
+      </w:r>
+    </w:p>
+    <w:p>
+      <w:pPr>
+        <w:spacing w:after="80"/>
+      </w:pPr>
+      <w:r>
+        <w:rPr>
+          <w:rFonts w:ascii="Arial" w:cs="Arial" w:eastAsia="Arial" w:hAnsi="Arial"/>
+          <w:i/>
+          <w:iCs/>
+          <w:color w:val="6B6B6B"/>
+          <w:sz w:val="14"/>
+          <w:szCs w:val="14"/>
+        </w:rPr>
+        <w:t xml:space="preserve">Scan Date: 8/13/2026</w:t>
+      </w:r>
+    </w:p>
+    <w:tbl>
+      <w:tblPr>
+        <w:tblW w:type="dxa" w:w="10440"/>
+        <w:tblBorders>
+          <w:top w:val="none" w:color="FFFFFF" w:sz="0"/>
+          <w:left w:val="none" w:color="FFFFFF" w:sz="0"/>
+          <w:bottom w:val="none" w:color="FFFFFF" w:sz="0"/>
+          <w:right w:val="none" w:color="FFFFFF" w:sz="0"/>
+          <w:insideH w:val="single" w:color="auto" w:sz="4"/>
+          <w:insideV w:val="single" w:color="auto" w:sz="4"/>
+        </w:tblBorders>
+      </w:tblPr>
+      <w:tblGrid>
+        <w:gridCol w:w="5220"/>
+        <w:gridCol w:w="5220"/>
+      </w:tblGrid>
+      <w:tr>
+        <w:tc>
+          <w:tcPr>
+            <w:tcW w:type="dxa" w:w="5220"/>
+            <w:tcBorders>
+              <w:top w:val="none" w:color="FFFFFF" w:sz="0"/>
+              <w:left w:val="none" w:color="FFFFFF" w:sz="0"/>
+              <w:bottom w:val="none" w:color="FFFFFF" w:sz="0"/>
+              <w:right w:val="none" w:color="FFFFFF" w:sz="0"/>
+            </w:tcBorders>
+            <w:shd w:fill="F0FAFA" w:color="auto" w:val="clear"/>
+            <w:tcMar>
+              <w:top w:type="dxa" w:w="40"/>
+              <w:left w:type="dxa" w:w="80"/>
+              <w:bottom w:type="dxa" w:w="40"/>
+              <w:right w:type="dxa" w:w="80"/>
+            </w:tcMar>
+            <w:vAlign w:val="center"/>
+          </w:tcPr>
+          <w:p>
+            <w:r>
+              <w:rPr>
+                <w:rFonts w:ascii="Arial" w:cs="Arial" w:eastAsia="Arial" w:hAnsi="Arial"/>
+                <w:color w:val="6B6B6B"/>
+                <w:sz w:val="13"/>
+                <w:szCs w:val="13"/>
+              </w:rPr>
+              <w:t xml:space="preserve">Body Fat %</w:t>
+            </w:r>
+          </w:p>
+          <w:p>
+            <w:r>
+              <w:rPr>
+                <w:rFonts w:ascii="Arial" w:cs="Arial" w:eastAsia="Arial" w:hAnsi="Arial"/>
+                <w:b/>
+                <w:bCs/>
+                <w:color w:val="2C2C2C"/>
+                <w:sz w:val="15"/>
+                <w:szCs w:val="15"/>
+              </w:rPr>
+              <w:t xml:space="preserve">26.6% (Fit)</w:t>
+            </w:r>
+          </w:p>
+        </w:tc>
+        <w:tc>
+          <w:tcPr>
+            <w:tcW w:type="dxa" w:w="5220"/>
+            <w:tcBorders>
+              <w:top w:val="none" w:color="FFFFFF" w:sz="0"/>
+              <w:left w:val="none" w:color="FFFFFF" w:sz="0"/>
+              <w:bottom w:val="none" w:color="FFFFFF" w:sz="0"/>
+              <w:right w:val="none" w:color="FFFFFF" w:sz="0"/>
+            </w:tcBorders>
+            <w:shd w:fill="F0FAFA" w:color="auto" w:val="clear"/>
+            <w:tcMar>
+              <w:top w:type="dxa" w:w="40"/>
+              <w:left w:type="dxa" w:w="80"/>
+              <w:bottom w:type="dxa" w:w="40"/>
+              <w:right w:type="dxa" w:w="80"/>
+            </w:tcMar>
+            <w:vAlign w:val="center"/>
+          </w:tcPr>
+          <w:p>
+            <w:r>
+              <w:rPr>
+                <w:rFonts w:ascii="Arial" w:cs="Arial" w:eastAsia="Arial" w:hAnsi="Arial"/>
+                <w:color w:val="6B6B6B"/>
+                <w:sz w:val="13"/>
+                <w:szCs w:val="13"/>
+              </w:rPr>
+              <w:t xml:space="preserve">VFA (Visceral Fat)</w:t>
+            </w:r>
+          </w:p>
+          <w:p>
+            <w:r>
+              <w:rPr>
+                <w:rFonts w:ascii="Arial" w:cs="Arial" w:eastAsia="Arial" w:hAnsi="Arial"/>
+                <w:b/>
+                <w:bCs/>
+                <w:color w:val="2C2C2C"/>
+                <w:sz w:val="15"/>
+                <w:szCs w:val="15"/>
+              </w:rPr>
+              <w:t xml:space="preserve">20.1 cm²</w:t>
+            </w:r>
+          </w:p>
+        </w:tc>
+      </w:tr>
+      <w:tr>
+        <w:tc>
+          <w:tcPr>
+            <w:tcW w:type="dxa" w:w="5220"/>
+            <w:tcBorders>
+              <w:top w:val="none" w:color="FFFFFF" w:sz="0"/>
+              <w:left w:val="none" w:color="FFFFFF" w:sz="0"/>
+              <w:bottom w:val="none" w:color="FFFFFF" w:sz="0"/>
+              <w:right w:val="none" w:color="FFFFFF" w:sz="0"/>
+            </w:tcBorders>
+            <w:shd w:fill="FFFFFF" w:color="auto" w:val="clear"/>
+            <w:tcMar>
+              <w:top w:type="dxa" w:w="40"/>
+              <w:left w:type="dxa" w:w="80"/>
+              <w:bottom w:type="dxa" w:w="40"/>
+              <w:right w:type="dxa" w:w="80"/>
+            </w:tcMar>
+            <w:vAlign w:val="center"/>
+          </w:tcPr>
+          <w:p>
+            <w:r>
+              <w:rPr>
+                <w:rFonts w:ascii="Arial" w:cs="Arial" w:eastAsia="Arial" w:hAnsi="Arial"/>
+                <w:color w:val="6B6B6B"/>
+                <w:sz w:val="13"/>
+                <w:szCs w:val="13"/>
+              </w:rPr>
+              <w:t xml:space="preserve">Lean Mass</w:t>
+            </w:r>
+          </w:p>
+          <w:p>
+            <w:r>
+              <w:rPr>
+                <w:rFonts w:ascii="Arial" w:cs="Arial" w:eastAsia="Arial" w:hAnsi="Arial"/>
+                <w:b/>
+                <w:bCs/>
+                <w:color w:val="2C2C2C"/>
+                <w:sz w:val="15"/>
+                <w:szCs w:val="15"/>
+              </w:rPr>
+              <w:t xml:space="preserve">79.9 lbs (69.4%)</w:t>
+            </w:r>
+          </w:p>
+        </w:tc>
+        <w:tc>
+          <w:tcPr>
+            <w:tcW w:type="dxa" w:w="5220"/>
+            <w:tcBorders>
+              <w:top w:val="none" w:color="FFFFFF" w:sz="0"/>
+              <w:left w:val="none" w:color="FFFFFF" w:sz="0"/>
+              <w:bottom w:val="none" w:color="FFFFFF" w:sz="0"/>
+              <w:right w:val="none" w:color="FFFFFF" w:sz="0"/>
+            </w:tcBorders>
+            <w:shd w:fill="FFFFFF" w:color="auto" w:val="clear"/>
+            <w:tcMar>
+              <w:top w:type="dxa" w:w="40"/>
+              <w:left w:type="dxa" w:w="80"/>
+              <w:bottom w:type="dxa" w:w="40"/>
+              <w:right w:type="dxa" w:w="80"/>
+            </w:tcMar>
+            <w:vAlign w:val="center"/>
+          </w:tcPr>
+          <w:p>
+            <w:r>
+              <w:rPr>
+                <w:rFonts w:ascii="Arial" w:cs="Arial" w:eastAsia="Arial" w:hAnsi="Arial"/>
+                <w:color w:val="6B6B6B"/>
+                <w:sz w:val="13"/>
+                <w:szCs w:val="13"/>
+              </w:rPr>
+              <w:t xml:space="preserve">Shape Score</w:t>
+            </w:r>
+          </w:p>
+          <w:p>
+            <w:r>
+              <w:rPr>
+                <w:rFonts w:ascii="Arial" w:cs="Arial" w:eastAsia="Arial" w:hAnsi="Arial"/>
+                <w:b/>
+                <w:bCs/>
+                <w:color w:val="2C2C2C"/>
+                <w:sz w:val="15"/>
+                <w:szCs w:val="15"/>
+              </w:rPr>
+              <w:t xml:space="preserve">85/100 — Excellent</w:t>
+            </w:r>
+          </w:p>
+        </w:tc>
+      </w:tr>
+      <w:tr>
+        <w:tc>
+          <w:tcPr>
+            <w:tcW w:type="dxa" w:w="5220"/>
+            <w:tcBorders>
+              <w:top w:val="none" w:color="FFFFFF" w:sz="0"/>
+              <w:left w:val="none" w:color="FFFFFF" w:sz="0"/>
+              <w:bottom w:val="none" w:color="FFFFFF" w:sz="0"/>
+              <w:right w:val="none" w:color="FFFFFF" w:sz="0"/>
+            </w:tcBorders>
+            <w:shd w:fill="F0FAFA" w:color="auto" w:val="clear"/>
+            <w:tcMar>
+              <w:top w:type="dxa" w:w="40"/>
+              <w:left w:type="dxa" w:w="80"/>
+              <w:bottom w:type="dxa" w:w="40"/>
+              <w:right w:type="dxa" w:w="80"/>
+            </w:tcMar>
+            <w:vAlign w:val="center"/>
+          </w:tcPr>
+          <w:p>
+            <w:r>
+              <w:rPr>
+                <w:rFonts w:ascii="Arial" w:cs="Arial" w:eastAsia="Arial" w:hAnsi="Arial"/>
+                <w:color w:val="6B6B6B"/>
+                <w:sz w:val="13"/>
+                <w:szCs w:val="13"/>
+              </w:rPr>
+              <w:t xml:space="preserve">Fat Mass</w:t>
+            </w:r>
+          </w:p>
+          <w:p>
+            <w:r>
+              <w:rPr>
+                <w:rFonts w:ascii="Arial" w:cs="Arial" w:eastAsia="Arial" w:hAnsi="Arial"/>
+                <w:b/>
+                <w:bCs/>
+                <w:color w:val="2C2C2C"/>
+                <w:sz w:val="15"/>
+                <w:szCs w:val="15"/>
+              </w:rPr>
+              <w:t xml:space="preserve">30.7 lbs</w:t>
+            </w:r>
+          </w:p>
+        </w:tc>
+        <w:tc>
+          <w:tcPr>
+            <w:tcW w:type="dxa" w:w="5220"/>
+            <w:tcBorders>
+              <w:top w:val="none" w:color="FFFFFF" w:sz="0"/>
+              <w:left w:val="none" w:color="FFFFFF" w:sz="0"/>
+              <w:bottom w:val="none" w:color="FFFFFF" w:sz="0"/>
+              <w:right w:val="none" w:color="FFFFFF" w:sz="0"/>
+            </w:tcBorders>
+            <w:shd w:fill="F0FAFA" w:color="auto" w:val="clear"/>
+            <w:tcMar>
+              <w:top w:type="dxa" w:w="40"/>
+              <w:left w:type="dxa" w:w="80"/>
+              <w:bottom w:type="dxa" w:w="40"/>
+              <w:right w:type="dxa" w:w="80"/>
+            </w:tcMar>
+            <w:vAlign w:val="center"/>
+          </w:tcPr>
+          <w:p>
+            <w:r>
+              <w:rPr>
+                <w:rFonts w:ascii="Arial" w:cs="Arial" w:eastAsia="Arial" w:hAnsi="Arial"/>
+                <w:color w:val="6B6B6B"/>
+                <w:sz w:val="13"/>
+                <w:szCs w:val="13"/>
+              </w:rPr>
+              <w:t xml:space="preserve">ALST Index</w:t>
+            </w:r>
+          </w:p>
+          <w:p>
+            <w:r>
+              <w:rPr>
+                <w:rFonts w:ascii="Arial" w:cs="Arial" w:eastAsia="Arial" w:hAnsi="Arial"/>
+                <w:b/>
+                <w:bCs/>
+                <w:color w:val="2C2C2C"/>
+                <w:sz w:val="15"/>
+                <w:szCs w:val="15"/>
+              </w:rPr>
+              <w:t xml:space="preserve">5.52 kg/m²</w:t>
+            </w:r>
+          </w:p>
+        </w:tc>
+      </w:tr>
+      <w:tr>
+        <w:tc>
+          <w:tcPr>
+            <w:tcW w:type="dxa" w:w="5220"/>
+            <w:tcBorders>
+              <w:top w:val="none" w:color="FFFFFF" w:sz="0"/>
+              <w:left w:val="none" w:color="FFFFFF" w:sz="0"/>
+              <w:bottom w:val="none" w:color="FFFFFF" w:sz="0"/>
+              <w:right w:val="none" w:color="FFFFFF" w:sz="0"/>
+            </w:tcBorders>
+            <w:shd w:fill="FFFFFF" w:color="auto" w:val="clear"/>
+            <w:tcMar>
+              <w:top w:type="dxa" w:w="40"/>
+              <w:left w:type="dxa" w:w="80"/>
+              <w:bottom w:type="dxa" w:w="40"/>
+              <w:right w:type="dxa" w:w="80"/>
+            </w:tcMar>
+            <w:vAlign w:val="center"/>
+          </w:tcPr>
+          <w:p>
+            <w:r>
+              <w:rPr>
+                <w:rFonts w:ascii="Arial" w:cs="Arial" w:eastAsia="Arial" w:hAnsi="Arial"/>
+                <w:color w:val="6B6B6B"/>
+                <w:sz w:val="13"/>
+                <w:szCs w:val="13"/>
+              </w:rPr>
+              <w:t xml:space="preserve">Bone Mass (Styku est.)</w:t>
+            </w:r>
+          </w:p>
+          <w:p>
+            <w:r>
+              <w:rPr>
+                <w:rFonts w:ascii="Arial" w:cs="Arial" w:eastAsia="Arial" w:hAnsi="Arial"/>
+                <w:b/>
+                <w:bCs/>
+                <w:color w:val="2C2C2C"/>
+                <w:sz w:val="15"/>
+                <w:szCs w:val="15"/>
+              </w:rPr>
+              <w:t xml:space="preserve">4.6 lbs</w:t>
+            </w:r>
+          </w:p>
+        </w:tc>
+        <w:tc>
+          <w:tcPr>
+            <w:tcW w:type="dxa" w:w="5220"/>
+            <w:tcBorders>
+              <w:top w:val="none" w:color="FFFFFF" w:sz="0"/>
+              <w:left w:val="none" w:color="FFFFFF" w:sz="0"/>
+              <w:bottom w:val="none" w:color="FFFFFF" w:sz="0"/>
+              <w:right w:val="none" w:color="FFFFFF" w:sz="0"/>
+            </w:tcBorders>
+            <w:shd w:fill="FFFFFF" w:color="auto" w:val="clear"/>
+            <w:tcMar>
+              <w:top w:type="dxa" w:w="40"/>
+              <w:left w:type="dxa" w:w="80"/>
+              <w:bottom w:type="dxa" w:w="40"/>
+              <w:right w:type="dxa" w:w="80"/>
+            </w:tcMar>
+            <w:vAlign w:val="center"/>
+          </w:tcPr>
+          <w:p>
+            <w:r>
+              <w:rPr>
+                <w:rFonts w:ascii="Arial" w:cs="Arial" w:eastAsia="Arial" w:hAnsi="Arial"/>
+                <w:color w:val="6B6B6B"/>
+                <w:sz w:val="13"/>
+                <w:szCs w:val="13"/>
+              </w:rPr>
+              <w:t xml:space="preserve">Left Arm LST</w:t>
+            </w:r>
+          </w:p>
+          <w:p>
+            <w:r>
+              <w:rPr>
+                <w:rFonts w:ascii="Arial" w:cs="Arial" w:eastAsia="Arial" w:hAnsi="Arial"/>
+                <w:b/>
+                <w:bCs/>
+                <w:color w:val="2C2C2C"/>
+                <w:sz w:val="15"/>
+                <w:szCs w:val="15"/>
+              </w:rPr>
+              <w:t xml:space="preserve">5.8 lbs</w:t>
+            </w:r>
+          </w:p>
+        </w:tc>
+      </w:tr>
+      <w:tr>
+        <w:tc>
+          <w:tcPr>
+            <w:tcW w:type="dxa" w:w="5220"/>
+            <w:tcBorders>
+              <w:top w:val="none" w:color="FFFFFF" w:sz="0"/>
+              <w:left w:val="none" w:color="FFFFFF" w:sz="0"/>
+              <w:bottom w:val="none" w:color="FFFFFF" w:sz="0"/>
+              <w:right w:val="none" w:color="FFFFFF" w:sz="0"/>
+            </w:tcBorders>
+            <w:shd w:fill="F0FAFA" w:color="auto" w:val="clear"/>
+            <w:tcMar>
+              <w:top w:type="dxa" w:w="40"/>
+              <w:left w:type="dxa" w:w="80"/>
+              <w:bottom w:type="dxa" w:w="40"/>
+              <w:right w:type="dxa" w:w="80"/>
+            </w:tcMar>
+            <w:vAlign w:val="center"/>
+          </w:tcPr>
+          <w:p>
+            <w:r>
+              <w:rPr>
+                <w:rFonts w:ascii="Arial" w:cs="Arial" w:eastAsia="Arial" w:hAnsi="Arial"/>
+                <w:color w:val="6B6B6B"/>
+                <w:sz w:val="13"/>
+                <w:szCs w:val="13"/>
+              </w:rPr>
+              <w:t xml:space="preserve">BMI</w:t>
+            </w:r>
+          </w:p>
+          <w:p>
+            <w:r>
+              <w:rPr>
+                <w:rFonts w:ascii="Arial" w:cs="Arial" w:eastAsia="Arial" w:hAnsi="Arial"/>
+                <w:b/>
+                <w:bCs/>
+                <w:color w:val="2C2C2C"/>
+                <w:sz w:val="15"/>
+                <w:szCs w:val="15"/>
+              </w:rPr>
+              <w:t xml:space="preserve">18.6</w:t>
+            </w:r>
+          </w:p>
+        </w:tc>
+        <w:tc>
+          <w:tcPr>
+            <w:tcW w:type="dxa" w:w="5220"/>
+            <w:tcBorders>
+              <w:top w:val="none" w:color="FFFFFF" w:sz="0"/>
+              <w:left w:val="none" w:color="FFFFFF" w:sz="0"/>
+              <w:bottom w:val="none" w:color="FFFFFF" w:sz="0"/>
+              <w:right w:val="none" w:color="FFFFFF" w:sz="0"/>
+            </w:tcBorders>
+            <w:shd w:fill="F0FAFA" w:color="auto" w:val="clear"/>
+            <w:tcMar>
+              <w:top w:type="dxa" w:w="40"/>
+              <w:left w:type="dxa" w:w="80"/>
+              <w:bottom w:type="dxa" w:w="40"/>
+              <w:right w:type="dxa" w:w="80"/>
+            </w:tcMar>
+            <w:vAlign w:val="center"/>
+          </w:tcPr>
+          <w:p>
+            <w:r>
+              <w:rPr>
+                <w:rFonts w:ascii="Arial" w:cs="Arial" w:eastAsia="Arial" w:hAnsi="Arial"/>
+                <w:color w:val="6B6B6B"/>
+                <w:sz w:val="13"/>
+                <w:szCs w:val="13"/>
+              </w:rPr>
+              <w:t xml:space="preserve">Right Arm LST</w:t>
+            </w:r>
+          </w:p>
+          <w:p>
+            <w:r>
+              <w:rPr>
+                <w:rFonts w:ascii="Arial" w:cs="Arial" w:eastAsia="Arial" w:hAnsi="Arial"/>
+                <w:b/>
+                <w:bCs/>
+                <w:color w:val="2C2C2C"/>
+                <w:sz w:val="15"/>
+                <w:szCs w:val="15"/>
+              </w:rPr>
+              <w:t xml:space="preserve">6.1 lbs</w:t>
+            </w:r>
+          </w:p>
+        </w:tc>
+      </w:tr>
+      <w:tr>
+        <w:tc>
+          <w:tcPr>
+            <w:tcW w:type="dxa" w:w="5220"/>
+            <w:tcBorders>
+              <w:top w:val="none" w:color="FFFFFF" w:sz="0"/>
+              <w:left w:val="none" w:color="FFFFFF" w:sz="0"/>
+              <w:bottom w:val="none" w:color="FFFFFF" w:sz="0"/>
+              <w:right w:val="none" w:color="FFFFFF" w:sz="0"/>
+            </w:tcBorders>
+            <w:shd w:fill="FFFFFF" w:color="auto" w:val="clear"/>
+            <w:tcMar>
+              <w:top w:type="dxa" w:w="40"/>
+              <w:left w:type="dxa" w:w="80"/>
+              <w:bottom w:type="dxa" w:w="40"/>
+              <w:right w:type="dxa" w:w="80"/>
+            </w:tcMar>
+            <w:vAlign w:val="center"/>
+          </w:tcPr>
+          <w:p>
+            <w:r>
+              <w:rPr>
+                <w:rFonts w:ascii="Arial" w:cs="Arial" w:eastAsia="Arial" w:hAnsi="Arial"/>
+                <w:color w:val="6B6B6B"/>
+                <w:sz w:val="13"/>
+                <w:szCs w:val="13"/>
+              </w:rPr>
+              <w:t xml:space="preserve">BMR</w:t>
+            </w:r>
+          </w:p>
+          <w:p>
+            <w:r>
+              <w:rPr>
+                <w:rFonts w:ascii="Arial" w:cs="Arial" w:eastAsia="Arial" w:hAnsi="Arial"/>
+                <w:b/>
+                <w:bCs/>
+                <w:color w:val="2C2C2C"/>
+                <w:sz w:val="15"/>
+                <w:szCs w:val="15"/>
+              </w:rPr>
+              <w:t xml:space="preserve">1299 cal/day</w:t>
+            </w:r>
+          </w:p>
+        </w:tc>
+        <w:tc>
+          <w:tcPr>
+            <w:tcW w:type="dxa" w:w="5220"/>
+            <w:tcBorders>
+              <w:top w:val="none" w:color="FFFFFF" w:sz="0"/>
+              <w:left w:val="none" w:color="FFFFFF" w:sz="0"/>
+              <w:bottom w:val="none" w:color="FFFFFF" w:sz="0"/>
+              <w:right w:val="none" w:color="FFFFFF" w:sz="0"/>
+            </w:tcBorders>
+            <w:shd w:fill="FFFFFF" w:color="auto" w:val="clear"/>
+            <w:tcMar>
+              <w:top w:type="dxa" w:w="40"/>
+              <w:left w:type="dxa" w:w="80"/>
+              <w:bottom w:type="dxa" w:w="40"/>
+              <w:right w:type="dxa" w:w="80"/>
+            </w:tcMar>
+            <w:vAlign w:val="center"/>
+          </w:tcPr>
+          <w:p>
+            <w:r>
+              <w:rPr>
+                <w:rFonts w:ascii="Arial" w:cs="Arial" w:eastAsia="Arial" w:hAnsi="Arial"/>
+                <w:color w:val="6B6B6B"/>
+                <w:sz w:val="13"/>
+                <w:szCs w:val="13"/>
+              </w:rPr>
+              <w:t xml:space="preserve">Left / Right Leg LST</w:t>
+            </w:r>
+          </w:p>
+          <w:p>
+            <w:r>
+              <w:rPr>
+                <w:rFonts w:ascii="Arial" w:cs="Arial" w:eastAsia="Arial" w:hAnsi="Arial"/>
+                <w:b/>
+                <w:bCs/>
+                <w:color w:val="2C2C2C"/>
+                <w:sz w:val="15"/>
+                <w:szCs w:val="15"/>
+              </w:rPr>
+              <w:t xml:space="preserve">13.8 / 14.3 lbs</w:t>
+            </w:r>
+          </w:p>
+        </w:tc>
+      </w:tr>
+    </w:tbl>
+    <w:p>
+      <w:pPr>
+        <w:spacing w:after="100"/>
+      </w:pPr>
+    </w:p>
+    <w:p>
+      <w:pPr>
+        <w:spacing w:after="100"/>
+      </w:pPr>
+      <w:r>
+        <w:rPr>
+          <w:rFonts w:ascii="Arial" w:cs="Arial" w:eastAsia="Arial" w:hAnsi="Arial"/>
+          <w:b/>
+          <w:bCs/>
+          <w:color w:val="00695C"/>
+          <w:sz w:val="17"/>
+          <w:szCs w:val="17"/>
+        </w:rPr>
+        <w:t xml:space="preserve">Peer Comparison:  </w:t>
+      </w:r>
+      <w:r>
+        <w:rPr>
+          <w:rFonts w:ascii="Arial" w:cs="Arial" w:eastAsia="Arial" w:hAnsi="Arial"/>
+          <w:color w:val="2C2C2C"/>
+          <w:sz w:val="17"/>
+          <w:szCs w:val="17"/>
+        </w:rPr>
+        <w:t xml:space="preserve">Lower body fat than 70% of her peers.</w:t>
       </w:r>
     </w:p>
     <w:p>

--- a/clients/nicolette_scott/Nicolette_Scott_2Day_AtHome_Training_Plan_Client_View.docx
+++ b/clients/nicolette_scott/Nicolette_Scott_2Day_AtHome_Training_Plan_Client_View.docx
@@ -2014,7 +2014,7 @@
           <w:sz w:val="17"/>
           <w:szCs w:val="17"/>
         </w:rPr>
-        <w:t xml:space="preserve">~16g per meal (≈0.3 g/kg), across 4 meals spaced 3–4 hours apart.</w:t>
+        <w:t xml:space="preserve">~21g per meal (0.40 g/kg), across 4 meals spaced 3–4 hours apart.</w:t>
       </w:r>
     </w:p>
     <w:p>
